--- a/docs/reports/2026-07-16/Smart_Shelter_Progress_Report_Funder_2026-07-16.docx
+++ b/docs/reports/2026-07-16/Smart_Shelter_Progress_Report_Funder_2026-07-16.docx
@@ -4,184 +4,129 @@
   <w:body>
     <w:p>
       <w:pPr>
-        <w:pStyle w:val="Title"/>
+        <w:spacing w:after="80" w:line="240" w:lineRule="auto"/>
+        <w:jc w:val="center"/>
+        <w:rPr>
+          <w:rFonts w:ascii="TH SarabunPSK" w:hAnsi="TH SarabunPSK" w:cs="TH SarabunPSK" w:hint="cs"/>
+        </w:rPr>
       </w:pPr>
       <w:r>
+        <w:rPr>
+          <w:rFonts w:ascii="TH SarabunPSK" w:hAnsi="TH SarabunPSK" w:cs="TH SarabunPSK" w:hint="cs"/>
+          <w:b/>
+          <w:color w:val="1A3A5C"/>
+          <w:sz w:val="36"/>
+        </w:rPr>
         <w:t xml:space="preserve">Smart Shelter — </w:t>
       </w:r>
-      <w:proofErr w:type="spellStart"/>
       <w:r>
+        <w:rPr>
+          <w:rFonts w:ascii="TH SarabunPSK" w:hAnsi="TH SarabunPSK" w:cs="TH SarabunPSK" w:hint="cs"/>
+          <w:b/>
+          <w:color w:val="1A3A5C"/>
+          <w:sz w:val="36"/>
+        </w:rPr>
         <w:t>ระบบบริหารศูนย์พักพิง</w:t>
       </w:r>
-      <w:proofErr w:type="spellEnd"/>
     </w:p>
     <w:p>
       <w:pPr>
         <w:spacing w:after="160" w:line="240" w:lineRule="auto"/>
         <w:jc w:val="center"/>
         <w:rPr>
-          <w:rFonts w:hint="cs"/>
+          <w:rFonts w:ascii="TH SarabunPSK" w:hAnsi="TH SarabunPSK" w:cs="TH SarabunPSK" w:hint="cs"/>
         </w:rPr>
       </w:pPr>
-      <w:proofErr w:type="spellStart"/>
       <w:r>
         <w:rPr>
-          <w:rFonts w:eastAsia="TH Sarabun New" w:hint="cs"/>
+          <w:rFonts w:ascii="TH SarabunPSK" w:hAnsi="TH SarabunPSK" w:cs="TH SarabunPSK" w:hint="cs"/>
           <w:b/>
           <w:color w:val="222222"/>
           <w:sz w:val="26"/>
         </w:rPr>
         <w:t>รายงานความคืบหน้าการพัฒนาซอฟต์แวร์</w:t>
       </w:r>
-      <w:proofErr w:type="spellEnd"/>
       <w:r>
         <w:rPr>
-          <w:rFonts w:eastAsia="TH Sarabun New" w:hint="cs"/>
+          <w:rFonts w:ascii="TH SarabunPSK" w:hAnsi="TH SarabunPSK" w:cs="TH SarabunPSK" w:hint="cs"/>
           <w:b/>
           <w:color w:val="222222"/>
           <w:sz w:val="26"/>
         </w:rPr>
         <w:br/>
       </w:r>
-      <w:proofErr w:type="spellStart"/>
       <w:r>
         <w:rPr>
-          <w:rFonts w:eastAsia="TH Sarabun New" w:hint="cs"/>
+          <w:rFonts w:ascii="TH SarabunPSK" w:hAnsi="TH SarabunPSK" w:cs="TH SarabunPSK" w:hint="cs"/>
           <w:b/>
           <w:color w:val="222222"/>
           <w:sz w:val="26"/>
         </w:rPr>
-        <w:t>สำหรับเจ้าของทุน</w:t>
+        <w:t>สำหรับเจ้าของทุน / ผู้สนับสนุนโครงการ</w:t>
       </w:r>
-      <w:proofErr w:type="spellEnd"/>
-      <w:r>
-        <w:rPr>
-          <w:rFonts w:eastAsia="TH Sarabun New" w:hint="cs"/>
-          <w:b/>
-          <w:color w:val="222222"/>
-          <w:sz w:val="26"/>
-        </w:rPr>
-        <w:t xml:space="preserve"> / </w:t>
-      </w:r>
-      <w:proofErr w:type="spellStart"/>
-      <w:r>
-        <w:rPr>
-          <w:rFonts w:eastAsia="TH Sarabun New" w:hint="cs"/>
-          <w:b/>
-          <w:color w:val="222222"/>
-          <w:sz w:val="26"/>
-        </w:rPr>
-        <w:t>ผู้สนับสนุนโครงการ</w:t>
-      </w:r>
-      <w:proofErr w:type="spellEnd"/>
     </w:p>
     <w:p>
       <w:pPr>
         <w:spacing w:after="280" w:line="240" w:lineRule="auto"/>
         <w:jc w:val="center"/>
         <w:rPr>
-          <w:rFonts w:hint="cs"/>
+          <w:rFonts w:ascii="TH SarabunPSK" w:hAnsi="TH SarabunPSK" w:cs="TH SarabunPSK" w:hint="cs"/>
         </w:rPr>
       </w:pPr>
       <w:r>
         <w:rPr>
-          <w:rFonts w:eastAsia="TH Sarabun New" w:hint="cs"/>
+          <w:rFonts w:ascii="TH SarabunPSK" w:hAnsi="TH SarabunPSK" w:cs="TH SarabunPSK" w:hint="cs"/>
           <w:color w:val="555555"/>
           <w:sz w:val="24"/>
         </w:rPr>
-        <w:t>ประจำวันที่ 16 กรกฎาคม 2026</w:t>
+        <w:t>ประจำวันที่ 18 กรกฎาคม 2026</w:t>
       </w:r>
     </w:p>
     <w:p>
       <w:pPr>
-        <w:pStyle w:val="Heading1"/>
+        <w:spacing w:before="280" w:after="120" w:line="240" w:lineRule="auto"/>
+        <w:jc w:val="thaiDistribute"/>
+        <w:rPr>
+          <w:rFonts w:ascii="TH SarabunPSK" w:hAnsi="TH SarabunPSK" w:cs="TH SarabunPSK" w:hint="cs"/>
+        </w:rPr>
       </w:pPr>
-      <w:proofErr w:type="spellStart"/>
       <w:r>
-        <w:t>สรุปภาพรวม</w:t>
-      </w:r>
-      <w:proofErr w:type="spellEnd"/>
-      <w:r>
-        <w:t xml:space="preserve"> (</w:t>
-      </w:r>
-      <w:proofErr w:type="spellStart"/>
-      <w:r>
-        <w:t>อ่านหน้าเดียวนี้ก็เข้าใจสถานะได้</w:t>
-      </w:r>
-      <w:proofErr w:type="spellEnd"/>
-      <w:r>
-        <w:t>)</w:t>
+        <w:rPr>
+          <w:rFonts w:ascii="TH SarabunPSK" w:hAnsi="TH SarabunPSK" w:cs="TH SarabunPSK" w:hint="cs"/>
+          <w:b/>
+          <w:color w:val="1A3A5C"/>
+          <w:sz w:val="30"/>
+        </w:rPr>
+        <w:t>สรุปภาพรวม (อ่านหน้าเดียวนี้ก็เข้าใจสถานะได้)</w:t>
       </w:r>
     </w:p>
     <w:p>
       <w:pPr>
         <w:spacing w:after="120" w:line="240" w:lineRule="auto"/>
-        <w:ind w:firstLine="720"/>
         <w:jc w:val="thaiDistribute"/>
         <w:rPr>
-          <w:rFonts w:hint="cs"/>
+          <w:rFonts w:ascii="TH SarabunPSK" w:hAnsi="TH SarabunPSK" w:cs="TH SarabunPSK" w:hint="cs"/>
         </w:rPr>
       </w:pPr>
-      <w:proofErr w:type="spellStart"/>
       <w:r>
         <w:rPr>
-          <w:rFonts w:eastAsia="TH Sarabun New" w:hint="cs"/>
+          <w:rFonts w:ascii="TH SarabunPSK" w:hAnsi="TH SarabunPSK" w:cs="TH SarabunPSK" w:hint="cs"/>
           <w:color w:val="222222"/>
         </w:rPr>
-        <w:t>ความคืบหน้าในรายงานฉบับนี้คิดจากระบบทั้งโครงการ</w:t>
-      </w:r>
-      <w:proofErr w:type="spellEnd"/>
-      <w:r>
-        <w:rPr>
-          <w:rFonts w:eastAsia="TH Sarabun New" w:hint="cs"/>
-          <w:color w:val="222222"/>
-        </w:rPr>
-        <w:t xml:space="preserve"> (</w:t>
-      </w:r>
-      <w:proofErr w:type="spellStart"/>
-      <w:r>
-        <w:rPr>
-          <w:rFonts w:eastAsia="TH Sarabun New" w:hint="cs"/>
-          <w:color w:val="222222"/>
-        </w:rPr>
-        <w:t>รวมทุกช่วงงานจนจบโครงการ</w:t>
-      </w:r>
-      <w:proofErr w:type="spellEnd"/>
-      <w:r>
-        <w:rPr>
-          <w:rFonts w:eastAsia="TH Sarabun New" w:hint="cs"/>
-          <w:color w:val="222222"/>
-        </w:rPr>
-        <w:t xml:space="preserve">) </w:t>
-      </w:r>
-      <w:proofErr w:type="spellStart"/>
-      <w:r>
-        <w:rPr>
-          <w:rFonts w:eastAsia="TH Sarabun New" w:hint="cs"/>
-          <w:color w:val="222222"/>
-        </w:rPr>
-        <w:t>โดยวัดจากความสำเร็จของงานหลักแต่ละชิ้นเฉลี่ยเท่ากัน</w:t>
-      </w:r>
-      <w:proofErr w:type="spellEnd"/>
-      <w:r>
-        <w:rPr>
-          <w:rFonts w:eastAsia="TH Sarabun New" w:hint="cs"/>
-          <w:color w:val="222222"/>
-        </w:rPr>
-        <w:t xml:space="preserve"> — ไม่ถ่วงน้ำหนักด้วยจำนวนวันทำงาน (man-days)</w:t>
+        <w:t>ความคืบหน้าในรายงานฉบับนี้คิดจากระบบทั้งโครงการ (รวมทุกช่วงงานจนจบโครงการ) โดยวัดจากความสำเร็จของงานหลักแต่ละชิ้นเฉลี่ยเท่ากัน — ไม่ถ่วงน้ำหนักด้วยจำนวนวันทำงาน (man-days)</w:t>
       </w:r>
     </w:p>
     <w:p>
       <w:pPr>
         <w:spacing w:after="80" w:line="240" w:lineRule="auto"/>
-        <w:jc w:val="center"/>
-        <w:rPr>
-          <w:rFonts w:hint="cs"/>
+        <w:jc w:val="thaiDistribute"/>
+        <w:rPr>
+          <w:rFonts w:ascii="TH SarabunPSK" w:hAnsi="TH SarabunPSK" w:cs="TH SarabunPSK" w:hint="cs"/>
         </w:rPr>
       </w:pPr>
       <w:r>
         <w:rPr>
-          <w:rFonts w:eastAsia="TH Sarabun New" w:hint="cs"/>
+          <w:rFonts w:ascii="TH SarabunPSK" w:hAnsi="TH SarabunPSK" w:cs="TH SarabunPSK" w:hint="cs"/>
           <w:b/>
           <w:color w:val="1B5E3B"/>
           <w:sz w:val="26"/>
@@ -194,12 +139,12 @@
         <w:spacing w:after="120" w:line="240" w:lineRule="auto"/>
         <w:jc w:val="thaiDistribute"/>
         <w:rPr>
-          <w:rFonts w:hint="cs"/>
+          <w:rFonts w:ascii="TH SarabunPSK" w:hAnsi="TH SarabunPSK" w:cs="TH SarabunPSK" w:hint="cs"/>
         </w:rPr>
       </w:pPr>
       <w:r>
         <w:rPr>
-          <w:rFonts w:eastAsia="TH Sarabun New" w:hint="cs"/>
+          <w:rFonts w:ascii="TH SarabunPSK" w:hAnsi="TH SarabunPSK" w:cs="TH SarabunPSK" w:hint="cs"/>
           <w:color w:val="555555"/>
           <w:sz w:val="20"/>
         </w:rPr>
@@ -209,35 +154,50 @@
     <w:p>
       <w:pPr>
         <w:spacing w:after="120" w:line="240" w:lineRule="auto"/>
-        <w:ind w:firstLine="720"/>
         <w:jc w:val="thaiDistribute"/>
         <w:rPr>
-          <w:rFonts w:hint="cs"/>
+          <w:rFonts w:ascii="TH SarabunPSK" w:hAnsi="TH SarabunPSK" w:cs="TH SarabunPSK" w:hint="cs"/>
         </w:rPr>
       </w:pPr>
       <w:r>
         <w:rPr>
-          <w:rFonts w:eastAsia="TH Sarabun New" w:hint="cs"/>
+          <w:rFonts w:ascii="TH SarabunPSK" w:hAnsi="TH SarabunPSK" w:cs="TH SarabunPSK" w:hint="cs"/>
+          <w:b/>
           <w:color w:val="222222"/>
         </w:rPr>
-        <w:t>ในช่วงนี้ทีมโฟกัสที่ “ฐานรากของระบบศูนย์พักพิง” — ให้เจ้าหน้าที่ลงทะเบียนผู้ประสบภัยได้ จัดโซนพัก จัดการคลังของ บันทึกครัวอาหาร มีหน้าเว็บสาธารณะ และค้นหาญาติได้แล้ว ฟีเจอร์หลักหลายส่วนพร้อมใช้งาน/ทดลองใช้ แต่ทั้งระบบยังมีงานเฟสถัดไป (เช่น อาสาสมัคร ความปลอดภัยในศูนย์) และงาน API ส่งข้อมูลที่กำลังทำอยู่</w:t>
+        <w:t>สำคัญ: ระบบทั้งระบบยังไม่ได้ทดสอบการใช้งานจริงครบวงจร ตัวเลขความคืบหน้าสะท้อนว่ามีฟีเจอร์/โค้ดพัฒนาไปถึงไหนแล้ว ยังไม่ใช่การยืนยันว่าทุกส่วนพร้อมใช้งานในสถานการณ์จริง</w:t>
+      </w:r>
+    </w:p>
+    <w:p>
+      <w:pPr>
+        <w:spacing w:after="120" w:line="240" w:lineRule="auto"/>
+        <w:jc w:val="thaiDistribute"/>
+        <w:rPr>
+          <w:rFonts w:ascii="TH SarabunPSK" w:hAnsi="TH SarabunPSK" w:cs="TH SarabunPSK" w:hint="cs"/>
+        </w:rPr>
+      </w:pPr>
+      <w:r>
+        <w:rPr>
+          <w:rFonts w:ascii="TH SarabunPSK" w:hAnsi="TH SarabunPSK" w:cs="TH SarabunPSK" w:hint="cs"/>
+          <w:color w:val="222222"/>
+        </w:rPr>
+        <w:t>ในช่วงนี้ทีมโฟกัสที่ “ฐานรากของระบบศูนย์พักพิง” — มีโครงลงทะเบียนผู้ประสบภัย จัดโซนพัก หน้าเว็บสาธารณะ และค้นหาญาติ รวมถึงมีโครงคลังวัสดุและครัวอาหาร แต่คลังและอาหารยังต้องปรับแก้ requirement และพารามิเตอร์ยังไม่ได้ทดสอบ งานเฟสถัดไป (เช่น อาสาสมัคร ความปลอดภัยในศูนย์) และ API ส่งข้อมูลยังอยู่ระหว่างดำเนินการ</w:t>
       </w:r>
     </w:p>
     <w:p>
       <w:pPr>
         <w:spacing w:after="80" w:line="240" w:lineRule="auto"/>
-        <w:ind w:firstLine="720"/>
         <w:jc w:val="thaiDistribute"/>
         <w:rPr>
-          <w:rFonts w:hint="cs"/>
+          <w:rFonts w:ascii="TH SarabunPSK" w:hAnsi="TH SarabunPSK" w:cs="TH SarabunPSK" w:hint="cs"/>
         </w:rPr>
       </w:pPr>
       <w:r>
         <w:rPr>
-          <w:rFonts w:eastAsia="TH Sarabun New" w:hint="cs"/>
+          <w:rFonts w:ascii="TH SarabunPSK" w:hAnsi="TH SarabunPSK" w:cs="TH SarabunPSK" w:hint="cs"/>
           <w:color w:val="222222"/>
         </w:rPr>
-        <w:t>นอกจากนี้ งานที่พร้อมทดลองใช้แล้ว ยังต้องผ่าน 2 ขั้นตอนก่อนยืนยันว่าใช้งานได้จริงบนหน้างาน:</w:t>
+        <w:t>สิ่งที่ยังต้องทำก่อนยืนยันความพร้อมใช้งานจริง:</w:t>
       </w:r>
     </w:p>
     <w:p>
@@ -246,12 +206,29 @@
         <w:spacing w:after="60"/>
         <w:jc w:val="thaiDistribute"/>
         <w:rPr>
-          <w:rFonts w:hint="cs"/>
+          <w:rFonts w:ascii="TH SarabunPSK" w:hAnsi="TH SarabunPSK" w:cs="TH SarabunPSK" w:hint="cs"/>
         </w:rPr>
       </w:pPr>
       <w:r>
         <w:rPr>
-          <w:rFonts w:eastAsia="TH Sarabun New" w:hint="cs"/>
+          <w:rFonts w:ascii="TH SarabunPSK" w:hAnsi="TH SarabunPSK" w:cs="TH SarabunPSK" w:hint="cs"/>
+          <w:color w:val="222222"/>
+        </w:rPr>
+        <w:t>ทดสอบทั้งระบบด้วยมือ (manual) เดิน flow การใช้งานจริงครบวงจร — ยังไม่ได้ทำ</w:t>
+      </w:r>
+    </w:p>
+    <w:p>
+      <w:pPr>
+        <w:pStyle w:val="ListBullet"/>
+        <w:spacing w:after="60"/>
+        <w:jc w:val="thaiDistribute"/>
+        <w:rPr>
+          <w:rFonts w:ascii="TH SarabunPSK" w:hAnsi="TH SarabunPSK" w:cs="TH SarabunPSK" w:hint="cs"/>
+        </w:rPr>
+      </w:pPr>
+      <w:r>
+        <w:rPr>
+          <w:rFonts w:ascii="TH SarabunPSK" w:hAnsi="TH SarabunPSK" w:cs="TH SarabunPSK" w:hint="cs"/>
           <w:color w:val="222222"/>
         </w:rPr>
         <w:t>เก็บ feedback จากผู้ใช้งานจริงอย่างเป็นระบบ</w:t>
@@ -263,33 +240,40 @@
         <w:spacing w:after="60"/>
         <w:jc w:val="thaiDistribute"/>
         <w:rPr>
-          <w:rFonts w:hint="cs"/>
+          <w:rFonts w:ascii="TH SarabunPSK" w:hAnsi="TH SarabunPSK" w:cs="TH SarabunPSK" w:hint="cs"/>
         </w:rPr>
       </w:pPr>
       <w:r>
         <w:rPr>
-          <w:rFonts w:eastAsia="TH Sarabun New" w:hint="cs"/>
+          <w:rFonts w:ascii="TH SarabunPSK" w:hAnsi="TH SarabunPSK" w:cs="TH SarabunPSK" w:hint="cs"/>
           <w:color w:val="222222"/>
         </w:rPr>
-        <w:t>ทดสอบด้วยมือ (manual) เดิน flow การใช้งานจริงครบวงจร เพื่อดูว่า UX ใช้งานง่ายและติดขัดตรงไหน</w:t>
+        <w:t>ปรับ requirement ของระบบคลังและครัวอาหาร ให้ตรงการใช้งานจริง และทดสอบพารามิเตอร์ที่เกี่ยวข้อง</w:t>
       </w:r>
     </w:p>
     <w:p>
       <w:pPr>
-        <w:pStyle w:val="Heading2"/>
-        <w:rPr>
-          <w:rFonts w:hint="cs"/>
+        <w:spacing w:before="280" w:after="120" w:line="240" w:lineRule="auto"/>
+        <w:jc w:val="thaiDistribute"/>
+        <w:rPr>
+          <w:rFonts w:ascii="TH SarabunPSK" w:hAnsi="TH SarabunPSK" w:cs="TH SarabunPSK" w:hint="cs"/>
         </w:rPr>
       </w:pPr>
       <w:r>
         <w:rPr>
-          <w:rFonts w:hint="cs"/>
+          <w:rFonts w:ascii="TH SarabunPSK" w:hAnsi="TH SarabunPSK" w:cs="TH SarabunPSK" w:hint="cs"/>
+          <w:b/>
+          <w:color w:val="1A3A5C"/>
+          <w:sz w:val="30"/>
         </w:rPr>
         <w:t xml:space="preserve">1. </w:t>
       </w:r>
       <w:r>
         <w:rPr>
-          <w:rFonts w:hint="cs"/>
+          <w:rFonts w:ascii="TH SarabunPSK" w:hAnsi="TH SarabunPSK" w:cs="TH SarabunPSK" w:hint="cs"/>
+          <w:b/>
+          <w:color w:val="1A3A5C"/>
+          <w:sz w:val="30"/>
         </w:rPr>
         <w:t>สถานะงานแบบภาพรวม (ทั้งระบบ)</w:t>
       </w:r>
@@ -315,12 +299,12 @@
             <w:pPr>
               <w:jc w:val="thaiDistribute"/>
               <w:rPr>
-                <w:rFonts w:hint="cs"/>
+                <w:rFonts w:ascii="TH SarabunPSK" w:hAnsi="TH SarabunPSK" w:cs="TH SarabunPSK" w:hint="cs"/>
               </w:rPr>
             </w:pPr>
             <w:r>
               <w:rPr>
-                <w:rFonts w:eastAsia="TH Sarabun New" w:hint="cs"/>
+                <w:rFonts w:ascii="TH SarabunPSK" w:hAnsi="TH SarabunPSK" w:cs="TH SarabunPSK" w:hint="cs"/>
                 <w:b/>
                 <w:color w:val="FFFFFF"/>
                 <w:sz w:val="20"/>
@@ -338,12 +322,12 @@
             <w:pPr>
               <w:jc w:val="thaiDistribute"/>
               <w:rPr>
-                <w:rFonts w:hint="cs"/>
+                <w:rFonts w:ascii="TH SarabunPSK" w:hAnsi="TH SarabunPSK" w:cs="TH SarabunPSK" w:hint="cs"/>
               </w:rPr>
             </w:pPr>
             <w:r>
               <w:rPr>
-                <w:rFonts w:eastAsia="TH Sarabun New" w:hint="cs"/>
+                <w:rFonts w:ascii="TH SarabunPSK" w:hAnsi="TH SarabunPSK" w:cs="TH SarabunPSK" w:hint="cs"/>
                 <w:b/>
                 <w:color w:val="FFFFFF"/>
                 <w:sz w:val="20"/>
@@ -361,12 +345,12 @@
             <w:pPr>
               <w:jc w:val="thaiDistribute"/>
               <w:rPr>
-                <w:rFonts w:hint="cs"/>
+                <w:rFonts w:ascii="TH SarabunPSK" w:hAnsi="TH SarabunPSK" w:cs="TH SarabunPSK" w:hint="cs"/>
               </w:rPr>
             </w:pPr>
             <w:r>
               <w:rPr>
-                <w:rFonts w:eastAsia="TH Sarabun New" w:hint="cs"/>
+                <w:rFonts w:ascii="TH SarabunPSK" w:hAnsi="TH SarabunPSK" w:cs="TH SarabunPSK" w:hint="cs"/>
                 <w:b/>
                 <w:color w:val="FFFFFF"/>
                 <w:sz w:val="20"/>
@@ -383,14 +367,13 @@
           </w:tcPr>
           <w:p>
             <w:pPr>
-              <w:jc w:val="thaiDistribute"/>
-              <w:rPr>
-                <w:rFonts w:hint="cs"/>
+              <w:rPr>
+                <w:rFonts w:ascii="TH SarabunPSK" w:hAnsi="TH SarabunPSK" w:cs="TH SarabunPSK" w:hint="cs"/>
               </w:rPr>
             </w:pPr>
             <w:r>
               <w:rPr>
-                <w:rFonts w:eastAsia="TH Sarabun New" w:hint="cs"/>
+                <w:rFonts w:ascii="TH SarabunPSK" w:hAnsi="TH SarabunPSK" w:cs="TH SarabunPSK" w:hint="cs"/>
                 <w:color w:val="222222"/>
                 <w:sz w:val="20"/>
               </w:rPr>
@@ -404,14 +387,13 @@
           </w:tcPr>
           <w:p>
             <w:pPr>
-              <w:jc w:val="thaiDistribute"/>
-              <w:rPr>
-                <w:rFonts w:hint="cs"/>
+              <w:rPr>
+                <w:rFonts w:ascii="TH SarabunPSK" w:hAnsi="TH SarabunPSK" w:cs="TH SarabunPSK" w:hint="cs"/>
               </w:rPr>
             </w:pPr>
             <w:r>
               <w:rPr>
-                <w:rFonts w:eastAsia="TH Sarabun New" w:hint="cs"/>
+                <w:rFonts w:ascii="TH SarabunPSK" w:hAnsi="TH SarabunPSK" w:cs="TH SarabunPSK" w:hint="cs"/>
                 <w:color w:val="222222"/>
                 <w:sz w:val="20"/>
               </w:rPr>
@@ -425,18 +407,17 @@
           </w:tcPr>
           <w:p>
             <w:pPr>
-              <w:jc w:val="thaiDistribute"/>
-              <w:rPr>
-                <w:rFonts w:hint="cs"/>
+              <w:rPr>
+                <w:rFonts w:ascii="TH SarabunPSK" w:hAnsi="TH SarabunPSK" w:cs="TH SarabunPSK" w:hint="cs"/>
               </w:rPr>
             </w:pPr>
             <w:r>
               <w:rPr>
-                <w:rFonts w:eastAsia="TH Sarabun New" w:hint="cs"/>
+                <w:rFonts w:ascii="TH SarabunPSK" w:hAnsi="TH SarabunPSK" w:cs="TH SarabunPSK" w:hint="cs"/>
                 <w:color w:val="222222"/>
                 <w:sz w:val="20"/>
               </w:rPr>
-              <w:t>เฉลี่ยความสำเร็จของงานหลักทุกชิ้นเท่ากัน — รวมค้นหาญาติที่พร้อมใช้แล้ว และ API ที่กำลังทำ</w:t>
+              <w:t>เฉลี่ยความสำเร็จของงานหลักทุกชิ้นเท่ากัน — ยังไม่รวมผลการทดสอบทั้งระบบ</w:t>
             </w:r>
           </w:p>
         </w:tc>
@@ -448,18 +429,17 @@
           </w:tcPr>
           <w:p>
             <w:pPr>
-              <w:jc w:val="thaiDistribute"/>
-              <w:rPr>
-                <w:rFonts w:hint="cs"/>
+              <w:rPr>
+                <w:rFonts w:ascii="TH SarabunPSK" w:hAnsi="TH SarabunPSK" w:cs="TH SarabunPSK" w:hint="cs"/>
               </w:rPr>
             </w:pPr>
             <w:r>
               <w:rPr>
-                <w:rFonts w:eastAsia="TH Sarabun New" w:hint="cs"/>
+                <w:rFonts w:ascii="TH SarabunPSK" w:hAnsi="TH SarabunPSK" w:cs="TH SarabunPSK" w:hint="cs"/>
                 <w:color w:val="222222"/>
                 <w:sz w:val="20"/>
               </w:rPr>
-              <w:t>ตัวเลขอ้างอิงจากบอร์ดเดิม</w:t>
+              <w:t>สถานะการทดสอบทั้งระบบ</w:t>
             </w:r>
           </w:p>
         </w:tc>
@@ -469,18 +449,17 @@
           </w:tcPr>
           <w:p>
             <w:pPr>
-              <w:jc w:val="thaiDistribute"/>
-              <w:rPr>
-                <w:rFonts w:hint="cs"/>
+              <w:rPr>
+                <w:rFonts w:ascii="TH SarabunPSK" w:hAnsi="TH SarabunPSK" w:cs="TH SarabunPSK" w:hint="cs"/>
               </w:rPr>
             </w:pPr>
             <w:r>
               <w:rPr>
-                <w:rFonts w:eastAsia="TH Sarabun New" w:hint="cs"/>
+                <w:rFonts w:ascii="TH SarabunPSK" w:hAnsi="TH SarabunPSK" w:cs="TH SarabunPSK" w:hint="cs"/>
                 <w:color w:val="222222"/>
                 <w:sz w:val="20"/>
               </w:rPr>
-              <w:t>46.96%</w:t>
+              <w:t>ยังไม่ได้ทดสอบ</w:t>
             </w:r>
           </w:p>
         </w:tc>
@@ -490,18 +469,17 @@
           </w:tcPr>
           <w:p>
             <w:pPr>
-              <w:jc w:val="thaiDistribute"/>
-              <w:rPr>
-                <w:rFonts w:hint="cs"/>
+              <w:rPr>
+                <w:rFonts w:ascii="TH SarabunPSK" w:hAnsi="TH SarabunPSK" w:cs="TH SarabunPSK" w:hint="cs"/>
               </w:rPr>
             </w:pPr>
             <w:r>
               <w:rPr>
-                <w:rFonts w:eastAsia="TH Sarabun New" w:hint="cs"/>
+                <w:rFonts w:ascii="TH SarabunPSK" w:hAnsi="TH SarabunPSK" w:cs="TH SarabunPSK" w:hint="cs"/>
                 <w:color w:val="222222"/>
                 <w:sz w:val="20"/>
               </w:rPr>
-              <w:t>ยังนับค้นหาญาติ/API เป็นยังไม่เริ่ม — ต่ำกว่าสถานะจริง</w:t>
+              <w:t>ยังไม่มีผลการยืนยัน UX / flow ครบวงจรทั้งระบบ</w:t>
             </w:r>
           </w:p>
         </w:tc>
@@ -513,14 +491,75 @@
           </w:tcPr>
           <w:p>
             <w:pPr>
-              <w:jc w:val="thaiDistribute"/>
-              <w:rPr>
-                <w:rFonts w:hint="cs"/>
+              <w:rPr>
+                <w:rFonts w:ascii="TH SarabunPSK" w:hAnsi="TH SarabunPSK" w:cs="TH SarabunPSK" w:hint="cs"/>
               </w:rPr>
             </w:pPr>
             <w:r>
               <w:rPr>
-                <w:rFonts w:eastAsia="TH Sarabun New" w:hint="cs"/>
+                <w:rFonts w:ascii="TH SarabunPSK" w:hAnsi="TH SarabunPSK" w:cs="TH SarabunPSK" w:hint="cs"/>
+                <w:color w:val="222222"/>
+                <w:sz w:val="20"/>
+              </w:rPr>
+              <w:t>ตัวเลขอ้างอิงจากบอร์ดเดิม</w:t>
+            </w:r>
+          </w:p>
+        </w:tc>
+        <w:tc>
+          <w:tcPr>
+            <w:tcW w:w="3249" w:type="dxa"/>
+          </w:tcPr>
+          <w:p>
+            <w:pPr>
+              <w:rPr>
+                <w:rFonts w:ascii="TH SarabunPSK" w:hAnsi="TH SarabunPSK" w:cs="TH SarabunPSK" w:hint="cs"/>
+              </w:rPr>
+            </w:pPr>
+            <w:r>
+              <w:rPr>
+                <w:rFonts w:ascii="TH SarabunPSK" w:hAnsi="TH SarabunPSK" w:cs="TH SarabunPSK" w:hint="cs"/>
+                <w:color w:val="222222"/>
+                <w:sz w:val="20"/>
+              </w:rPr>
+              <w:t>46.96%</w:t>
+            </w:r>
+          </w:p>
+        </w:tc>
+        <w:tc>
+          <w:tcPr>
+            <w:tcW w:w="3249" w:type="dxa"/>
+          </w:tcPr>
+          <w:p>
+            <w:pPr>
+              <w:rPr>
+                <w:rFonts w:ascii="TH SarabunPSK" w:hAnsi="TH SarabunPSK" w:cs="TH SarabunPSK" w:hint="cs"/>
+              </w:rPr>
+            </w:pPr>
+            <w:r>
+              <w:rPr>
+                <w:rFonts w:ascii="TH SarabunPSK" w:hAnsi="TH SarabunPSK" w:cs="TH SarabunPSK" w:hint="cs"/>
+                <w:color w:val="222222"/>
+                <w:sz w:val="20"/>
+              </w:rPr>
+              <w:t>ยังนับค้นหาญาติ/API เป็นยังไม่เริ่ม — ต่ำกว่าสถานะพัฒนาจริง</w:t>
+            </w:r>
+          </w:p>
+        </w:tc>
+      </w:tr>
+      <w:tr>
+        <w:tc>
+          <w:tcPr>
+            <w:tcW w:w="3249" w:type="dxa"/>
+          </w:tcPr>
+          <w:p>
+            <w:pPr>
+              <w:rPr>
+                <w:rFonts w:ascii="TH SarabunPSK" w:hAnsi="TH SarabunPSK" w:cs="TH SarabunPSK" w:hint="cs"/>
+              </w:rPr>
+            </w:pPr>
+            <w:r>
+              <w:rPr>
+                <w:rFonts w:ascii="TH SarabunPSK" w:hAnsi="TH SarabunPSK" w:cs="TH SarabunPSK" w:hint="cs"/>
                 <w:color w:val="222222"/>
                 <w:sz w:val="20"/>
               </w:rPr>
@@ -534,14 +573,13 @@
           </w:tcPr>
           <w:p>
             <w:pPr>
-              <w:jc w:val="thaiDistribute"/>
-              <w:rPr>
-                <w:rFonts w:hint="cs"/>
+              <w:rPr>
+                <w:rFonts w:ascii="TH SarabunPSK" w:hAnsi="TH SarabunPSK" w:cs="TH SarabunPSK" w:hint="cs"/>
               </w:rPr>
             </w:pPr>
             <w:r>
               <w:rPr>
-                <w:rFonts w:eastAsia="TH Sarabun New" w:hint="cs"/>
+                <w:rFonts w:ascii="TH SarabunPSK" w:hAnsi="TH SarabunPSK" w:cs="TH SarabunPSK" w:hint="cs"/>
                 <w:color w:val="222222"/>
                 <w:sz w:val="20"/>
               </w:rPr>
@@ -549,7 +587,7 @@
             </w:r>
             <w:r>
               <w:rPr>
-                <w:rFonts w:eastAsia="TH Sarabun New" w:hint="cs"/>
+                <w:rFonts w:ascii="TH SarabunPSK" w:hAnsi="TH SarabunPSK" w:cs="TH SarabunPSK" w:hint="cs"/>
                 <w:color w:val="222222"/>
                 <w:sz w:val="20"/>
               </w:rPr>
@@ -563,14 +601,13 @@
           </w:tcPr>
           <w:p>
             <w:pPr>
-              <w:jc w:val="thaiDistribute"/>
-              <w:rPr>
-                <w:rFonts w:hint="cs"/>
+              <w:rPr>
+                <w:rFonts w:ascii="TH SarabunPSK" w:hAnsi="TH SarabunPSK" w:cs="TH SarabunPSK" w:hint="cs"/>
               </w:rPr>
             </w:pPr>
             <w:r>
               <w:rPr>
-                <w:rFonts w:eastAsia="TH Sarabun New" w:hint="cs"/>
+                <w:rFonts w:ascii="TH SarabunPSK" w:hAnsi="TH SarabunPSK" w:cs="TH SarabunPSK" w:hint="cs"/>
                 <w:color w:val="222222"/>
                 <w:sz w:val="20"/>
               </w:rPr>
@@ -586,18 +623,17 @@
           </w:tcPr>
           <w:p>
             <w:pPr>
-              <w:jc w:val="thaiDistribute"/>
-              <w:rPr>
-                <w:rFonts w:hint="cs"/>
+              <w:rPr>
+                <w:rFonts w:ascii="TH SarabunPSK" w:hAnsi="TH SarabunPSK" w:cs="TH SarabunPSK" w:hint="cs"/>
               </w:rPr>
             </w:pPr>
             <w:r>
               <w:rPr>
-                <w:rFonts w:eastAsia="TH Sarabun New" w:hint="cs"/>
+                <w:rFonts w:ascii="TH SarabunPSK" w:hAnsi="TH SarabunPSK" w:cs="TH SarabunPSK" w:hint="cs"/>
                 <w:color w:val="222222"/>
                 <w:sz w:val="20"/>
               </w:rPr>
-              <w:t>พร้อมทดลองใช้ / พร้อมใช้แล้ว</w:t>
+              <w:t>มีฟีเจอร์ในระบบแล้ว (ยังรอทดสอบทั้งระบบ)</w:t>
             </w:r>
           </w:p>
         </w:tc>
@@ -607,18 +643,17 @@
           </w:tcPr>
           <w:p>
             <w:pPr>
-              <w:jc w:val="thaiDistribute"/>
-              <w:rPr>
-                <w:rFonts w:hint="cs"/>
+              <w:rPr>
+                <w:rFonts w:ascii="TH SarabunPSK" w:hAnsi="TH SarabunPSK" w:cs="TH SarabunPSK" w:hint="cs"/>
               </w:rPr>
             </w:pPr>
             <w:r>
               <w:rPr>
-                <w:rFonts w:eastAsia="TH Sarabun New" w:hint="cs"/>
+                <w:rFonts w:ascii="TH SarabunPSK" w:hAnsi="TH SarabunPSK" w:cs="TH SarabunPSK" w:hint="cs"/>
                 <w:color w:val="222222"/>
                 <w:sz w:val="20"/>
               </w:rPr>
-              <w:t>ส่วนใหญ่ของฐานราก + ค้นหาญาติ</w:t>
+              <w:t>ฐานราก + ค้นหาญาติ + PDPA</w:t>
             </w:r>
           </w:p>
         </w:tc>
@@ -628,18 +663,17 @@
           </w:tcPr>
           <w:p>
             <w:pPr>
-              <w:jc w:val="thaiDistribute"/>
-              <w:rPr>
-                <w:rFonts w:hint="cs"/>
+              <w:rPr>
+                <w:rFonts w:ascii="TH SarabunPSK" w:hAnsi="TH SarabunPSK" w:cs="TH SarabunPSK" w:hint="cs"/>
               </w:rPr>
             </w:pPr>
             <w:r>
               <w:rPr>
-                <w:rFonts w:eastAsia="TH Sarabun New" w:hint="cs"/>
+                <w:rFonts w:ascii="TH SarabunPSK" w:hAnsi="TH SarabunPSK" w:cs="TH SarabunPSK" w:hint="cs"/>
                 <w:color w:val="222222"/>
                 <w:sz w:val="20"/>
               </w:rPr>
-              <w:t>รวมหน้าเว็บสาธารณะและ PDPA</w:t>
+              <w:t>หน้าเว็บสาธารณะใช้งานค้นหาญาติได้</w:t>
             </w:r>
           </w:p>
         </w:tc>
@@ -651,18 +685,17 @@
           </w:tcPr>
           <w:p>
             <w:pPr>
-              <w:jc w:val="thaiDistribute"/>
-              <w:rPr>
-                <w:rFonts w:hint="cs"/>
+              <w:rPr>
+                <w:rFonts w:ascii="TH SarabunPSK" w:hAnsi="TH SarabunPSK" w:cs="TH SarabunPSK" w:hint="cs"/>
               </w:rPr>
             </w:pPr>
             <w:r>
               <w:rPr>
-                <w:rFonts w:eastAsia="TH Sarabun New" w:hint="cs"/>
+                <w:rFonts w:ascii="TH SarabunPSK" w:hAnsi="TH SarabunPSK" w:cs="TH SarabunPSK" w:hint="cs"/>
                 <w:color w:val="222222"/>
                 <w:sz w:val="20"/>
               </w:rPr>
-              <w:t>กำลังทำอยู่</w:t>
+              <w:t>กำลังปรับ / กำลังทำ</w:t>
             </w:r>
           </w:p>
         </w:tc>
@@ -672,18 +705,17 @@
           </w:tcPr>
           <w:p>
             <w:pPr>
-              <w:jc w:val="thaiDistribute"/>
-              <w:rPr>
-                <w:rFonts w:hint="cs"/>
+              <w:rPr>
+                <w:rFonts w:ascii="TH SarabunPSK" w:hAnsi="TH SarabunPSK" w:cs="TH SarabunPSK" w:hint="cs"/>
               </w:rPr>
             </w:pPr>
             <w:r>
               <w:rPr>
-                <w:rFonts w:eastAsia="TH Sarabun New" w:hint="cs"/>
+                <w:rFonts w:ascii="TH SarabunPSK" w:hAnsi="TH SarabunPSK" w:cs="TH SarabunPSK" w:hint="cs"/>
                 <w:color w:val="222222"/>
                 <w:sz w:val="20"/>
               </w:rPr>
-              <w:t>มีหลายกลุ่ม</w:t>
+              <w:t>คลัง, อาหาร, API ฯลฯ</w:t>
             </w:r>
           </w:p>
         </w:tc>
@@ -693,18 +725,17 @@
           </w:tcPr>
           <w:p>
             <w:pPr>
-              <w:jc w:val="thaiDistribute"/>
-              <w:rPr>
-                <w:rFonts w:hint="cs"/>
+              <w:rPr>
+                <w:rFonts w:ascii="TH SarabunPSK" w:hAnsi="TH SarabunPSK" w:cs="TH SarabunPSK" w:hint="cs"/>
               </w:rPr>
             </w:pPr>
             <w:r>
               <w:rPr>
-                <w:rFonts w:eastAsia="TH Sarabun New" w:hint="cs"/>
+                <w:rFonts w:ascii="TH SarabunPSK" w:hAnsi="TH SarabunPSK" w:cs="TH SarabunPSK" w:hint="cs"/>
                 <w:color w:val="222222"/>
                 <w:sz w:val="20"/>
               </w:rPr>
-              <w:t>รวม API ส่งข้อมูลไประบบวิเคราะห์/ศูนย์บัญชาการ</w:t>
+              <w:t>คลัง–อาหารต้องแก้ requirement และยังไม่ทดสอบพารามิเตอร์</w:t>
             </w:r>
           </w:p>
         </w:tc>
@@ -716,14 +747,13 @@
           </w:tcPr>
           <w:p>
             <w:pPr>
-              <w:jc w:val="thaiDistribute"/>
-              <w:rPr>
-                <w:rFonts w:hint="cs"/>
+              <w:rPr>
+                <w:rFonts w:ascii="TH SarabunPSK" w:hAnsi="TH SarabunPSK" w:cs="TH SarabunPSK" w:hint="cs"/>
               </w:rPr>
             </w:pPr>
             <w:r>
               <w:rPr>
-                <w:rFonts w:eastAsia="TH Sarabun New" w:hint="cs"/>
+                <w:rFonts w:ascii="TH SarabunPSK" w:hAnsi="TH SarabunPSK" w:cs="TH SarabunPSK" w:hint="cs"/>
                 <w:color w:val="222222"/>
                 <w:sz w:val="20"/>
               </w:rPr>
@@ -737,14 +767,13 @@
           </w:tcPr>
           <w:p>
             <w:pPr>
-              <w:jc w:val="thaiDistribute"/>
-              <w:rPr>
-                <w:rFonts w:hint="cs"/>
+              <w:rPr>
+                <w:rFonts w:ascii="TH SarabunPSK" w:hAnsi="TH SarabunPSK" w:cs="TH SarabunPSK" w:hint="cs"/>
               </w:rPr>
             </w:pPr>
             <w:r>
               <w:rPr>
-                <w:rFonts w:eastAsia="TH Sarabun New" w:hint="cs"/>
+                <w:rFonts w:ascii="TH SarabunPSK" w:hAnsi="TH SarabunPSK" w:cs="TH SarabunPSK" w:hint="cs"/>
                 <w:color w:val="222222"/>
                 <w:sz w:val="20"/>
               </w:rPr>
@@ -758,14 +787,13 @@
           </w:tcPr>
           <w:p>
             <w:pPr>
-              <w:jc w:val="thaiDistribute"/>
-              <w:rPr>
-                <w:rFonts w:hint="cs"/>
+              <w:rPr>
+                <w:rFonts w:ascii="TH SarabunPSK" w:hAnsi="TH SarabunPSK" w:cs="TH SarabunPSK" w:hint="cs"/>
               </w:rPr>
             </w:pPr>
             <w:r>
               <w:rPr>
-                <w:rFonts w:eastAsia="TH Sarabun New" w:hint="cs"/>
+                <w:rFonts w:ascii="TH SarabunPSK" w:hAnsi="TH SarabunPSK" w:cs="TH SarabunPSK" w:hint="cs"/>
                 <w:color w:val="222222"/>
                 <w:sz w:val="20"/>
               </w:rPr>
@@ -779,63 +807,76 @@
       <w:pPr>
         <w:jc w:val="thaiDistribute"/>
         <w:rPr>
-          <w:rFonts w:hint="cs"/>
+          <w:rFonts w:ascii="TH SarabunPSK" w:hAnsi="TH SarabunPSK" w:cs="TH SarabunPSK" w:hint="cs"/>
         </w:rPr>
       </w:pPr>
     </w:p>
     <w:p>
       <w:pPr>
-        <w:pStyle w:val="Heading2"/>
-        <w:rPr>
-          <w:rFonts w:hint="cs"/>
+        <w:spacing w:before="280" w:after="120" w:line="240" w:lineRule="auto"/>
+        <w:jc w:val="thaiDistribute"/>
+        <w:rPr>
+          <w:rFonts w:ascii="TH SarabunPSK" w:hAnsi="TH SarabunPSK" w:cs="TH SarabunPSK" w:hint="cs"/>
         </w:rPr>
       </w:pPr>
       <w:r>
         <w:rPr>
-          <w:rFonts w:hint="cs"/>
+          <w:rFonts w:ascii="TH SarabunPSK" w:hAnsi="TH SarabunPSK" w:cs="TH SarabunPSK" w:hint="cs"/>
+          <w:b/>
+          <w:color w:val="1A3A5C"/>
+          <w:sz w:val="30"/>
         </w:rPr>
         <w:t xml:space="preserve">2. </w:t>
       </w:r>
       <w:r>
         <w:rPr>
-          <w:rFonts w:hint="cs"/>
-        </w:rPr>
-        <w:t>อะไรที่เสร็จแล้ว (พร้อมทดลองใช้)</w:t>
+          <w:rFonts w:ascii="TH SarabunPSK" w:hAnsi="TH SarabunPSK" w:cs="TH SarabunPSK" w:hint="cs"/>
+          <w:b/>
+          <w:color w:val="1A3A5C"/>
+          <w:sz w:val="30"/>
+        </w:rPr>
+        <w:t>อะไรที่มีในระบบแล้ว (ยังรอทดสอบทั้งระบบ)</w:t>
       </w:r>
     </w:p>
     <w:p>
       <w:pPr>
         <w:spacing w:after="120" w:line="240" w:lineRule="auto"/>
-        <w:ind w:firstLine="720"/>
         <w:jc w:val="thaiDistribute"/>
         <w:rPr>
-          <w:rFonts w:hint="cs"/>
+          <w:rFonts w:ascii="TH SarabunPSK" w:hAnsi="TH SarabunPSK" w:cs="TH SarabunPSK" w:hint="cs"/>
         </w:rPr>
       </w:pPr>
       <w:r>
         <w:rPr>
-          <w:rFonts w:eastAsia="TH Sarabun New" w:hint="cs"/>
+          <w:rFonts w:ascii="TH SarabunPSK" w:hAnsi="TH SarabunPSK" w:cs="TH SarabunPSK" w:hint="cs"/>
           <w:color w:val="222222"/>
         </w:rPr>
-        <w:t>กลุ่มนี้หมายถึง “ระบบมีฟีเจอร์ให้กดใช้ได้แล้วในโปรแกรม” และผ่านการทดสอบระดับโค้ดเบื้องต้นแล้ว กำลังรอการทดลองใช้งานจริงและการตรวจรับคุณภาพ</w:t>
+        <w:t>กลุ่มนี้หมายถึง “มีฟีเจอร์/หน้าจอในโปรแกรมแล้ว” จากงานพัฒนา แต่ระบบทั้งระบบยังไม่ได้ทดสอบการใช้งานจริงครบวงจร จึงยังไม่นับเป็นพร้อมใช้งานภาคสนาม</w:t>
       </w:r>
     </w:p>
     <w:p>
       <w:pPr>
-        <w:pStyle w:val="Heading3"/>
-        <w:rPr>
-          <w:rFonts w:hint="cs"/>
+        <w:spacing w:before="200" w:after="120" w:line="240" w:lineRule="auto"/>
+        <w:jc w:val="thaiDistribute"/>
+        <w:rPr>
+          <w:rFonts w:ascii="TH SarabunPSK" w:hAnsi="TH SarabunPSK" w:cs="TH SarabunPSK" w:hint="cs"/>
         </w:rPr>
       </w:pPr>
       <w:r>
         <w:rPr>
-          <w:rFonts w:hint="cs"/>
+          <w:rFonts w:ascii="TH SarabunPSK" w:hAnsi="TH SarabunPSK" w:cs="TH SarabunPSK" w:hint="cs"/>
+          <w:b/>
+          <w:color w:val="1A3A5C"/>
+          <w:sz w:val="26"/>
         </w:rPr>
         <w:t xml:space="preserve">2.1 </w:t>
       </w:r>
       <w:r>
         <w:rPr>
-          <w:rFonts w:hint="cs"/>
+          <w:rFonts w:ascii="TH SarabunPSK" w:hAnsi="TH SarabunPSK" w:cs="TH SarabunPSK" w:hint="cs"/>
+          <w:b/>
+          <w:color w:val="1A3A5C"/>
+          <w:sz w:val="26"/>
         </w:rPr>
         <w:t>การรับผู้ประสบภัยเข้าศูนย์</w:t>
       </w:r>
@@ -846,12 +887,12 @@
         <w:spacing w:after="60"/>
         <w:jc w:val="thaiDistribute"/>
         <w:rPr>
-          <w:rFonts w:hint="cs"/>
+          <w:rFonts w:ascii="TH SarabunPSK" w:hAnsi="TH SarabunPSK" w:cs="TH SarabunPSK" w:hint="cs"/>
         </w:rPr>
       </w:pPr>
       <w:r>
         <w:rPr>
-          <w:rFonts w:eastAsia="TH Sarabun New" w:hint="cs"/>
+          <w:rFonts w:ascii="TH SarabunPSK" w:hAnsi="TH SarabunPSK" w:cs="TH SarabunPSK" w:hint="cs"/>
           <w:color w:val="222222"/>
         </w:rPr>
         <w:t>ตั้งค่าข้อมูลศูนย์พักพิง และข้อมูลตั้งต้นของระบบ</w:t>
@@ -863,14 +904,15 @@
         <w:spacing w:after="60"/>
         <w:jc w:val="thaiDistribute"/>
         <w:rPr>
-          <w:rFonts w:hint="cs"/>
+          <w:rFonts w:ascii="TH SarabunPSK" w:hAnsi="TH SarabunPSK" w:cs="TH SarabunPSK" w:hint="cs"/>
         </w:rPr>
       </w:pPr>
       <w:r>
         <w:rPr>
-          <w:rFonts w:eastAsia="TH Sarabun New" w:hint="cs"/>
+          <w:rFonts w:ascii="TH SarabunPSK" w:hAnsi="TH SarabunPSK" w:cs="TH SarabunPSK" w:hint="cs"/>
           <w:color w:val="222222"/>
         </w:rPr>
+        <w:lastRenderedPageBreak/>
         <w:t>ลงทะเบียนบุคคล / แก้ไขประวัติผู้พักพิง</w:t>
       </w:r>
     </w:p>
@@ -880,12 +922,12 @@
         <w:spacing w:after="60"/>
         <w:jc w:val="thaiDistribute"/>
         <w:rPr>
-          <w:rFonts w:hint="cs"/>
+          <w:rFonts w:ascii="TH SarabunPSK" w:hAnsi="TH SarabunPSK" w:cs="TH SarabunPSK" w:hint="cs"/>
         </w:rPr>
       </w:pPr>
       <w:r>
         <w:rPr>
-          <w:rFonts w:eastAsia="TH Sarabun New" w:hint="cs"/>
+          <w:rFonts w:ascii="TH SarabunPSK" w:hAnsi="TH SarabunPSK" w:cs="TH SarabunPSK" w:hint="cs"/>
           <w:color w:val="222222"/>
         </w:rPr>
         <w:t>คัดกรองเบื้องต้น (กลุ่มเปราะบาง / หมายเหตุสุขภาพ / ช่องทางเร่งด่วน)</w:t>
@@ -897,15 +939,15 @@
         <w:spacing w:after="60"/>
         <w:jc w:val="thaiDistribute"/>
         <w:rPr>
-          <w:rFonts w:hint="cs"/>
+          <w:rFonts w:ascii="TH SarabunPSK" w:hAnsi="TH SarabunPSK" w:cs="TH SarabunPSK" w:hint="cs"/>
         </w:rPr>
       </w:pPr>
       <w:r>
         <w:rPr>
-          <w:rFonts w:eastAsia="TH Sarabun New" w:hint="cs"/>
+          <w:rFonts w:ascii="TH SarabunPSK" w:hAnsi="TH SarabunPSK" w:cs="TH SarabunPSK" w:hint="cs"/>
           <w:color w:val="222222"/>
         </w:rPr>
-        <w:t>ออกรหัสประจำตัวในศูนย์ และ QR สำหรับเช็คอิน–เช็คเอาต์</w:t>
+        <w:t>ออกรหัสประจำตัวในศูนย์ และ QR สำหรับเช็คอิน–เช็คเอาต์ระดับบุคคล</w:t>
       </w:r>
     </w:p>
     <w:p>
@@ -914,12 +956,12 @@
         <w:spacing w:after="60"/>
         <w:jc w:val="thaiDistribute"/>
         <w:rPr>
-          <w:rFonts w:hint="cs"/>
+          <w:rFonts w:ascii="TH SarabunPSK" w:hAnsi="TH SarabunPSK" w:cs="TH SarabunPSK" w:hint="cs"/>
         </w:rPr>
       </w:pPr>
       <w:r>
         <w:rPr>
-          <w:rFonts w:eastAsia="TH Sarabun New" w:hint="cs"/>
+          <w:rFonts w:ascii="TH SarabunPSK" w:hAnsi="TH SarabunPSK" w:cs="TH SarabunPSK" w:hint="cs"/>
           <w:color w:val="222222"/>
         </w:rPr>
         <w:t>ค้นหาผู้พักพิง สแกน QR และดูประวัติการเข้า–ออก</w:t>
@@ -931,12 +973,12 @@
         <w:spacing w:after="60"/>
         <w:jc w:val="thaiDistribute"/>
         <w:rPr>
-          <w:rFonts w:hint="cs"/>
+          <w:rFonts w:ascii="TH SarabunPSK" w:hAnsi="TH SarabunPSK" w:cs="TH SarabunPSK" w:hint="cs"/>
         </w:rPr>
       </w:pPr>
       <w:r>
         <w:rPr>
-          <w:rFonts w:eastAsia="TH Sarabun New" w:hint="cs"/>
+          <w:rFonts w:ascii="TH SarabunPSK" w:hAnsi="TH SarabunPSK" w:cs="TH SarabunPSK" w:hint="cs"/>
           <w:color w:val="222222"/>
         </w:rPr>
         <w:t>แดชบอร์ดภาพรวมศูนย์ฉบับแรก</w:t>
@@ -948,15 +990,14 @@
         <w:spacing w:after="60"/>
         <w:jc w:val="thaiDistribute"/>
         <w:rPr>
-          <w:rFonts w:hint="cs"/>
+          <w:rFonts w:ascii="TH SarabunPSK" w:hAnsi="TH SarabunPSK" w:cs="TH SarabunPSK" w:hint="cs"/>
         </w:rPr>
       </w:pPr>
       <w:r>
         <w:rPr>
-          <w:rFonts w:eastAsia="TH Sarabun New" w:hint="cs"/>
+          <w:rFonts w:ascii="TH SarabunPSK" w:hAnsi="TH SarabunPSK" w:cs="TH SarabunPSK" w:hint="cs"/>
           <w:color w:val="222222"/>
         </w:rPr>
-        <w:lastRenderedPageBreak/>
         <w:t>จัดการผู้ใช้ระบบหลังบ้าน (ใครเข้าสู่ระบบได้ / บทบาทเบื้องต้น)</w:t>
       </w:r>
     </w:p>
@@ -966,12 +1007,12 @@
         <w:spacing w:after="60"/>
         <w:jc w:val="thaiDistribute"/>
         <w:rPr>
-          <w:rFonts w:hint="cs"/>
+          <w:rFonts w:ascii="TH SarabunPSK" w:hAnsi="TH SarabunPSK" w:cs="TH SarabunPSK" w:hint="cs"/>
         </w:rPr>
       </w:pPr>
       <w:r>
         <w:rPr>
-          <w:rFonts w:eastAsia="TH Sarabun New" w:hint="cs"/>
+          <w:rFonts w:ascii="TH SarabunPSK" w:hAnsi="TH SarabunPSK" w:cs="TH SarabunPSK" w:hint="cs"/>
           <w:color w:val="222222"/>
         </w:rPr>
         <w:t>ตั้งค่าข้อมูลหลักที่ใช้ลงทะเบียน (ข้อมูลประชากร / ฟิลด์ครัวเรือน / ข้อมูลประเทศไทย)</w:t>
@@ -983,12 +1024,12 @@
         <w:spacing w:after="60"/>
         <w:jc w:val="thaiDistribute"/>
         <w:rPr>
-          <w:rFonts w:hint="cs"/>
+          <w:rFonts w:ascii="TH SarabunPSK" w:hAnsi="TH SarabunPSK" w:cs="TH SarabunPSK" w:hint="cs"/>
         </w:rPr>
       </w:pPr>
       <w:r>
         <w:rPr>
-          <w:rFonts w:eastAsia="TH Sarabun New" w:hint="cs"/>
+          <w:rFonts w:ascii="TH SarabunPSK" w:hAnsi="TH SarabunPSK" w:cs="TH SarabunPSK" w:hint="cs"/>
           <w:color w:val="222222"/>
         </w:rPr>
         <w:t>ส่งออกข้อมูลศูนย์เป็นไฟล์ Excel</w:t>
@@ -996,20 +1037,27 @@
     </w:p>
     <w:p>
       <w:pPr>
-        <w:pStyle w:val="Heading3"/>
-        <w:rPr>
-          <w:rFonts w:hint="cs"/>
+        <w:spacing w:before="200" w:after="120" w:line="240" w:lineRule="auto"/>
+        <w:jc w:val="thaiDistribute"/>
+        <w:rPr>
+          <w:rFonts w:ascii="TH SarabunPSK" w:hAnsi="TH SarabunPSK" w:cs="TH SarabunPSK" w:hint="cs"/>
         </w:rPr>
       </w:pPr>
       <w:r>
         <w:rPr>
-          <w:rFonts w:hint="cs"/>
+          <w:rFonts w:ascii="TH SarabunPSK" w:hAnsi="TH SarabunPSK" w:cs="TH SarabunPSK" w:hint="cs"/>
+          <w:b/>
+          <w:color w:val="1A3A5C"/>
+          <w:sz w:val="26"/>
         </w:rPr>
         <w:t xml:space="preserve">2.2 </w:t>
       </w:r>
       <w:r>
         <w:rPr>
-          <w:rFonts w:hint="cs"/>
+          <w:rFonts w:ascii="TH SarabunPSK" w:hAnsi="TH SarabunPSK" w:cs="TH SarabunPSK" w:hint="cs"/>
+          <w:b/>
+          <w:color w:val="1A3A5C"/>
+          <w:sz w:val="26"/>
         </w:rPr>
         <w:t>ครัวเรือนและโซนพักพิง</w:t>
       </w:r>
@@ -1020,15 +1068,15 @@
         <w:spacing w:after="60"/>
         <w:jc w:val="thaiDistribute"/>
         <w:rPr>
-          <w:rFonts w:hint="cs"/>
+          <w:rFonts w:ascii="TH SarabunPSK" w:hAnsi="TH SarabunPSK" w:cs="TH SarabunPSK" w:hint="cs"/>
         </w:rPr>
       </w:pPr>
       <w:r>
         <w:rPr>
-          <w:rFonts w:eastAsia="TH Sarabun New" w:hint="cs"/>
+          <w:rFonts w:ascii="TH SarabunPSK" w:hAnsi="TH SarabunPSK" w:cs="TH SarabunPSK" w:hint="cs"/>
           <w:color w:val="222222"/>
         </w:rPr>
-        <w:t>ค้นหาครัวเรือน และเช็คอิน–เช็คเอาต์ระดับครัวเรือน</w:t>
+        <w:t>ค้นหาครัวเรือน</w:t>
       </w:r>
     </w:p>
     <w:p>
@@ -1037,12 +1085,12 @@
         <w:spacing w:after="60"/>
         <w:jc w:val="thaiDistribute"/>
         <w:rPr>
-          <w:rFonts w:hint="cs"/>
+          <w:rFonts w:ascii="TH SarabunPSK" w:hAnsi="TH SarabunPSK" w:cs="TH SarabunPSK" w:hint="cs"/>
         </w:rPr>
       </w:pPr>
       <w:r>
         <w:rPr>
-          <w:rFonts w:eastAsia="TH Sarabun New" w:hint="cs"/>
+          <w:rFonts w:ascii="TH SarabunPSK" w:hAnsi="TH SarabunPSK" w:cs="TH SarabunPSK" w:hint="cs"/>
           <w:color w:val="222222"/>
         </w:rPr>
         <w:t>กำหนดโซนพักและความจุของแต่ละโซน</w:t>
@@ -1054,12 +1102,12 @@
         <w:spacing w:after="60"/>
         <w:jc w:val="thaiDistribute"/>
         <w:rPr>
-          <w:rFonts w:hint="cs"/>
+          <w:rFonts w:ascii="TH SarabunPSK" w:hAnsi="TH SarabunPSK" w:cs="TH SarabunPSK" w:hint="cs"/>
         </w:rPr>
       </w:pPr>
       <w:r>
         <w:rPr>
-          <w:rFonts w:eastAsia="TH Sarabun New" w:hint="cs"/>
+          <w:rFonts w:ascii="TH SarabunPSK" w:hAnsi="TH SarabunPSK" w:cs="TH SarabunPSK" w:hint="cs"/>
           <w:color w:val="222222"/>
         </w:rPr>
         <w:t>จัดสรรโซนให้ผู้พัก (ระบบแนะนำได้ แต่ยังเป็นคำเตือน ไม่บังคับ)</w:t>
@@ -1071,12 +1119,12 @@
         <w:spacing w:after="60"/>
         <w:jc w:val="thaiDistribute"/>
         <w:rPr>
-          <w:rFonts w:hint="cs"/>
+          <w:rFonts w:ascii="TH SarabunPSK" w:hAnsi="TH SarabunPSK" w:cs="TH SarabunPSK" w:hint="cs"/>
         </w:rPr>
       </w:pPr>
       <w:r>
         <w:rPr>
-          <w:rFonts w:eastAsia="TH Sarabun New" w:hint="cs"/>
+          <w:rFonts w:ascii="TH SarabunPSK" w:hAnsi="TH SarabunPSK" w:cs="TH SarabunPSK" w:hint="cs"/>
           <w:color w:val="222222"/>
         </w:rPr>
         <w:t>บันทึกสัตว์เลี้ยง สิ่งของ และยานพาหนะที่มากับผู้พัก</w:t>
@@ -1084,213 +1132,44 @@
     </w:p>
     <w:p>
       <w:pPr>
-        <w:pStyle w:val="Heading3"/>
-        <w:rPr>
-          <w:rFonts w:hint="cs"/>
+        <w:spacing w:before="40" w:after="120" w:line="240" w:lineRule="auto"/>
+        <w:jc w:val="thaiDistribute"/>
+        <w:rPr>
+          <w:rFonts w:ascii="TH SarabunPSK" w:hAnsi="TH SarabunPSK" w:cs="TH SarabunPSK" w:hint="cs"/>
         </w:rPr>
       </w:pPr>
       <w:r>
         <w:rPr>
-          <w:rFonts w:hint="cs"/>
-        </w:rPr>
-        <w:t xml:space="preserve">2.3 </w:t>
-      </w:r>
-      <w:r>
-        <w:rPr>
-          <w:rFonts w:hint="cs"/>
-        </w:rPr>
-        <w:t>คลังวัสดุและของบริจาค</w:t>
+          <w:rFonts w:ascii="TH SarabunPSK" w:hAnsi="TH SarabunPSK" w:cs="TH SarabunPSK" w:hint="cs"/>
+          <w:color w:val="555555"/>
+          <w:sz w:val="20"/>
+        </w:rPr>
+        <w:t>หมายเหตุ: ไม่มีเช็คอิน–เช็คเอาต์ระดับครัวเรือน (ตัดออกจากขอบเขตแล้ว) — การเข้า–ออกทำที่ระดับบุคคล</w:t>
       </w:r>
     </w:p>
     <w:p>
       <w:pPr>
-        <w:pStyle w:val="ListBullet"/>
-        <w:spacing w:after="60"/>
+        <w:spacing w:before="200" w:after="120" w:line="240" w:lineRule="auto"/>
         <w:jc w:val="thaiDistribute"/>
         <w:rPr>
-          <w:rFonts w:hint="cs"/>
+          <w:rFonts w:ascii="TH SarabunPSK" w:hAnsi="TH SarabunPSK" w:cs="TH SarabunPSK" w:hint="cs"/>
         </w:rPr>
       </w:pPr>
       <w:r>
         <w:rPr>
-          <w:rFonts w:eastAsia="TH Sarabun New" w:hint="cs"/>
-          <w:color w:val="222222"/>
-        </w:rPr>
-        <w:t>รับของเข้าคลัง และบันทึกบัญชีสต็อก</w:t>
-      </w:r>
-    </w:p>
-    <w:p>
-      <w:pPr>
-        <w:pStyle w:val="ListBullet"/>
-        <w:spacing w:after="60"/>
-        <w:jc w:val="thaiDistribute"/>
-        <w:rPr>
-          <w:rFonts w:hint="cs"/>
-        </w:rPr>
-      </w:pPr>
-      <w:r>
-        <w:rPr>
-          <w:rFonts w:eastAsia="TH Sarabun New" w:hint="cs"/>
-          <w:color w:val="222222"/>
-        </w:rPr>
-        <w:t>จ่ายของออกจากคลัง</w:t>
-      </w:r>
-    </w:p>
-    <w:p>
-      <w:pPr>
-        <w:pStyle w:val="ListBullet"/>
-        <w:spacing w:after="60"/>
-        <w:jc w:val="thaiDistribute"/>
-        <w:rPr>
-          <w:rFonts w:hint="cs"/>
-        </w:rPr>
-      </w:pPr>
-      <w:r>
-        <w:rPr>
-          <w:rFonts w:eastAsia="TH Sarabun New" w:hint="cs"/>
-          <w:color w:val="222222"/>
-        </w:rPr>
-        <w:t>โอนของระหว่างศูนย์ และยืนยันเมื่อศูนย์ปลายทางได้รับของ</w:t>
-      </w:r>
-    </w:p>
-    <w:p>
-      <w:pPr>
-        <w:pStyle w:val="ListBullet"/>
-        <w:spacing w:after="60"/>
-        <w:jc w:val="thaiDistribute"/>
-        <w:rPr>
-          <w:rFonts w:hint="cs"/>
-        </w:rPr>
-      </w:pPr>
-      <w:r>
-        <w:rPr>
-          <w:rFonts w:eastAsia="TH Sarabun New" w:hint="cs"/>
-          <w:color w:val="222222"/>
-        </w:rPr>
-        <w:t>ผู้บริจาคแจ้งของล่วงหน้าได้</w:t>
-      </w:r>
-    </w:p>
-    <w:p>
-      <w:pPr>
-        <w:pStyle w:val="ListBullet"/>
-        <w:spacing w:after="60"/>
-        <w:jc w:val="thaiDistribute"/>
-        <w:rPr>
-          <w:rFonts w:hint="cs"/>
-        </w:rPr>
-      </w:pPr>
-      <w:r>
-        <w:rPr>
-          <w:rFonts w:eastAsia="TH Sarabun New" w:hint="cs"/>
-          <w:color w:val="222222"/>
-        </w:rPr>
-        <w:t>หน้าเว็บสาธารณะสำหรับบริจาคและจองคิวส่งของ</w:t>
-      </w:r>
-    </w:p>
-    <w:p>
-      <w:pPr>
-        <w:pStyle w:val="Heading3"/>
-        <w:rPr>
-          <w:rFonts w:hint="cs"/>
-        </w:rPr>
-      </w:pPr>
-      <w:r>
-        <w:rPr>
-          <w:rFonts w:hint="cs"/>
-        </w:rPr>
-        <w:t xml:space="preserve">2.4 </w:t>
+          <w:rFonts w:ascii="TH SarabunPSK" w:hAnsi="TH SarabunPSK" w:cs="TH SarabunPSK" w:hint="cs"/>
+          <w:b/>
+          <w:color w:val="1A3A5C"/>
+          <w:sz w:val="26"/>
+        </w:rPr>
+        <w:t xml:space="preserve">2.3 </w:t>
       </w:r>
       <w:r>
         <w:rPr>
-          <w:rFonts w:hint="cs"/>
-        </w:rPr>
-        <w:t>ครัวอาหารในศูนย์</w:t>
-      </w:r>
-    </w:p>
-    <w:p>
-      <w:pPr>
-        <w:pStyle w:val="ListBullet"/>
-        <w:spacing w:after="60"/>
-        <w:jc w:val="thaiDistribute"/>
-        <w:rPr>
-          <w:rFonts w:hint="cs"/>
-        </w:rPr>
-      </w:pPr>
-      <w:r>
-        <w:rPr>
-          <w:rFonts w:eastAsia="TH Sarabun New" w:hint="cs"/>
-          <w:color w:val="222222"/>
-        </w:rPr>
-        <w:t>เชื่อมข้อมูลครัวกับคลังวัตถุดิบ</w:t>
-      </w:r>
-    </w:p>
-    <w:p>
-      <w:pPr>
-        <w:pStyle w:val="ListBullet"/>
-        <w:spacing w:after="60"/>
-        <w:jc w:val="thaiDistribute"/>
-        <w:rPr>
-          <w:rFonts w:hint="cs"/>
-        </w:rPr>
-      </w:pPr>
-      <w:r>
-        <w:rPr>
-          <w:rFonts w:eastAsia="TH Sarabun New" w:hint="cs"/>
-          <w:color w:val="222222"/>
-        </w:rPr>
-        <w:t>วางแผนมื้ออาหารจากจำนวนผู้พักและอัตราส่วนมาตรฐาน</w:t>
-      </w:r>
-    </w:p>
-    <w:p>
-      <w:pPr>
-        <w:pStyle w:val="ListBullet"/>
-        <w:spacing w:after="60"/>
-        <w:jc w:val="thaiDistribute"/>
-        <w:rPr>
-          <w:rFonts w:hint="cs"/>
-        </w:rPr>
-      </w:pPr>
-      <w:r>
-        <w:rPr>
-          <w:rFonts w:eastAsia="TH Sarabun New" w:hint="cs"/>
-          <w:color w:val="222222"/>
-        </w:rPr>
-        <w:t>เบิกวัตถุดิบจากคลังสำหรับทำอาหาร</w:t>
-      </w:r>
-    </w:p>
-    <w:p>
-      <w:pPr>
-        <w:pStyle w:val="ListBullet"/>
-        <w:spacing w:after="60"/>
-        <w:jc w:val="thaiDistribute"/>
-        <w:rPr>
-          <w:rFonts w:hint="cs"/>
-        </w:rPr>
-      </w:pPr>
-      <w:r>
-        <w:rPr>
-          <w:rFonts w:eastAsia="TH Sarabun New" w:hint="cs"/>
-          <w:color w:val="222222"/>
-        </w:rPr>
-        <w:t>บันทึกการแจกอาหารจริง</w:t>
-      </w:r>
-    </w:p>
-    <w:p>
-      <w:pPr>
-        <w:pStyle w:val="Heading3"/>
-        <w:rPr>
-          <w:rFonts w:hint="cs"/>
-        </w:rPr>
-      </w:pPr>
-      <w:r>
-        <w:rPr>
-          <w:rFonts w:hint="cs"/>
-        </w:rPr>
-        <w:t xml:space="preserve">2.5 </w:t>
-      </w:r>
-      <w:r>
-        <w:rPr>
-          <w:rFonts w:hint="cs"/>
+          <w:rFonts w:ascii="TH SarabunPSK" w:hAnsi="TH SarabunPSK" w:cs="TH SarabunPSK" w:hint="cs"/>
+          <w:b/>
+          <w:color w:val="1A3A5C"/>
+          <w:sz w:val="26"/>
         </w:rPr>
         <w:t>หน้าเว็บสำหรับประชาชน</w:t>
       </w:r>
@@ -1301,12 +1180,12 @@
         <w:spacing w:after="60"/>
         <w:jc w:val="thaiDistribute"/>
         <w:rPr>
-          <w:rFonts w:hint="cs"/>
+          <w:rFonts w:ascii="TH SarabunPSK" w:hAnsi="TH SarabunPSK" w:cs="TH SarabunPSK" w:hint="cs"/>
         </w:rPr>
       </w:pPr>
       <w:r>
         <w:rPr>
-          <w:rFonts w:eastAsia="TH Sarabun New" w:hint="cs"/>
+          <w:rFonts w:ascii="TH SarabunPSK" w:hAnsi="TH SarabunPSK" w:cs="TH SarabunPSK" w:hint="cs"/>
           <w:color w:val="222222"/>
         </w:rPr>
         <w:t>หน้าแรกของพอร์ทัลสาธารณะ พร้อมตัวเลขสถานการณ์แบบใกล้เรียลไทม์</w:t>
@@ -1318,12 +1197,12 @@
         <w:spacing w:after="60"/>
         <w:jc w:val="thaiDistribute"/>
         <w:rPr>
-          <w:rFonts w:hint="cs"/>
+          <w:rFonts w:ascii="TH SarabunPSK" w:hAnsi="TH SarabunPSK" w:cs="TH SarabunPSK" w:hint="cs"/>
         </w:rPr>
       </w:pPr>
       <w:r>
         <w:rPr>
-          <w:rFonts w:eastAsia="TH Sarabun New" w:hint="cs"/>
+          <w:rFonts w:ascii="TH SarabunPSK" w:hAnsi="TH SarabunPSK" w:cs="TH SarabunPSK" w:hint="cs"/>
           <w:color w:val="222222"/>
         </w:rPr>
         <w:t>หน้าดูภาพรวมศูนย์พักพิงสำหรับประชาชน</w:t>
@@ -1335,15 +1214,15 @@
         <w:spacing w:after="60"/>
         <w:jc w:val="thaiDistribute"/>
         <w:rPr>
-          <w:rFonts w:hint="cs"/>
+          <w:rFonts w:ascii="TH SarabunPSK" w:hAnsi="TH SarabunPSK" w:cs="TH SarabunPSK" w:hint="cs"/>
         </w:rPr>
       </w:pPr>
       <w:r>
         <w:rPr>
-          <w:rFonts w:eastAsia="TH Sarabun New" w:hint="cs"/>
+          <w:rFonts w:ascii="TH SarabunPSK" w:hAnsi="TH SarabunPSK" w:cs="TH SarabunPSK" w:hint="cs"/>
           <w:color w:val="222222"/>
         </w:rPr>
-        <w:t>ค้นหาญาติ/ครอบครัวแบบสาธารณะ — ทดสอบใช้งานได้แล้ว</w:t>
+        <w:t>ค้นหาญาติ/ครอบครัวแบบสาธารณะ — ทดสอบใช้งานได้แล้วในส่วนนี้</w:t>
       </w:r>
     </w:p>
     <w:p>
@@ -1352,15 +1231,32 @@
         <w:spacing w:after="60"/>
         <w:jc w:val="thaiDistribute"/>
         <w:rPr>
-          <w:rFonts w:hint="cs"/>
+          <w:rFonts w:ascii="TH SarabunPSK" w:hAnsi="TH SarabunPSK" w:cs="TH SarabunPSK" w:hint="cs"/>
         </w:rPr>
       </w:pPr>
       <w:r>
         <w:rPr>
-          <w:rFonts w:eastAsia="TH Sarabun New" w:hint="cs"/>
+          <w:rFonts w:ascii="TH SarabunPSK" w:hAnsi="TH SarabunPSK" w:cs="TH SarabunPSK" w:hint="cs"/>
           <w:color w:val="222222"/>
         </w:rPr>
         <w:t>คุ้มครองข้อมูลส่วนบุคคล (PDPA): ปกปิดข้อมูลบางส่วน และรองรับการไม่แสดงในผลการค้นหาตามความประสงค์</w:t>
+      </w:r>
+    </w:p>
+    <w:p>
+      <w:pPr>
+        <w:pStyle w:val="ListBullet"/>
+        <w:spacing w:after="60"/>
+        <w:jc w:val="thaiDistribute"/>
+        <w:rPr>
+          <w:rFonts w:ascii="TH SarabunPSK" w:hAnsi="TH SarabunPSK" w:cs="TH SarabunPSK" w:hint="cs"/>
+        </w:rPr>
+      </w:pPr>
+      <w:r>
+        <w:rPr>
+          <w:rFonts w:ascii="TH SarabunPSK" w:hAnsi="TH SarabunPSK" w:cs="TH SarabunPSK" w:hint="cs"/>
+          <w:color w:val="222222"/>
+        </w:rPr>
+        <w:t>ผู้บริจาคแจ้งของล่วงหน้าได้ / หน้าเว็บจองคิวส่งของ (ส่วนพอร์ทัล)</w:t>
       </w:r>
     </w:p>
     <w:p>
@@ -1368,20 +1264,20 @@
         <w:spacing w:before="80" w:after="160" w:line="240" w:lineRule="auto"/>
         <w:jc w:val="thaiDistribute"/>
         <w:rPr>
-          <w:rFonts w:hint="cs"/>
+          <w:rFonts w:ascii="TH SarabunPSK" w:hAnsi="TH SarabunPSK" w:cs="TH SarabunPSK" w:hint="cs"/>
         </w:rPr>
       </w:pPr>
       <w:r>
         <w:rPr>
-          <w:rFonts w:eastAsia="TH Sarabun New" w:hint="cs"/>
+          <w:rFonts w:ascii="TH SarabunPSK" w:hAnsi="TH SarabunPSK" w:cs="TH SarabunPSK" w:hint="cs"/>
           <w:b/>
           <w:color w:val="222222"/>
         </w:rPr>
-        <w:t xml:space="preserve">สรุปสั้นๆ ของส่วนที่เสร็จ: “รับคนเข้าศูนย์ </w:t>
+        <w:t xml:space="preserve">สรุปสั้นๆ ของส่วนที่มีในระบบแล้ว: “รับคนเข้าศูนย์ </w:t>
       </w:r>
       <w:r>
         <w:rPr>
-          <w:rFonts w:ascii="Arial" w:eastAsia="TH Sarabun New" w:hAnsi="Arial" w:cs="Arial"/>
+          <w:rFonts w:ascii="Arial" w:hAnsi="Arial" w:cs="Arial"/>
           <w:b/>
           <w:color w:val="222222"/>
         </w:rPr>
@@ -1389,7 +1285,7 @@
       </w:r>
       <w:r>
         <w:rPr>
-          <w:rFonts w:eastAsia="TH Sarabun New" w:hint="cs"/>
+          <w:rFonts w:ascii="TH SarabunPSK" w:hAnsi="TH SarabunPSK" w:cs="TH SarabunPSK" w:hint="cs"/>
           <w:b/>
           <w:color w:val="222222"/>
         </w:rPr>
@@ -1397,7 +1293,7 @@
       </w:r>
       <w:r>
         <w:rPr>
-          <w:rFonts w:eastAsia="TH Sarabun New"/>
+          <w:rFonts w:ascii="TH SarabunPSK" w:hAnsi="TH SarabunPSK" w:cs="TH SarabunPSK"/>
           <w:b/>
           <w:color w:val="222222"/>
         </w:rPr>
@@ -1405,7 +1301,7 @@
       </w:r>
       <w:r>
         <w:rPr>
-          <w:rFonts w:eastAsia="TH Sarabun New" w:hint="cs"/>
+          <w:rFonts w:ascii="TH SarabunPSK" w:hAnsi="TH SarabunPSK" w:cs="TH SarabunPSK" w:hint="cs"/>
           <w:b/>
           <w:color w:val="222222"/>
         </w:rPr>
@@ -1413,7 +1309,7 @@
       </w:r>
       <w:r>
         <w:rPr>
-          <w:rFonts w:ascii="Arial" w:eastAsia="TH Sarabun New" w:hAnsi="Arial" w:cs="Arial"/>
+          <w:rFonts w:ascii="Arial" w:hAnsi="Arial" w:cs="Arial"/>
           <w:b/>
           <w:color w:val="222222"/>
         </w:rPr>
@@ -1421,7 +1317,7 @@
       </w:r>
       <w:r>
         <w:rPr>
-          <w:rFonts w:eastAsia="TH Sarabun New" w:hint="cs"/>
+          <w:rFonts w:ascii="TH SarabunPSK" w:hAnsi="TH SarabunPSK" w:cs="TH SarabunPSK" w:hint="cs"/>
           <w:b/>
           <w:color w:val="222222"/>
         </w:rPr>
@@ -1429,15 +1325,15 @@
       </w:r>
       <w:r>
         <w:rPr>
-          <w:rFonts w:eastAsia="TH Sarabun New"/>
+          <w:rFonts w:ascii="TH SarabunPSK" w:hAnsi="TH SarabunPSK" w:cs="TH SarabunPSK"/>
           <w:b/>
           <w:color w:val="222222"/>
         </w:rPr>
-        <w:t>จัดการคลัง</w:t>
+        <w:t>ให้ประชาชนดูข้อมูลศูนย์และค้นหาญาติ”</w:t>
       </w:r>
       <w:r>
         <w:rPr>
-          <w:rFonts w:eastAsia="TH Sarabun New" w:hint="cs"/>
+          <w:rFonts w:ascii="TH SarabunPSK" w:hAnsi="TH SarabunPSK" w:cs="TH SarabunPSK" w:hint="cs"/>
           <w:b/>
           <w:color w:val="222222"/>
         </w:rPr>
@@ -1445,15 +1341,15 @@
       </w:r>
       <w:r>
         <w:rPr>
-          <w:rFonts w:ascii="Arial" w:eastAsia="TH Sarabun New" w:hAnsi="Arial" w:cs="Arial"/>
+          <w:rFonts w:ascii="TH SarabunPSK" w:hAnsi="TH SarabunPSK" w:cs="TH SarabunPSK"/>
           <w:b/>
           <w:color w:val="222222"/>
         </w:rPr>
-        <w:t>→</w:t>
+        <w:t>มีโครงใช้งานได้</w:t>
       </w:r>
       <w:r>
         <w:rPr>
-          <w:rFonts w:eastAsia="TH Sarabun New" w:hint="cs"/>
+          <w:rFonts w:ascii="TH SarabunPSK" w:hAnsi="TH SarabunPSK" w:cs="TH SarabunPSK" w:hint="cs"/>
           <w:b/>
           <w:color w:val="222222"/>
         </w:rPr>
@@ -1461,96 +1357,54 @@
       </w:r>
       <w:r>
         <w:rPr>
-          <w:rFonts w:eastAsia="TH Sarabun New"/>
+          <w:rFonts w:ascii="TH SarabunPSK" w:hAnsi="TH SarabunPSK" w:cs="TH SarabunPSK"/>
           <w:b/>
           <w:color w:val="222222"/>
         </w:rPr>
-        <w:t>ทำครัว</w:t>
-      </w:r>
-      <w:r>
-        <w:rPr>
-          <w:rFonts w:eastAsia="TH Sarabun New" w:hint="cs"/>
-          <w:b/>
-          <w:color w:val="222222"/>
-        </w:rPr>
-        <w:t xml:space="preserve"> </w:t>
-      </w:r>
-      <w:r>
-        <w:rPr>
-          <w:rFonts w:ascii="Arial" w:eastAsia="TH Sarabun New" w:hAnsi="Arial" w:cs="Arial"/>
-          <w:b/>
-          <w:color w:val="222222"/>
-        </w:rPr>
-        <w:t>→</w:t>
-      </w:r>
-      <w:r>
-        <w:rPr>
-          <w:rFonts w:eastAsia="TH Sarabun New" w:hint="cs"/>
-          <w:b/>
-          <w:color w:val="222222"/>
-        </w:rPr>
-        <w:t xml:space="preserve"> </w:t>
-      </w:r>
-      <w:r>
-        <w:rPr>
-          <w:rFonts w:eastAsia="TH Sarabun New"/>
-          <w:b/>
-          <w:color w:val="222222"/>
-        </w:rPr>
-        <w:t>ให้ประชาชนดูข้อมูลศูนย์และค้นหาญาติ”</w:t>
-      </w:r>
-      <w:r>
-        <w:rPr>
-          <w:rFonts w:eastAsia="TH Sarabun New" w:hint="cs"/>
-          <w:b/>
-          <w:color w:val="222222"/>
-        </w:rPr>
-        <w:t xml:space="preserve"> </w:t>
-      </w:r>
-      <w:r>
-        <w:rPr>
-          <w:rFonts w:eastAsia="TH Sarabun New"/>
-          <w:b/>
-          <w:color w:val="222222"/>
-        </w:rPr>
-        <w:t>เดินได้ในระบบแล้ว</w:t>
+        <w:t>แต่ยังต้องทดสอบทั้งระบบร่วมกับโมดูลอื่น</w:t>
       </w:r>
     </w:p>
     <w:p>
       <w:pPr>
-        <w:pStyle w:val="Heading2"/>
-        <w:rPr>
-          <w:rFonts w:hint="cs"/>
+        <w:spacing w:before="280" w:after="120" w:line="240" w:lineRule="auto"/>
+        <w:jc w:val="thaiDistribute"/>
+        <w:rPr>
+          <w:rFonts w:ascii="TH SarabunPSK" w:hAnsi="TH SarabunPSK" w:cs="TH SarabunPSK" w:hint="cs"/>
         </w:rPr>
       </w:pPr>
       <w:r>
         <w:rPr>
-          <w:rFonts w:hint="cs"/>
+          <w:rFonts w:ascii="TH SarabunPSK" w:hAnsi="TH SarabunPSK" w:cs="TH SarabunPSK" w:hint="cs"/>
+          <w:b/>
+          <w:color w:val="1A3A5C"/>
+          <w:sz w:val="30"/>
         </w:rPr>
         <w:t xml:space="preserve">3. </w:t>
       </w:r>
       <w:r>
         <w:rPr>
-          <w:rFonts w:hint="cs"/>
-        </w:rPr>
-        <w:t>อะไรที่กำลังดำเนินการอยู่</w:t>
+          <w:rFonts w:ascii="TH SarabunPSK" w:hAnsi="TH SarabunPSK" w:cs="TH SarabunPSK" w:hint="cs"/>
+          <w:b/>
+          <w:color w:val="1A3A5C"/>
+          <w:sz w:val="30"/>
+        </w:rPr>
+        <w:t>อะไรที่กำลังดำเนินการอยู่ / ยังต้องปรับ</w:t>
       </w:r>
     </w:p>
     <w:p>
       <w:pPr>
         <w:spacing w:after="120" w:line="240" w:lineRule="auto"/>
-        <w:ind w:firstLine="720"/>
         <w:jc w:val="thaiDistribute"/>
         <w:rPr>
-          <w:rFonts w:hint="cs"/>
+          <w:rFonts w:ascii="TH SarabunPSK" w:hAnsi="TH SarabunPSK" w:cs="TH SarabunPSK" w:hint="cs"/>
         </w:rPr>
       </w:pPr>
       <w:r>
         <w:rPr>
-          <w:rFonts w:eastAsia="TH Sarabun New" w:hint="cs"/>
+          <w:rFonts w:ascii="TH SarabunPSK" w:hAnsi="TH SarabunPSK" w:cs="TH SarabunPSK" w:hint="cs"/>
           <w:color w:val="222222"/>
         </w:rPr>
-        <w:t>กลุ่มนี้มีโครงระบบและหน้าจอบางส่วนแล้ว แต่ยังไม่ครบหรือยังไม่เสถียรพอที่จะเรียกว่าพร้อมทดลองใช้เต็มรูปแบบ</w:t>
+        <w:t>กลุ่มนี้มีโครงระบบและหน้าจอบางส่วนแล้ว แต่ยังไม่ครบ ยังต้องปรับ requirement หรือยังไม่ได้ทดสอบพารามิเตอร์/การใช้งานจริง</w:t>
       </w:r>
     </w:p>
     <w:tbl>
@@ -1561,8 +1415,8 @@
       </w:tblPr>
       <w:tblGrid>
         <w:gridCol w:w="3249"/>
-        <w:gridCol w:w="1962"/>
-        <w:gridCol w:w="4680"/>
+        <w:gridCol w:w="3249"/>
+        <w:gridCol w:w="3393"/>
       </w:tblGrid>
       <w:tr>
         <w:tc>
@@ -1574,70 +1428,64 @@
             <w:pPr>
               <w:jc w:val="thaiDistribute"/>
               <w:rPr>
-                <w:rFonts w:hint="cs"/>
+                <w:rFonts w:ascii="TH SarabunPSK" w:hAnsi="TH SarabunPSK" w:cs="TH SarabunPSK" w:hint="cs"/>
               </w:rPr>
             </w:pPr>
-            <w:proofErr w:type="spellStart"/>
             <w:r>
               <w:rPr>
-                <w:rFonts w:eastAsia="TH Sarabun New" w:hint="cs"/>
+                <w:rFonts w:ascii="TH SarabunPSK" w:hAnsi="TH SarabunPSK" w:cs="TH SarabunPSK" w:hint="cs"/>
                 <w:b/>
                 <w:color w:val="FFFFFF"/>
                 <w:sz w:val="20"/>
               </w:rPr>
               <w:t>ฟีเจอร์</w:t>
             </w:r>
-            <w:proofErr w:type="spellEnd"/>
           </w:p>
         </w:tc>
         <w:tc>
           <w:tcPr>
-            <w:tcW w:w="1962" w:type="dxa"/>
+            <w:tcW w:w="3249" w:type="dxa"/>
             <w:shd w:val="clear" w:color="auto" w:fill="1A3A5C"/>
           </w:tcPr>
           <w:p>
             <w:pPr>
               <w:jc w:val="thaiDistribute"/>
               <w:rPr>
-                <w:rFonts w:hint="cs"/>
+                <w:rFonts w:ascii="TH SarabunPSK" w:hAnsi="TH SarabunPSK" w:cs="TH SarabunPSK" w:hint="cs"/>
               </w:rPr>
             </w:pPr>
-            <w:proofErr w:type="spellStart"/>
             <w:r>
               <w:rPr>
-                <w:rFonts w:eastAsia="TH Sarabun New" w:hint="cs"/>
+                <w:rFonts w:ascii="TH SarabunPSK" w:hAnsi="TH SarabunPSK" w:cs="TH SarabunPSK" w:hint="cs"/>
                 <w:b/>
                 <w:color w:val="FFFFFF"/>
                 <w:sz w:val="20"/>
               </w:rPr>
               <w:t>สถานะโดยประมาณ</w:t>
             </w:r>
-            <w:proofErr w:type="spellEnd"/>
           </w:p>
         </w:tc>
         <w:tc>
           <w:tcPr>
-            <w:tcW w:w="4680" w:type="dxa"/>
+            <w:tcW w:w="3249" w:type="dxa"/>
             <w:shd w:val="clear" w:color="auto" w:fill="1A3A5C"/>
           </w:tcPr>
           <w:p>
             <w:pPr>
               <w:jc w:val="thaiDistribute"/>
               <w:rPr>
-                <w:rFonts w:hint="cs"/>
+                <w:rFonts w:ascii="TH SarabunPSK" w:hAnsi="TH SarabunPSK" w:cs="TH SarabunPSK" w:hint="cs"/>
               </w:rPr>
             </w:pPr>
-            <w:proofErr w:type="spellStart"/>
             <w:r>
               <w:rPr>
-                <w:rFonts w:eastAsia="TH Sarabun New" w:hint="cs"/>
+                <w:rFonts w:ascii="TH SarabunPSK" w:hAnsi="TH SarabunPSK" w:cs="TH SarabunPSK" w:hint="cs"/>
                 <w:b/>
                 <w:color w:val="FFFFFF"/>
                 <w:sz w:val="20"/>
               </w:rPr>
-              <w:t>กำลังทำอะไรอยู่</w:t>
+              <w:t>กำลังทำอะไรอยู่ / ประเด็นค้าง</w:t>
             </w:r>
-            <w:proofErr w:type="spellEnd"/>
           </w:p>
         </w:tc>
       </w:tr>
@@ -1649,161 +1497,57 @@
           <w:p>
             <w:pPr>
               <w:rPr>
-                <w:rFonts w:hint="cs"/>
+                <w:rFonts w:ascii="TH SarabunPSK" w:hAnsi="TH SarabunPSK" w:cs="TH SarabunPSK" w:hint="cs"/>
               </w:rPr>
             </w:pPr>
-            <w:proofErr w:type="spellStart"/>
             <w:r>
               <w:rPr>
-                <w:rFonts w:eastAsia="TH Sarabun New" w:hint="cs"/>
+                <w:rFonts w:ascii="TH SarabunPSK" w:hAnsi="TH SarabunPSK" w:cs="TH SarabunPSK" w:hint="cs"/>
                 <w:color w:val="222222"/>
                 <w:sz w:val="20"/>
               </w:rPr>
-              <w:t>สร้างครัวเรือน</w:t>
-            </w:r>
-            <w:proofErr w:type="spellEnd"/>
-            <w:r>
-              <w:rPr>
-                <w:rFonts w:eastAsia="TH Sarabun New" w:hint="cs"/>
-                <w:color w:val="222222"/>
-                <w:sz w:val="20"/>
-              </w:rPr>
-              <w:t xml:space="preserve"> </w:t>
-            </w:r>
-            <w:proofErr w:type="spellStart"/>
-            <w:r>
-              <w:rPr>
-                <w:rFonts w:eastAsia="TH Sarabun New" w:hint="cs"/>
-                <w:color w:val="222222"/>
-                <w:sz w:val="20"/>
-              </w:rPr>
-              <w:t>ผูกสมาชิก</w:t>
-            </w:r>
-            <w:proofErr w:type="spellEnd"/>
-            <w:r>
-              <w:rPr>
-                <w:rFonts w:eastAsia="TH Sarabun New" w:hint="cs"/>
-                <w:color w:val="222222"/>
-                <w:sz w:val="20"/>
-              </w:rPr>
-              <w:t xml:space="preserve"> </w:t>
-            </w:r>
-            <w:proofErr w:type="spellStart"/>
-            <w:r>
-              <w:rPr>
-                <w:rFonts w:eastAsia="TH Sarabun New" w:hint="cs"/>
-                <w:color w:val="222222"/>
-                <w:sz w:val="20"/>
-              </w:rPr>
-              <w:t>และกำหนดหัวหน้าครัวเรือน</w:t>
-            </w:r>
-            <w:proofErr w:type="spellEnd"/>
-          </w:p>
-        </w:tc>
-        <w:tc>
-          <w:tcPr>
-            <w:tcW w:w="1962" w:type="dxa"/>
-          </w:tcPr>
-          <w:p>
-            <w:pPr>
-              <w:rPr>
-                <w:rFonts w:hint="cs"/>
-              </w:rPr>
-            </w:pPr>
-            <w:proofErr w:type="spellStart"/>
-            <w:r>
-              <w:rPr>
-                <w:rFonts w:eastAsia="TH Sarabun New" w:hint="cs"/>
-                <w:color w:val="222222"/>
-                <w:sz w:val="20"/>
-              </w:rPr>
-              <w:t>ราว</w:t>
-            </w:r>
-            <w:proofErr w:type="spellEnd"/>
-            <w:r>
-              <w:rPr>
-                <w:rFonts w:eastAsia="TH Sarabun New" w:hint="cs"/>
-                <w:color w:val="222222"/>
-                <w:sz w:val="20"/>
-              </w:rPr>
-              <w:t xml:space="preserve"> 2 </w:t>
-            </w:r>
-            <w:proofErr w:type="spellStart"/>
-            <w:r>
-              <w:rPr>
-                <w:rFonts w:eastAsia="TH Sarabun New" w:hint="cs"/>
-                <w:color w:val="222222"/>
-                <w:sz w:val="20"/>
-              </w:rPr>
-              <w:t>ใน</w:t>
-            </w:r>
-            <w:proofErr w:type="spellEnd"/>
-            <w:r>
-              <w:rPr>
-                <w:rFonts w:eastAsia="TH Sarabun New" w:hint="cs"/>
-                <w:color w:val="222222"/>
-                <w:sz w:val="20"/>
-              </w:rPr>
-              <w:t xml:space="preserve"> 3</w:t>
+              <w:t>ระบบคลังวัสดุ (รับเข้า / จ่ายออก / โอนข้ามศูนย์)</w:t>
             </w:r>
           </w:p>
         </w:tc>
         <w:tc>
           <w:tcPr>
-            <w:tcW w:w="4680" w:type="dxa"/>
+            <w:tcW w:w="3249" w:type="dxa"/>
           </w:tcPr>
           <w:p>
             <w:pPr>
               <w:rPr>
-                <w:rFonts w:hint="cs"/>
+                <w:rFonts w:ascii="TH SarabunPSK" w:hAnsi="TH SarabunPSK" w:cs="TH SarabunPSK" w:hint="cs"/>
               </w:rPr>
             </w:pPr>
-            <w:proofErr w:type="spellStart"/>
             <w:r>
               <w:rPr>
-                <w:rFonts w:eastAsia="TH Sarabun New" w:hint="cs"/>
+                <w:rFonts w:ascii="TH SarabunPSK" w:hAnsi="TH SarabunPSK" w:cs="TH SarabunPSK" w:hint="cs"/>
                 <w:color w:val="222222"/>
                 <w:sz w:val="20"/>
               </w:rPr>
-              <w:t>ส่วนใหญ่พร้อมแล้ว</w:t>
+              <w:t>มีโครงแล้ว — ยังไม่ปิด</w:t>
             </w:r>
-            <w:proofErr w:type="spellEnd"/>
+          </w:p>
+        </w:tc>
+        <w:tc>
+          <w:tcPr>
+            <w:tcW w:w="3249" w:type="dxa"/>
+          </w:tcPr>
+          <w:p>
+            <w:pPr>
+              <w:rPr>
+                <w:rFonts w:ascii="TH SarabunPSK" w:hAnsi="TH SarabunPSK" w:cs="TH SarabunPSK" w:hint="cs"/>
+              </w:rPr>
+            </w:pPr>
             <w:r>
               <w:rPr>
-                <w:rFonts w:eastAsia="TH Sarabun New" w:hint="cs"/>
+                <w:rFonts w:ascii="TH SarabunPSK" w:hAnsi="TH SarabunPSK" w:cs="TH SarabunPSK" w:hint="cs"/>
                 <w:color w:val="222222"/>
                 <w:sz w:val="20"/>
               </w:rPr>
-              <w:t xml:space="preserve"> </w:t>
+              <w:t>ยังต้องปรับแก้ requirement และพารามิเตอร์ที่เกี่ยวข้องยังไม่ได้ทดสอบ</w:t>
             </w:r>
-            <w:proofErr w:type="spellStart"/>
-            <w:r>
-              <w:rPr>
-                <w:rFonts w:eastAsia="TH Sarabun New" w:hint="cs"/>
-                <w:color w:val="222222"/>
-                <w:sz w:val="20"/>
-              </w:rPr>
-              <w:t>ยังเหลือจุดเชื่อม</w:t>
-            </w:r>
-            <w:proofErr w:type="spellEnd"/>
-            <w:r>
-              <w:rPr>
-                <w:rFonts w:eastAsia="TH Sarabun New" w:hint="cs"/>
-                <w:color w:val="222222"/>
-                <w:sz w:val="20"/>
-              </w:rPr>
-              <w:t>/</w:t>
-            </w:r>
-            <w:proofErr w:type="spellStart"/>
-            <w:r>
-              <w:rPr>
-                <w:rFonts w:eastAsia="TH Sarabun New" w:hint="cs"/>
-                <w:color w:val="222222"/>
-                <w:sz w:val="20"/>
-              </w:rPr>
-              <w:t>เคสพิเศษบางส่วน</w:t>
-            </w:r>
-            <w:proofErr w:type="spellEnd"/>
           </w:p>
         </w:tc>
       </w:tr>
@@ -1815,125 +1559,57 @@
           <w:p>
             <w:pPr>
               <w:rPr>
-                <w:rFonts w:hint="cs"/>
+                <w:rFonts w:ascii="TH SarabunPSK" w:hAnsi="TH SarabunPSK" w:cs="TH SarabunPSK" w:hint="cs"/>
               </w:rPr>
             </w:pPr>
-            <w:proofErr w:type="spellStart"/>
             <w:r>
               <w:rPr>
-                <w:rFonts w:eastAsia="TH Sarabun New" w:hint="cs"/>
+                <w:rFonts w:ascii="TH SarabunPSK" w:hAnsi="TH SarabunPSK" w:cs="TH SarabunPSK" w:hint="cs"/>
                 <w:color w:val="222222"/>
                 <w:sz w:val="20"/>
               </w:rPr>
-              <w:t>เครื่องคำนวณทรัพยากรรายวัน</w:t>
-            </w:r>
-            <w:proofErr w:type="spellEnd"/>
-            <w:r>
-              <w:rPr>
-                <w:rFonts w:eastAsia="TH Sarabun New" w:hint="cs"/>
-                <w:color w:val="222222"/>
-                <w:sz w:val="20"/>
-              </w:rPr>
-              <w:t xml:space="preserve"> (</w:t>
-            </w:r>
-            <w:proofErr w:type="spellStart"/>
-            <w:r>
-              <w:rPr>
-                <w:rFonts w:eastAsia="TH Sarabun New" w:hint="cs"/>
-                <w:color w:val="222222"/>
-                <w:sz w:val="20"/>
-              </w:rPr>
-              <w:t>อาหาร</w:t>
-            </w:r>
-            <w:proofErr w:type="spellEnd"/>
-            <w:r>
-              <w:rPr>
-                <w:rFonts w:eastAsia="TH Sarabun New" w:hint="cs"/>
-                <w:color w:val="222222"/>
-                <w:sz w:val="20"/>
-              </w:rPr>
-              <w:t>/</w:t>
-            </w:r>
-            <w:proofErr w:type="spellStart"/>
-            <w:r>
-              <w:rPr>
-                <w:rFonts w:eastAsia="TH Sarabun New" w:hint="cs"/>
-                <w:color w:val="222222"/>
-                <w:sz w:val="20"/>
-              </w:rPr>
-              <w:t>ของจำเป็นจากจำนวนผู้พัก</w:t>
-            </w:r>
-            <w:proofErr w:type="spellEnd"/>
-            <w:r>
-              <w:rPr>
-                <w:rFonts w:eastAsia="TH Sarabun New" w:hint="cs"/>
-                <w:color w:val="222222"/>
-                <w:sz w:val="20"/>
-              </w:rPr>
-              <w:t>)</w:t>
+              <w:t>ระบบครัวอาหาร (แผนมื้อ / เบิกวัตถุดิบ / บันทึกแจกอาหาร)</w:t>
             </w:r>
           </w:p>
         </w:tc>
         <w:tc>
           <w:tcPr>
-            <w:tcW w:w="1962" w:type="dxa"/>
+            <w:tcW w:w="3249" w:type="dxa"/>
           </w:tcPr>
           <w:p>
             <w:pPr>
               <w:rPr>
-                <w:rFonts w:hint="cs"/>
+                <w:rFonts w:ascii="TH SarabunPSK" w:hAnsi="TH SarabunPSK" w:cs="TH SarabunPSK" w:hint="cs"/>
               </w:rPr>
             </w:pPr>
-            <w:proofErr w:type="spellStart"/>
             <w:r>
               <w:rPr>
-                <w:rFonts w:eastAsia="TH Sarabun New" w:hint="cs"/>
+                <w:rFonts w:ascii="TH SarabunPSK" w:hAnsi="TH SarabunPSK" w:cs="TH SarabunPSK" w:hint="cs"/>
                 <w:color w:val="222222"/>
                 <w:sz w:val="20"/>
               </w:rPr>
-              <w:t>เกือบเสร็จ</w:t>
+              <w:t>มีโครงแล้ว — ยังไม่ปิด</w:t>
             </w:r>
-            <w:proofErr w:type="spellEnd"/>
           </w:p>
         </w:tc>
         <w:tc>
           <w:tcPr>
-            <w:tcW w:w="4680" w:type="dxa"/>
+            <w:tcW w:w="3249" w:type="dxa"/>
           </w:tcPr>
           <w:p>
             <w:pPr>
               <w:rPr>
-                <w:rFonts w:hint="cs"/>
+                <w:rFonts w:ascii="TH SarabunPSK" w:hAnsi="TH SarabunPSK" w:cs="TH SarabunPSK" w:hint="cs"/>
               </w:rPr>
             </w:pPr>
-            <w:proofErr w:type="spellStart"/>
             <w:r>
               <w:rPr>
-                <w:rFonts w:eastAsia="TH Sarabun New" w:hint="cs"/>
+                <w:rFonts w:ascii="TH SarabunPSK" w:hAnsi="TH SarabunPSK" w:cs="TH SarabunPSK" w:hint="cs"/>
                 <w:color w:val="222222"/>
                 <w:sz w:val="20"/>
               </w:rPr>
-              <w:t>แกนคำนวณใกล้จบ</w:t>
+              <w:t>ยังต้องปรับแก้ requirement และพารามิเตอร์ที่เกี่ยวข้องยังไม่ได้ทดสอบ</w:t>
             </w:r>
-            <w:proofErr w:type="spellEnd"/>
-            <w:r>
-              <w:rPr>
-                <w:rFonts w:eastAsia="TH Sarabun New" w:hint="cs"/>
-                <w:color w:val="222222"/>
-                <w:sz w:val="20"/>
-              </w:rPr>
-              <w:t xml:space="preserve"> </w:t>
-            </w:r>
-            <w:proofErr w:type="spellStart"/>
-            <w:r>
-              <w:rPr>
-                <w:rFonts w:eastAsia="TH Sarabun New" w:hint="cs"/>
-                <w:color w:val="222222"/>
-                <w:sz w:val="20"/>
-              </w:rPr>
-              <w:t>กำลังเก็บรายละเอียดสุดท้าย</w:t>
-            </w:r>
-            <w:proofErr w:type="spellEnd"/>
           </w:p>
         </w:tc>
       </w:tr>
@@ -1945,99 +1621,57 @@
           <w:p>
             <w:pPr>
               <w:rPr>
-                <w:rFonts w:hint="cs"/>
+                <w:rFonts w:ascii="TH SarabunPSK" w:hAnsi="TH SarabunPSK" w:cs="TH SarabunPSK" w:hint="cs"/>
               </w:rPr>
             </w:pPr>
-            <w:proofErr w:type="spellStart"/>
             <w:r>
               <w:rPr>
-                <w:rFonts w:eastAsia="TH Sarabun New" w:hint="cs"/>
+                <w:rFonts w:ascii="TH SarabunPSK" w:hAnsi="TH SarabunPSK" w:cs="TH SarabunPSK" w:hint="cs"/>
                 <w:color w:val="222222"/>
                 <w:sz w:val="20"/>
               </w:rPr>
-              <w:t>ตั้งค่าอัตราส่วนมาตรฐาน</w:t>
+              <w:t>แค็ตตาล็อกสินค้าในคลัง / แดชบอร์ดสต็อกและจุดสั่งของใหม่</w:t>
             </w:r>
-            <w:proofErr w:type="spellEnd"/>
-            <w:r>
-              <w:rPr>
-                <w:rFonts w:eastAsia="TH Sarabun New" w:hint="cs"/>
-                <w:color w:val="222222"/>
-                <w:sz w:val="20"/>
-              </w:rPr>
-              <w:t xml:space="preserve"> (SOP) </w:t>
-            </w:r>
-            <w:proofErr w:type="spellStart"/>
-            <w:r>
-              <w:rPr>
-                <w:rFonts w:eastAsia="TH Sarabun New" w:hint="cs"/>
-                <w:color w:val="222222"/>
-                <w:sz w:val="20"/>
-              </w:rPr>
-              <w:t>สำหรับคำนวณของ</w:t>
-            </w:r>
-            <w:proofErr w:type="spellEnd"/>
           </w:p>
         </w:tc>
         <w:tc>
           <w:tcPr>
-            <w:tcW w:w="1962" w:type="dxa"/>
+            <w:tcW w:w="3249" w:type="dxa"/>
           </w:tcPr>
           <w:p>
             <w:pPr>
               <w:rPr>
-                <w:rFonts w:hint="cs"/>
+                <w:rFonts w:ascii="TH SarabunPSK" w:hAnsi="TH SarabunPSK" w:cs="TH SarabunPSK" w:hint="cs"/>
               </w:rPr>
             </w:pPr>
-            <w:proofErr w:type="spellStart"/>
             <w:r>
               <w:rPr>
-                <w:rFonts w:eastAsia="TH Sarabun New" w:hint="cs"/>
+                <w:rFonts w:ascii="TH SarabunPSK" w:hAnsi="TH SarabunPSK" w:cs="TH SarabunPSK" w:hint="cs"/>
                 <w:color w:val="222222"/>
                 <w:sz w:val="20"/>
               </w:rPr>
-              <w:t>เกือบเสร็จ</w:t>
+              <w:t>ราวครึ่งทาง</w:t>
             </w:r>
-            <w:proofErr w:type="spellEnd"/>
           </w:p>
         </w:tc>
         <w:tc>
           <w:tcPr>
-            <w:tcW w:w="4680" w:type="dxa"/>
+            <w:tcW w:w="3249" w:type="dxa"/>
           </w:tcPr>
           <w:p>
             <w:pPr>
               <w:rPr>
-                <w:rFonts w:hint="cs"/>
+                <w:rFonts w:ascii="TH SarabunPSK" w:hAnsi="TH SarabunPSK" w:cs="TH SarabunPSK" w:hint="cs"/>
               </w:rPr>
             </w:pPr>
-            <w:proofErr w:type="spellStart"/>
             <w:r>
               <w:rPr>
-                <w:rFonts w:eastAsia="TH Sarabun New" w:hint="cs"/>
+                <w:rFonts w:ascii="TH SarabunPSK" w:hAnsi="TH SarabunPSK" w:cs="TH SarabunPSK" w:hint="cs"/>
                 <w:color w:val="222222"/>
                 <w:sz w:val="20"/>
               </w:rPr>
-              <w:t>หน้าตั้งค่าส่วนใหญ่พร้อม</w:t>
+              <w:t>กำลังทำหน้าจอและกฎการแจ้งเตือนเมื่อของใกล้หมด</w:t>
             </w:r>
-            <w:proofErr w:type="spellEnd"/>
-            <w:r>
-              <w:rPr>
-                <w:rFonts w:eastAsia="TH Sarabun New" w:hint="cs"/>
-                <w:color w:val="222222"/>
-                <w:sz w:val="20"/>
-              </w:rPr>
-              <w:t xml:space="preserve"> </w:t>
-            </w:r>
-            <w:proofErr w:type="spellStart"/>
-            <w:r>
-              <w:rPr>
-                <w:rFonts w:eastAsia="TH Sarabun New" w:hint="cs"/>
-                <w:color w:val="222222"/>
-                <w:sz w:val="20"/>
-              </w:rPr>
-              <w:t>ยังเก็บเคสใช้งานจริง</w:t>
-            </w:r>
-            <w:proofErr w:type="spellEnd"/>
           </w:p>
         </w:tc>
       </w:tr>
@@ -2049,81 +1683,57 @@
           <w:p>
             <w:pPr>
               <w:rPr>
-                <w:rFonts w:hint="cs"/>
+                <w:rFonts w:ascii="TH SarabunPSK" w:hAnsi="TH SarabunPSK" w:cs="TH SarabunPSK" w:hint="cs"/>
               </w:rPr>
             </w:pPr>
-            <w:proofErr w:type="spellStart"/>
             <w:r>
               <w:rPr>
-                <w:rFonts w:eastAsia="TH Sarabun New" w:hint="cs"/>
+                <w:rFonts w:ascii="TH SarabunPSK" w:hAnsi="TH SarabunPSK" w:cs="TH SarabunPSK" w:hint="cs"/>
                 <w:color w:val="222222"/>
                 <w:sz w:val="20"/>
               </w:rPr>
-              <w:t>แค็ตตาล็อกสินค้าในคลัง</w:t>
+              <w:t>สร้างครัวเรือน ผูกสมาชิก และกำหนดหัวหน้าครัวเรือน</w:t>
             </w:r>
-            <w:proofErr w:type="spellEnd"/>
-            <w:r>
-              <w:rPr>
-                <w:rFonts w:eastAsia="TH Sarabun New" w:hint="cs"/>
-                <w:color w:val="222222"/>
-                <w:sz w:val="20"/>
-              </w:rPr>
-              <w:t xml:space="preserve"> / </w:t>
-            </w:r>
-            <w:proofErr w:type="spellStart"/>
-            <w:r>
-              <w:rPr>
-                <w:rFonts w:eastAsia="TH Sarabun New" w:hint="cs"/>
-                <w:color w:val="222222"/>
-                <w:sz w:val="20"/>
-              </w:rPr>
-              <w:t>แดชบอร์ดสต็อกและจุดสั่งของใหม่</w:t>
-            </w:r>
-            <w:proofErr w:type="spellEnd"/>
           </w:p>
         </w:tc>
         <w:tc>
           <w:tcPr>
-            <w:tcW w:w="1962" w:type="dxa"/>
+            <w:tcW w:w="3249" w:type="dxa"/>
           </w:tcPr>
           <w:p>
             <w:pPr>
               <w:rPr>
-                <w:rFonts w:hint="cs"/>
+                <w:rFonts w:ascii="TH SarabunPSK" w:hAnsi="TH SarabunPSK" w:cs="TH SarabunPSK" w:hint="cs"/>
               </w:rPr>
             </w:pPr>
-            <w:proofErr w:type="spellStart"/>
             <w:r>
               <w:rPr>
-                <w:rFonts w:eastAsia="TH Sarabun New" w:hint="cs"/>
+                <w:rFonts w:ascii="TH SarabunPSK" w:hAnsi="TH SarabunPSK" w:cs="TH SarabunPSK" w:hint="cs"/>
                 <w:color w:val="222222"/>
                 <w:sz w:val="20"/>
               </w:rPr>
-              <w:t>ราวครึ่งทาง</w:t>
+              <w:t>ราว 2 ใน 3</w:t>
             </w:r>
-            <w:proofErr w:type="spellEnd"/>
           </w:p>
         </w:tc>
         <w:tc>
           <w:tcPr>
-            <w:tcW w:w="4680" w:type="dxa"/>
+            <w:tcW w:w="3249" w:type="dxa"/>
           </w:tcPr>
           <w:p>
             <w:pPr>
               <w:rPr>
-                <w:rFonts w:hint="cs"/>
+                <w:rFonts w:ascii="TH SarabunPSK" w:hAnsi="TH SarabunPSK" w:cs="TH SarabunPSK" w:hint="cs"/>
               </w:rPr>
             </w:pPr>
-            <w:proofErr w:type="spellStart"/>
             <w:r>
               <w:rPr>
-                <w:rFonts w:eastAsia="TH Sarabun New" w:hint="cs"/>
+                <w:rFonts w:ascii="TH SarabunPSK" w:hAnsi="TH SarabunPSK" w:cs="TH SarabunPSK" w:hint="cs"/>
                 <w:color w:val="222222"/>
                 <w:sz w:val="20"/>
               </w:rPr>
-              <w:t>กำลังทำหน้าจอและกฎการแจ้งเตือนเมื่อของใกล้หมด</w:t>
+              <w:t>ส่วนใหญ่มีโครงแล้ว ยังเหลือจุดเชื่อม/เคสพิเศษบางส่วน</w:t>
             </w:r>
-            <w:proofErr w:type="spellEnd"/>
           </w:p>
         </w:tc>
       </w:tr>
@@ -2135,155 +1745,57 @@
           <w:p>
             <w:pPr>
               <w:rPr>
-                <w:rFonts w:hint="cs"/>
+                <w:rFonts w:ascii="TH SarabunPSK" w:hAnsi="TH SarabunPSK" w:cs="TH SarabunPSK" w:hint="cs"/>
               </w:rPr>
             </w:pPr>
-            <w:proofErr w:type="spellStart"/>
             <w:r>
               <w:rPr>
-                <w:rFonts w:eastAsia="TH Sarabun New" w:hint="cs"/>
+                <w:rFonts w:ascii="TH SarabunPSK" w:hAnsi="TH SarabunPSK" w:cs="TH SarabunPSK" w:hint="cs"/>
                 <w:color w:val="222222"/>
                 <w:sz w:val="20"/>
               </w:rPr>
-              <w:t>ระบบจองคิวบริจาค</w:t>
+              <w:t>เครื่องคำนวณทรัพยากรรายวัน (อาหาร/ของจำเป็นจากจำนวนผู้พัก)</w:t>
             </w:r>
-            <w:proofErr w:type="spellEnd"/>
-            <w:r>
-              <w:rPr>
-                <w:rFonts w:eastAsia="TH Sarabun New" w:hint="cs"/>
-                <w:color w:val="222222"/>
-                <w:sz w:val="20"/>
-              </w:rPr>
-              <w:t xml:space="preserve"> / </w:t>
-            </w:r>
-            <w:proofErr w:type="spellStart"/>
-            <w:r>
-              <w:rPr>
-                <w:rFonts w:eastAsia="TH Sarabun New" w:hint="cs"/>
-                <w:color w:val="222222"/>
-                <w:sz w:val="20"/>
-              </w:rPr>
-              <w:t>ตัดรอบรับบริจาค</w:t>
-            </w:r>
-            <w:proofErr w:type="spellEnd"/>
-            <w:r>
-              <w:rPr>
-                <w:rFonts w:eastAsia="TH Sarabun New" w:hint="cs"/>
-                <w:color w:val="222222"/>
-                <w:sz w:val="20"/>
-              </w:rPr>
-              <w:t xml:space="preserve"> / </w:t>
-            </w:r>
-            <w:proofErr w:type="spellStart"/>
-            <w:r>
-              <w:rPr>
-                <w:rFonts w:eastAsia="TH Sarabun New" w:hint="cs"/>
-                <w:color w:val="222222"/>
-                <w:sz w:val="20"/>
-              </w:rPr>
-              <w:lastRenderedPageBreak/>
-              <w:t>เส้นทางตรวจสอบการรับของ</w:t>
-            </w:r>
-            <w:proofErr w:type="spellEnd"/>
           </w:p>
         </w:tc>
         <w:tc>
           <w:tcPr>
-            <w:tcW w:w="1962" w:type="dxa"/>
+            <w:tcW w:w="3249" w:type="dxa"/>
           </w:tcPr>
           <w:p>
             <w:pPr>
               <w:rPr>
-                <w:rFonts w:hint="cs"/>
+                <w:rFonts w:ascii="TH SarabunPSK" w:hAnsi="TH SarabunPSK" w:cs="TH SarabunPSK" w:hint="cs"/>
               </w:rPr>
             </w:pPr>
-            <w:proofErr w:type="spellStart"/>
             <w:r>
               <w:rPr>
-                <w:rFonts w:eastAsia="TH Sarabun New" w:hint="cs"/>
+                <w:rFonts w:ascii="TH SarabunPSK" w:hAnsi="TH SarabunPSK" w:cs="TH SarabunPSK" w:hint="cs"/>
                 <w:color w:val="222222"/>
                 <w:sz w:val="20"/>
               </w:rPr>
-              <w:lastRenderedPageBreak/>
-              <w:t>ราว</w:t>
+              <w:t>เกือบเสร็จด้านโค้ด</w:t>
             </w:r>
-            <w:proofErr w:type="spellEnd"/>
-            <w:r>
-              <w:rPr>
-                <w:rFonts w:eastAsia="TH Sarabun New" w:hint="cs"/>
-                <w:color w:val="222222"/>
-                <w:sz w:val="20"/>
-              </w:rPr>
-              <w:t xml:space="preserve"> 1 </w:t>
-            </w:r>
-            <w:proofErr w:type="spellStart"/>
-            <w:r>
-              <w:rPr>
-                <w:rFonts w:eastAsia="TH Sarabun New" w:hint="cs"/>
-                <w:color w:val="222222"/>
-                <w:sz w:val="20"/>
-              </w:rPr>
-              <w:t>ใน</w:t>
-            </w:r>
-            <w:proofErr w:type="spellEnd"/>
-            <w:r>
-              <w:rPr>
-                <w:rFonts w:eastAsia="TH Sarabun New" w:hint="cs"/>
-                <w:color w:val="222222"/>
-                <w:sz w:val="20"/>
-              </w:rPr>
-              <w:t xml:space="preserve"> 5 </w:t>
-            </w:r>
-            <w:proofErr w:type="spellStart"/>
-            <w:r>
-              <w:rPr>
-                <w:rFonts w:eastAsia="TH Sarabun New" w:hint="cs"/>
-                <w:color w:val="222222"/>
-                <w:sz w:val="20"/>
-              </w:rPr>
-              <w:t>ถึงครึ่งหนึ่ง</w:t>
-            </w:r>
-            <w:proofErr w:type="spellEnd"/>
           </w:p>
         </w:tc>
         <w:tc>
           <w:tcPr>
-            <w:tcW w:w="4680" w:type="dxa"/>
+            <w:tcW w:w="3249" w:type="dxa"/>
           </w:tcPr>
           <w:p>
             <w:pPr>
               <w:rPr>
-                <w:rFonts w:hint="cs"/>
+                <w:rFonts w:ascii="TH SarabunPSK" w:hAnsi="TH SarabunPSK" w:cs="TH SarabunPSK" w:hint="cs"/>
               </w:rPr>
             </w:pPr>
-            <w:proofErr w:type="spellStart"/>
             <w:r>
               <w:rPr>
-                <w:rFonts w:eastAsia="TH Sarabun New" w:hint="cs"/>
+                <w:rFonts w:ascii="TH SarabunPSK" w:hAnsi="TH SarabunPSK" w:cs="TH SarabunPSK" w:hint="cs"/>
                 <w:color w:val="222222"/>
                 <w:sz w:val="20"/>
               </w:rPr>
-              <w:t>โครงมีแล้ว</w:t>
+              <w:t>แกนคำนวณใกล้จบ แต่ยังผูกกับพารามิเตอร์ที่ยังไม่ได้ทดสอบ</w:t>
             </w:r>
-            <w:proofErr w:type="spellEnd"/>
-            <w:r>
-              <w:rPr>
-                <w:rFonts w:eastAsia="TH Sarabun New" w:hint="cs"/>
-                <w:color w:val="222222"/>
-                <w:sz w:val="20"/>
-              </w:rPr>
-              <w:t xml:space="preserve"> </w:t>
-            </w:r>
-            <w:proofErr w:type="spellStart"/>
-            <w:r>
-              <w:rPr>
-                <w:rFonts w:eastAsia="TH Sarabun New" w:hint="cs"/>
-                <w:color w:val="222222"/>
-                <w:sz w:val="20"/>
-              </w:rPr>
-              <w:t>แต่ยังไม่ครบวงจรการใช้งานจริง</w:t>
-            </w:r>
-            <w:proofErr w:type="spellEnd"/>
           </w:p>
         </w:tc>
       </w:tr>
@@ -2295,32 +1807,157 @@
           <w:p>
             <w:pPr>
               <w:rPr>
-                <w:rFonts w:hint="cs"/>
+                <w:rFonts w:ascii="TH SarabunPSK" w:hAnsi="TH SarabunPSK" w:cs="TH SarabunPSK" w:hint="cs"/>
               </w:rPr>
             </w:pPr>
             <w:r>
               <w:rPr>
-                <w:rFonts w:eastAsia="TH Sarabun New" w:hint="cs"/>
+                <w:rFonts w:ascii="TH SarabunPSK" w:hAnsi="TH SarabunPSK" w:cs="TH SarabunPSK" w:hint="cs"/>
                 <w:color w:val="222222"/>
                 <w:sz w:val="20"/>
               </w:rPr>
+              <w:t>ตั้งค่าอัตราส่วนมาตรฐาน (SOP) สำหรับคำนวณของ</w:t>
+            </w:r>
+          </w:p>
+        </w:tc>
+        <w:tc>
+          <w:tcPr>
+            <w:tcW w:w="3249" w:type="dxa"/>
+          </w:tcPr>
+          <w:p>
+            <w:pPr>
+              <w:rPr>
+                <w:rFonts w:ascii="TH SarabunPSK" w:hAnsi="TH SarabunPSK" w:cs="TH SarabunPSK" w:hint="cs"/>
+              </w:rPr>
+            </w:pPr>
+            <w:r>
+              <w:rPr>
+                <w:rFonts w:ascii="TH SarabunPSK" w:hAnsi="TH SarabunPSK" w:cs="TH SarabunPSK" w:hint="cs"/>
+                <w:color w:val="222222"/>
+                <w:sz w:val="20"/>
+              </w:rPr>
+              <w:t>เกือบเสร็จด้านโค้ด</w:t>
+            </w:r>
+          </w:p>
+        </w:tc>
+        <w:tc>
+          <w:tcPr>
+            <w:tcW w:w="3249" w:type="dxa"/>
+          </w:tcPr>
+          <w:p>
+            <w:pPr>
+              <w:rPr>
+                <w:rFonts w:ascii="TH SarabunPSK" w:hAnsi="TH SarabunPSK" w:cs="TH SarabunPSK" w:hint="cs"/>
+              </w:rPr>
+            </w:pPr>
+            <w:r>
+              <w:rPr>
+                <w:rFonts w:ascii="TH SarabunPSK" w:hAnsi="TH SarabunPSK" w:cs="TH SarabunPSK" w:hint="cs"/>
+                <w:color w:val="222222"/>
+                <w:sz w:val="20"/>
+              </w:rPr>
+              <w:t>หน้าตั้งค่าส่วนใหญ่มีแล้ว ยังต้องทดสอบพารามิเตอร์กับการใช้งานจริง</w:t>
+            </w:r>
+          </w:p>
+        </w:tc>
+      </w:tr>
+      <w:tr>
+        <w:tc>
+          <w:tcPr>
+            <w:tcW w:w="3249" w:type="dxa"/>
+          </w:tcPr>
+          <w:p>
+            <w:pPr>
+              <w:rPr>
+                <w:rFonts w:ascii="TH SarabunPSK" w:hAnsi="TH SarabunPSK" w:cs="TH SarabunPSK" w:hint="cs"/>
+              </w:rPr>
+            </w:pPr>
+            <w:r>
+              <w:rPr>
+                <w:rFonts w:ascii="TH SarabunPSK" w:hAnsi="TH SarabunPSK" w:cs="TH SarabunPSK" w:hint="cs"/>
+                <w:color w:val="222222"/>
+                <w:sz w:val="20"/>
+              </w:rPr>
+              <w:t>ระบบจองคิวบริจาค / ตัดรอบรับบริจาค / เส้นทางตรวจสอบการรับของ</w:t>
+            </w:r>
+          </w:p>
+        </w:tc>
+        <w:tc>
+          <w:tcPr>
+            <w:tcW w:w="3249" w:type="dxa"/>
+          </w:tcPr>
+          <w:p>
+            <w:pPr>
+              <w:rPr>
+                <w:rFonts w:ascii="TH SarabunPSK" w:hAnsi="TH SarabunPSK" w:cs="TH SarabunPSK" w:hint="cs"/>
+              </w:rPr>
+            </w:pPr>
+            <w:r>
+              <w:rPr>
+                <w:rFonts w:ascii="TH SarabunPSK" w:hAnsi="TH SarabunPSK" w:cs="TH SarabunPSK" w:hint="cs"/>
+                <w:color w:val="222222"/>
+                <w:sz w:val="20"/>
+              </w:rPr>
+              <w:t>ราว 1 ใน 5 ถึงครึ่งหนึ่ง</w:t>
+            </w:r>
+          </w:p>
+        </w:tc>
+        <w:tc>
+          <w:tcPr>
+            <w:tcW w:w="3249" w:type="dxa"/>
+          </w:tcPr>
+          <w:p>
+            <w:pPr>
+              <w:rPr>
+                <w:rFonts w:ascii="TH SarabunPSK" w:hAnsi="TH SarabunPSK" w:cs="TH SarabunPSK" w:hint="cs"/>
+              </w:rPr>
+            </w:pPr>
+            <w:r>
+              <w:rPr>
+                <w:rFonts w:ascii="TH SarabunPSK" w:hAnsi="TH SarabunPSK" w:cs="TH SarabunPSK" w:hint="cs"/>
+                <w:color w:val="222222"/>
+                <w:sz w:val="20"/>
+              </w:rPr>
+              <w:t>โครงมีแล้ว แต่ยังไม่ครบวงจรการใช้งานจริง</w:t>
+            </w:r>
+          </w:p>
+        </w:tc>
+      </w:tr>
+      <w:tr>
+        <w:tc>
+          <w:tcPr>
+            <w:tcW w:w="3249" w:type="dxa"/>
+          </w:tcPr>
+          <w:p>
+            <w:pPr>
+              <w:rPr>
+                <w:rFonts w:ascii="TH SarabunPSK" w:hAnsi="TH SarabunPSK" w:cs="TH SarabunPSK" w:hint="cs"/>
+              </w:rPr>
+            </w:pPr>
+            <w:r>
+              <w:rPr>
+                <w:rFonts w:ascii="TH SarabunPSK" w:hAnsi="TH SarabunPSK" w:cs="TH SarabunPSK" w:hint="cs"/>
+                <w:color w:val="222222"/>
+                <w:sz w:val="20"/>
+              </w:rPr>
+              <w:lastRenderedPageBreak/>
               <w:t>สิทธิ์ผู้ใช้ละเอียดขึ้น (ใครเห็น/แก้ข้อมูลส่วนไหนได้)</w:t>
             </w:r>
           </w:p>
         </w:tc>
         <w:tc>
           <w:tcPr>
-            <w:tcW w:w="1962" w:type="dxa"/>
+            <w:tcW w:w="3249" w:type="dxa"/>
           </w:tcPr>
           <w:p>
             <w:pPr>
               <w:rPr>
-                <w:rFonts w:hint="cs"/>
+                <w:rFonts w:ascii="TH SarabunPSK" w:hAnsi="TH SarabunPSK" w:cs="TH SarabunPSK" w:hint="cs"/>
               </w:rPr>
             </w:pPr>
             <w:r>
               <w:rPr>
-                <w:rFonts w:eastAsia="TH Sarabun New" w:hint="cs"/>
+                <w:rFonts w:ascii="TH SarabunPSK" w:hAnsi="TH SarabunPSK" w:cs="TH SarabunPSK" w:hint="cs"/>
                 <w:color w:val="222222"/>
                 <w:sz w:val="20"/>
               </w:rPr>
@@ -2330,17 +1967,17 @@
         </w:tc>
         <w:tc>
           <w:tcPr>
-            <w:tcW w:w="4680" w:type="dxa"/>
+            <w:tcW w:w="3249" w:type="dxa"/>
           </w:tcPr>
           <w:p>
             <w:pPr>
               <w:rPr>
-                <w:rFonts w:hint="cs"/>
+                <w:rFonts w:ascii="TH SarabunPSK" w:hAnsi="TH SarabunPSK" w:cs="TH SarabunPSK" w:hint="cs"/>
               </w:rPr>
             </w:pPr>
             <w:r>
               <w:rPr>
-                <w:rFonts w:eastAsia="TH Sarabun New" w:hint="cs"/>
+                <w:rFonts w:ascii="TH SarabunPSK" w:hAnsi="TH SarabunPSK" w:cs="TH SarabunPSK" w:hint="cs"/>
                 <w:color w:val="222222"/>
                 <w:sz w:val="20"/>
               </w:rPr>
@@ -2357,12 +1994,12 @@
           <w:p>
             <w:pPr>
               <w:rPr>
-                <w:rFonts w:hint="cs"/>
+                <w:rFonts w:ascii="TH SarabunPSK" w:hAnsi="TH SarabunPSK" w:cs="TH SarabunPSK" w:hint="cs"/>
               </w:rPr>
             </w:pPr>
             <w:r>
               <w:rPr>
-                <w:rFonts w:eastAsia="TH Sarabun New" w:hint="cs"/>
+                <w:rFonts w:ascii="TH SarabunPSK" w:hAnsi="TH SarabunPSK" w:cs="TH SarabunPSK" w:hint="cs"/>
                 <w:color w:val="222222"/>
                 <w:sz w:val="20"/>
               </w:rPr>
@@ -2372,17 +2009,17 @@
         </w:tc>
         <w:tc>
           <w:tcPr>
-            <w:tcW w:w="1962" w:type="dxa"/>
+            <w:tcW w:w="3249" w:type="dxa"/>
           </w:tcPr>
           <w:p>
             <w:pPr>
               <w:rPr>
-                <w:rFonts w:hint="cs"/>
+                <w:rFonts w:ascii="TH SarabunPSK" w:hAnsi="TH SarabunPSK" w:cs="TH SarabunPSK" w:hint="cs"/>
               </w:rPr>
             </w:pPr>
             <w:r>
               <w:rPr>
-                <w:rFonts w:eastAsia="TH Sarabun New" w:hint="cs"/>
+                <w:rFonts w:ascii="TH SarabunPSK" w:hAnsi="TH SarabunPSK" w:cs="TH SarabunPSK" w:hint="cs"/>
                 <w:color w:val="222222"/>
                 <w:sz w:val="20"/>
               </w:rPr>
@@ -2392,17 +2029,17 @@
         </w:tc>
         <w:tc>
           <w:tcPr>
-            <w:tcW w:w="4680" w:type="dxa"/>
+            <w:tcW w:w="3249" w:type="dxa"/>
           </w:tcPr>
           <w:p>
             <w:pPr>
               <w:rPr>
-                <w:rFonts w:hint="cs"/>
+                <w:rFonts w:ascii="TH SarabunPSK" w:hAnsi="TH SarabunPSK" w:cs="TH SarabunPSK" w:hint="cs"/>
               </w:rPr>
             </w:pPr>
             <w:r>
               <w:rPr>
-                <w:rFonts w:eastAsia="TH Sarabun New" w:hint="cs"/>
+                <w:rFonts w:ascii="TH SarabunPSK" w:hAnsi="TH SarabunPSK" w:cs="TH SarabunPSK" w:hint="cs"/>
                 <w:color w:val="222222"/>
                 <w:sz w:val="20"/>
               </w:rPr>
@@ -2419,12 +2056,12 @@
           <w:p>
             <w:pPr>
               <w:rPr>
-                <w:rFonts w:hint="cs"/>
+                <w:rFonts w:ascii="TH SarabunPSK" w:hAnsi="TH SarabunPSK" w:cs="TH SarabunPSK" w:hint="cs"/>
               </w:rPr>
             </w:pPr>
             <w:r>
               <w:rPr>
-                <w:rFonts w:eastAsia="TH Sarabun New" w:hint="cs"/>
+                <w:rFonts w:ascii="TH SarabunPSK" w:hAnsi="TH SarabunPSK" w:cs="TH SarabunPSK" w:hint="cs"/>
                 <w:color w:val="222222"/>
                 <w:sz w:val="20"/>
               </w:rPr>
@@ -2434,17 +2071,17 @@
         </w:tc>
         <w:tc>
           <w:tcPr>
-            <w:tcW w:w="1962" w:type="dxa"/>
+            <w:tcW w:w="3249" w:type="dxa"/>
           </w:tcPr>
           <w:p>
             <w:pPr>
               <w:rPr>
-                <w:rFonts w:hint="cs"/>
+                <w:rFonts w:ascii="TH SarabunPSK" w:hAnsi="TH SarabunPSK" w:cs="TH SarabunPSK" w:hint="cs"/>
               </w:rPr>
             </w:pPr>
             <w:r>
               <w:rPr>
-                <w:rFonts w:eastAsia="TH Sarabun New" w:hint="cs"/>
+                <w:rFonts w:ascii="TH SarabunPSK" w:hAnsi="TH SarabunPSK" w:cs="TH SarabunPSK" w:hint="cs"/>
                 <w:color w:val="222222"/>
                 <w:sz w:val="20"/>
               </w:rPr>
@@ -2454,17 +2091,17 @@
         </w:tc>
         <w:tc>
           <w:tcPr>
-            <w:tcW w:w="4680" w:type="dxa"/>
+            <w:tcW w:w="3249" w:type="dxa"/>
           </w:tcPr>
           <w:p>
             <w:pPr>
               <w:rPr>
-                <w:rFonts w:hint="cs"/>
+                <w:rFonts w:ascii="TH SarabunPSK" w:hAnsi="TH SarabunPSK" w:cs="TH SarabunPSK" w:hint="cs"/>
               </w:rPr>
             </w:pPr>
             <w:r>
               <w:rPr>
-                <w:rFonts w:eastAsia="TH Sarabun New" w:hint="cs"/>
+                <w:rFonts w:ascii="TH SarabunPSK" w:hAnsi="TH SarabunPSK" w:cs="TH SarabunPSK" w:hint="cs"/>
                 <w:color w:val="222222"/>
                 <w:sz w:val="20"/>
               </w:rPr>
@@ -2481,12 +2118,12 @@
           <w:p>
             <w:pPr>
               <w:rPr>
-                <w:rFonts w:hint="cs"/>
+                <w:rFonts w:ascii="TH SarabunPSK" w:hAnsi="TH SarabunPSK" w:cs="TH SarabunPSK" w:hint="cs"/>
               </w:rPr>
             </w:pPr>
             <w:r>
               <w:rPr>
-                <w:rFonts w:eastAsia="TH Sarabun New" w:hint="cs"/>
+                <w:rFonts w:ascii="TH SarabunPSK" w:hAnsi="TH SarabunPSK" w:cs="TH SarabunPSK" w:hint="cs"/>
                 <w:color w:val="222222"/>
                 <w:sz w:val="20"/>
               </w:rPr>
@@ -2496,17 +2133,17 @@
         </w:tc>
         <w:tc>
           <w:tcPr>
-            <w:tcW w:w="1962" w:type="dxa"/>
+            <w:tcW w:w="3249" w:type="dxa"/>
           </w:tcPr>
           <w:p>
             <w:pPr>
               <w:rPr>
-                <w:rFonts w:hint="cs"/>
+                <w:rFonts w:ascii="TH SarabunPSK" w:hAnsi="TH SarabunPSK" w:cs="TH SarabunPSK" w:hint="cs"/>
               </w:rPr>
             </w:pPr>
             <w:r>
               <w:rPr>
-                <w:rFonts w:eastAsia="TH Sarabun New" w:hint="cs"/>
+                <w:rFonts w:ascii="TH SarabunPSK" w:hAnsi="TH SarabunPSK" w:cs="TH SarabunPSK" w:hint="cs"/>
                 <w:color w:val="222222"/>
                 <w:sz w:val="20"/>
               </w:rPr>
@@ -2516,17 +2153,17 @@
         </w:tc>
         <w:tc>
           <w:tcPr>
-            <w:tcW w:w="4680" w:type="dxa"/>
+            <w:tcW w:w="3249" w:type="dxa"/>
           </w:tcPr>
           <w:p>
             <w:pPr>
               <w:rPr>
-                <w:rFonts w:hint="cs"/>
+                <w:rFonts w:ascii="TH SarabunPSK" w:hAnsi="TH SarabunPSK" w:cs="TH SarabunPSK" w:hint="cs"/>
               </w:rPr>
             </w:pPr>
             <w:r>
               <w:rPr>
-                <w:rFonts w:eastAsia="TH Sarabun New" w:hint="cs"/>
+                <w:rFonts w:ascii="TH SarabunPSK" w:hAnsi="TH SarabunPSK" w:cs="TH SarabunPSK" w:hint="cs"/>
                 <w:color w:val="222222"/>
                 <w:sz w:val="20"/>
               </w:rPr>
@@ -2543,12 +2180,12 @@
           <w:p>
             <w:pPr>
               <w:rPr>
-                <w:rFonts w:hint="cs"/>
+                <w:rFonts w:ascii="TH SarabunPSK" w:hAnsi="TH SarabunPSK" w:cs="TH SarabunPSK" w:hint="cs"/>
               </w:rPr>
             </w:pPr>
             <w:r>
               <w:rPr>
-                <w:rFonts w:eastAsia="TH Sarabun New" w:hint="cs"/>
+                <w:rFonts w:ascii="TH SarabunPSK" w:hAnsi="TH SarabunPSK" w:cs="TH SarabunPSK" w:hint="cs"/>
                 <w:color w:val="222222"/>
                 <w:sz w:val="20"/>
               </w:rPr>
@@ -2556,7 +2193,7 @@
             </w:r>
             <w:r>
               <w:rPr>
-                <w:rFonts w:eastAsia="TH Sarabun New" w:hint="cs"/>
+                <w:rFonts w:ascii="TH SarabunPSK" w:hAnsi="TH SarabunPSK" w:cs="TH SarabunPSK" w:hint="cs"/>
                 <w:color w:val="222222"/>
                 <w:sz w:val="20"/>
               </w:rPr>
@@ -2566,17 +2203,17 @@
         </w:tc>
         <w:tc>
           <w:tcPr>
-            <w:tcW w:w="1962" w:type="dxa"/>
+            <w:tcW w:w="3249" w:type="dxa"/>
           </w:tcPr>
           <w:p>
             <w:pPr>
               <w:rPr>
-                <w:rFonts w:hint="cs"/>
+                <w:rFonts w:ascii="TH SarabunPSK" w:hAnsi="TH SarabunPSK" w:cs="TH SarabunPSK" w:hint="cs"/>
               </w:rPr>
             </w:pPr>
             <w:r>
               <w:rPr>
-                <w:rFonts w:eastAsia="TH Sarabun New" w:hint="cs"/>
+                <w:rFonts w:ascii="TH SarabunPSK" w:hAnsi="TH SarabunPSK" w:cs="TH SarabunPSK" w:hint="cs"/>
                 <w:color w:val="222222"/>
                 <w:sz w:val="20"/>
               </w:rPr>
@@ -2586,17 +2223,17 @@
         </w:tc>
         <w:tc>
           <w:tcPr>
-            <w:tcW w:w="4680" w:type="dxa"/>
+            <w:tcW w:w="3249" w:type="dxa"/>
           </w:tcPr>
           <w:p>
             <w:pPr>
               <w:rPr>
-                <w:rFonts w:hint="cs"/>
+                <w:rFonts w:ascii="TH SarabunPSK" w:hAnsi="TH SarabunPSK" w:cs="TH SarabunPSK" w:hint="cs"/>
               </w:rPr>
             </w:pPr>
             <w:r>
               <w:rPr>
-                <w:rFonts w:eastAsia="TH Sarabun New" w:hint="cs"/>
+                <w:rFonts w:ascii="TH SarabunPSK" w:hAnsi="TH SarabunPSK" w:cs="TH SarabunPSK" w:hint="cs"/>
                 <w:color w:val="222222"/>
                 <w:sz w:val="20"/>
               </w:rPr>
@@ -2604,7 +2241,7 @@
             </w:r>
             <w:r>
               <w:rPr>
-                <w:rFonts w:ascii="Arial" w:eastAsia="TH Sarabun New" w:hAnsi="Arial" w:cs="Arial"/>
+                <w:rFonts w:ascii="Arial" w:hAnsi="Arial" w:cs="Arial"/>
                 <w:color w:val="222222"/>
                 <w:sz w:val="20"/>
               </w:rPr>
@@ -2612,7 +2249,7 @@
             </w:r>
             <w:r>
               <w:rPr>
-                <w:rFonts w:eastAsia="TH Sarabun New" w:hint="cs"/>
+                <w:rFonts w:ascii="TH SarabunPSK" w:hAnsi="TH SarabunPSK" w:cs="TH SarabunPSK" w:hint="cs"/>
                 <w:color w:val="222222"/>
                 <w:sz w:val="20"/>
               </w:rPr>
@@ -2620,7 +2257,7 @@
             </w:r>
             <w:r>
               <w:rPr>
-                <w:rFonts w:eastAsia="TH Sarabun New"/>
+                <w:rFonts w:ascii="TH SarabunPSK" w:hAnsi="TH SarabunPSK" w:cs="TH SarabunPSK"/>
                 <w:color w:val="222222"/>
                 <w:sz w:val="20"/>
               </w:rPr>
@@ -2628,7 +2265,7 @@
             </w:r>
             <w:r>
               <w:rPr>
-                <w:rFonts w:eastAsia="TH Sarabun New" w:hint="cs"/>
+                <w:rFonts w:ascii="TH SarabunPSK" w:hAnsi="TH SarabunPSK" w:cs="TH SarabunPSK" w:hint="cs"/>
                 <w:color w:val="222222"/>
                 <w:sz w:val="20"/>
               </w:rPr>
@@ -2636,7 +2273,7 @@
             </w:r>
             <w:r>
               <w:rPr>
-                <w:rFonts w:eastAsia="TH Sarabun New"/>
+                <w:rFonts w:ascii="TH SarabunPSK" w:hAnsi="TH SarabunPSK" w:cs="TH SarabunPSK"/>
                 <w:color w:val="222222"/>
                 <w:sz w:val="20"/>
               </w:rPr>
@@ -2644,7 +2281,7 @@
             </w:r>
             <w:r>
               <w:rPr>
-                <w:rFonts w:eastAsia="TH Sarabun New" w:hint="cs"/>
+                <w:rFonts w:ascii="TH SarabunPSK" w:hAnsi="TH SarabunPSK" w:cs="TH SarabunPSK" w:hint="cs"/>
                 <w:color w:val="222222"/>
                 <w:sz w:val="20"/>
               </w:rPr>
@@ -2652,7 +2289,7 @@
             </w:r>
             <w:r>
               <w:rPr>
-                <w:rFonts w:eastAsia="TH Sarabun New"/>
+                <w:rFonts w:ascii="TH SarabunPSK" w:hAnsi="TH SarabunPSK" w:cs="TH SarabunPSK"/>
                 <w:color w:val="222222"/>
                 <w:sz w:val="20"/>
               </w:rPr>
@@ -2660,7 +2297,7 @@
             </w:r>
             <w:r>
               <w:rPr>
-                <w:rFonts w:eastAsia="TH Sarabun New" w:hint="cs"/>
+                <w:rFonts w:ascii="TH SarabunPSK" w:hAnsi="TH SarabunPSK" w:cs="TH SarabunPSK" w:hint="cs"/>
                 <w:color w:val="222222"/>
                 <w:sz w:val="20"/>
               </w:rPr>
@@ -2668,7 +2305,7 @@
             </w:r>
             <w:r>
               <w:rPr>
-                <w:rFonts w:eastAsia="TH Sarabun New"/>
+                <w:rFonts w:ascii="TH SarabunPSK" w:hAnsi="TH SarabunPSK" w:cs="TH SarabunPSK"/>
                 <w:color w:val="222222"/>
                 <w:sz w:val="20"/>
               </w:rPr>
@@ -2682,65 +2319,78 @@
       <w:pPr>
         <w:jc w:val="thaiDistribute"/>
         <w:rPr>
-          <w:rFonts w:hint="cs"/>
+          <w:rFonts w:ascii="TH SarabunPSK" w:hAnsi="TH SarabunPSK" w:cs="TH SarabunPSK" w:hint="cs"/>
         </w:rPr>
       </w:pPr>
     </w:p>
     <w:p>
       <w:pPr>
-        <w:pStyle w:val="Heading2"/>
-        <w:rPr>
-          <w:rFonts w:hint="cs"/>
+        <w:spacing w:before="280" w:after="120" w:line="240" w:lineRule="auto"/>
+        <w:jc w:val="thaiDistribute"/>
+        <w:rPr>
+          <w:rFonts w:ascii="TH SarabunPSK" w:hAnsi="TH SarabunPSK" w:cs="TH SarabunPSK" w:hint="cs"/>
         </w:rPr>
       </w:pPr>
       <w:r>
         <w:rPr>
-          <w:rFonts w:hint="cs"/>
+          <w:rFonts w:ascii="TH SarabunPSK" w:hAnsi="TH SarabunPSK" w:cs="TH SarabunPSK" w:hint="cs"/>
+          <w:b/>
+          <w:color w:val="1A3A5C"/>
+          <w:sz w:val="30"/>
         </w:rPr>
         <w:t xml:space="preserve">4. </w:t>
       </w:r>
       <w:r>
         <w:rPr>
-          <w:rFonts w:hint="cs"/>
+          <w:rFonts w:ascii="TH SarabunPSK" w:hAnsi="TH SarabunPSK" w:cs="TH SarabunPSK" w:hint="cs"/>
+          <w:b/>
+          <w:color w:val="1A3A5C"/>
+          <w:sz w:val="30"/>
         </w:rPr>
         <w:t>อะไรที่ยังไม่เสร็จ / ยังไม่เริ่ม</w:t>
       </w:r>
     </w:p>
     <w:p>
       <w:pPr>
-        <w:spacing w:after="120" w:line="240" w:lineRule="auto"/>
-        <w:ind w:firstLine="720"/>
+        <w:spacing w:before="200" w:after="120" w:line="240" w:lineRule="auto"/>
         <w:jc w:val="thaiDistribute"/>
         <w:rPr>
-          <w:rFonts w:hint="cs"/>
+          <w:rFonts w:ascii="TH SarabunPSK" w:hAnsi="TH SarabunPSK" w:cs="TH SarabunPSK" w:hint="cs"/>
         </w:rPr>
       </w:pPr>
       <w:r>
         <w:rPr>
-          <w:rFonts w:eastAsia="TH Sarabun New" w:hint="cs"/>
-          <w:color w:val="222222"/>
-        </w:rPr>
-        <w:t>ส่วนใหญ่เป็นงานที่วางไว้เฟสถัดไปตามแผนโครงการ ไม่ได้หมายความว่าทีมหยุดงาน — แต่ยังไม่ถึงคิวพัฒนาในช่วงนี้</w:t>
+          <w:rFonts w:ascii="TH SarabunPSK" w:hAnsi="TH SarabunPSK" w:cs="TH SarabunPSK" w:hint="cs"/>
+          <w:b/>
+          <w:color w:val="1A3A5C"/>
+          <w:sz w:val="26"/>
+        </w:rPr>
+        <w:t xml:space="preserve">4.1 </w:t>
+      </w:r>
+      <w:r>
+        <w:rPr>
+          <w:rFonts w:ascii="TH SarabunPSK" w:hAnsi="TH SarabunPSK" w:cs="TH SarabunPSK" w:hint="cs"/>
+          <w:b/>
+          <w:color w:val="1A3A5C"/>
+          <w:sz w:val="26"/>
+        </w:rPr>
+        <w:t>การทดสอบทั้งระบบ — ยังไม่ได้ทำ</w:t>
       </w:r>
     </w:p>
     <w:p>
       <w:pPr>
-        <w:pStyle w:val="Heading3"/>
-        <w:rPr>
-          <w:rFonts w:hint="cs"/>
+        <w:spacing w:after="80" w:line="240" w:lineRule="auto"/>
+        <w:jc w:val="thaiDistribute"/>
+        <w:rPr>
+          <w:rFonts w:ascii="TH SarabunPSK" w:hAnsi="TH SarabunPSK" w:cs="TH SarabunPSK" w:hint="cs"/>
         </w:rPr>
       </w:pPr>
       <w:r>
         <w:rPr>
-          <w:rFonts w:hint="cs"/>
-        </w:rPr>
-        <w:t xml:space="preserve">4.1 </w:t>
-      </w:r>
-      <w:r>
-        <w:rPr>
-          <w:rFonts w:hint="cs"/>
-        </w:rPr>
-        <w:t>สิ่งที่ยังต้องทำต่อจากงานที่พร้อมทดลองใช้แล้ว</w:t>
+          <w:rFonts w:ascii="TH SarabunPSK" w:hAnsi="TH SarabunPSK" w:cs="TH SarabunPSK" w:hint="cs"/>
+          <w:color w:val="222222"/>
+        </w:rPr>
+        <w:t>ณ ขณะนี้ระบบทั้งระบบยังไม่ได้ผ่านการทดสอบการใช้งานจริงครบวงจร รวมถึง flow หลักบนหน้างานและจุดเชื่อมระหว่างโมดูล</w:t>
       </w:r>
     </w:p>
     <w:p>
@@ -2749,12 +2399,184 @@
         <w:spacing w:after="60"/>
         <w:jc w:val="thaiDistribute"/>
         <w:rPr>
-          <w:rFonts w:hint="cs"/>
+          <w:rFonts w:ascii="TH SarabunPSK" w:hAnsi="TH SarabunPSK" w:cs="TH SarabunPSK" w:hint="cs"/>
         </w:rPr>
       </w:pPr>
       <w:r>
         <w:rPr>
-          <w:rFonts w:eastAsia="TH Sarabun New" w:hint="cs"/>
+          <w:rFonts w:ascii="TH SarabunPSK" w:hAnsi="TH SarabunPSK" w:cs="TH SarabunPSK" w:hint="cs"/>
+          <w:b/>
+          <w:color w:val="222222"/>
+        </w:rPr>
+        <w:t xml:space="preserve">ทดสอบทั้งระบบ (manual): </w:t>
+      </w:r>
+      <w:r>
+        <w:rPr>
+          <w:rFonts w:ascii="TH SarabunPSK" w:hAnsi="TH SarabunPSK" w:cs="TH SarabunPSK" w:hint="cs"/>
+          <w:color w:val="222222"/>
+        </w:rPr>
+        <w:t xml:space="preserve">ยังไม่ได้เดินทดสอบด้วยมือครบ flow เช่น ลงทะเบียน </w:t>
+      </w:r>
+      <w:r>
+        <w:rPr>
+          <w:rFonts w:ascii="Arial" w:hAnsi="Arial" w:cs="Arial"/>
+          <w:color w:val="222222"/>
+        </w:rPr>
+        <w:t>→</w:t>
+      </w:r>
+      <w:r>
+        <w:rPr>
+          <w:rFonts w:ascii="TH SarabunPSK" w:hAnsi="TH SarabunPSK" w:cs="TH SarabunPSK" w:hint="cs"/>
+          <w:color w:val="222222"/>
+        </w:rPr>
+        <w:t xml:space="preserve"> </w:t>
+      </w:r>
+      <w:r>
+        <w:rPr>
+          <w:rFonts w:ascii="TH SarabunPSK" w:hAnsi="TH SarabunPSK" w:cs="TH SarabunPSK"/>
+          <w:color w:val="222222"/>
+        </w:rPr>
+        <w:t>คัดกรอง</w:t>
+      </w:r>
+      <w:r>
+        <w:rPr>
+          <w:rFonts w:ascii="TH SarabunPSK" w:hAnsi="TH SarabunPSK" w:cs="TH SarabunPSK" w:hint="cs"/>
+          <w:color w:val="222222"/>
+        </w:rPr>
+        <w:t xml:space="preserve"> </w:t>
+      </w:r>
+      <w:r>
+        <w:rPr>
+          <w:rFonts w:ascii="Arial" w:hAnsi="Arial" w:cs="Arial"/>
+          <w:color w:val="222222"/>
+        </w:rPr>
+        <w:t>→</w:t>
+      </w:r>
+      <w:r>
+        <w:rPr>
+          <w:rFonts w:ascii="TH SarabunPSK" w:hAnsi="TH SarabunPSK" w:cs="TH SarabunPSK" w:hint="cs"/>
+          <w:color w:val="222222"/>
+        </w:rPr>
+        <w:t xml:space="preserve"> </w:t>
+      </w:r>
+      <w:r>
+        <w:rPr>
+          <w:rFonts w:ascii="TH SarabunPSK" w:hAnsi="TH SarabunPSK" w:cs="TH SarabunPSK"/>
+          <w:color w:val="222222"/>
+        </w:rPr>
+        <w:t>ออก</w:t>
+      </w:r>
+      <w:r>
+        <w:rPr>
+          <w:rFonts w:ascii="TH SarabunPSK" w:hAnsi="TH SarabunPSK" w:cs="TH SarabunPSK" w:hint="cs"/>
+          <w:color w:val="222222"/>
+        </w:rPr>
+        <w:t xml:space="preserve"> QR </w:t>
+      </w:r>
+      <w:r>
+        <w:rPr>
+          <w:rFonts w:ascii="Arial" w:hAnsi="Arial" w:cs="Arial"/>
+          <w:color w:val="222222"/>
+        </w:rPr>
+        <w:t>→</w:t>
+      </w:r>
+      <w:r>
+        <w:rPr>
+          <w:rFonts w:ascii="TH SarabunPSK" w:hAnsi="TH SarabunPSK" w:cs="TH SarabunPSK" w:hint="cs"/>
+          <w:color w:val="222222"/>
+        </w:rPr>
+        <w:t xml:space="preserve"> </w:t>
+      </w:r>
+      <w:r>
+        <w:rPr>
+          <w:rFonts w:ascii="TH SarabunPSK" w:hAnsi="TH SarabunPSK" w:cs="TH SarabunPSK"/>
+          <w:color w:val="222222"/>
+        </w:rPr>
+        <w:t>เช็คอินบุคคล</w:t>
+      </w:r>
+      <w:r>
+        <w:rPr>
+          <w:rFonts w:ascii="TH SarabunPSK" w:hAnsi="TH SarabunPSK" w:cs="TH SarabunPSK" w:hint="cs"/>
+          <w:color w:val="222222"/>
+        </w:rPr>
+        <w:t xml:space="preserve"> </w:t>
+      </w:r>
+      <w:r>
+        <w:rPr>
+          <w:rFonts w:ascii="Arial" w:hAnsi="Arial" w:cs="Arial"/>
+          <w:color w:val="222222"/>
+        </w:rPr>
+        <w:t>→</w:t>
+      </w:r>
+      <w:r>
+        <w:rPr>
+          <w:rFonts w:ascii="TH SarabunPSK" w:hAnsi="TH SarabunPSK" w:cs="TH SarabunPSK" w:hint="cs"/>
+          <w:color w:val="222222"/>
+        </w:rPr>
+        <w:t xml:space="preserve"> </w:t>
+      </w:r>
+      <w:r>
+        <w:rPr>
+          <w:rFonts w:ascii="TH SarabunPSK" w:hAnsi="TH SarabunPSK" w:cs="TH SarabunPSK"/>
+          <w:color w:val="222222"/>
+        </w:rPr>
+        <w:t>จัดโซน</w:t>
+      </w:r>
+      <w:r>
+        <w:rPr>
+          <w:rFonts w:ascii="TH SarabunPSK" w:hAnsi="TH SarabunPSK" w:cs="TH SarabunPSK" w:hint="cs"/>
+          <w:color w:val="222222"/>
+        </w:rPr>
+        <w:t xml:space="preserve"> </w:t>
+      </w:r>
+      <w:r>
+        <w:rPr>
+          <w:rFonts w:ascii="Arial" w:hAnsi="Arial" w:cs="Arial"/>
+          <w:color w:val="222222"/>
+        </w:rPr>
+        <w:t>→</w:t>
+      </w:r>
+      <w:r>
+        <w:rPr>
+          <w:rFonts w:ascii="TH SarabunPSK" w:hAnsi="TH SarabunPSK" w:cs="TH SarabunPSK" w:hint="cs"/>
+          <w:color w:val="222222"/>
+        </w:rPr>
+        <w:t xml:space="preserve"> </w:t>
+      </w:r>
+      <w:r>
+        <w:rPr>
+          <w:rFonts w:ascii="TH SarabunPSK" w:hAnsi="TH SarabunPSK" w:cs="TH SarabunPSK"/>
+          <w:color w:val="222222"/>
+        </w:rPr>
+        <w:t>คลัง</w:t>
+      </w:r>
+      <w:r>
+        <w:rPr>
+          <w:rFonts w:ascii="TH SarabunPSK" w:hAnsi="TH SarabunPSK" w:cs="TH SarabunPSK" w:hint="cs"/>
+          <w:color w:val="222222"/>
+        </w:rPr>
+        <w:t>/</w:t>
+      </w:r>
+      <w:r>
+        <w:rPr>
+          <w:rFonts w:ascii="TH SarabunPSK" w:hAnsi="TH SarabunPSK" w:cs="TH SarabunPSK"/>
+          <w:color w:val="222222"/>
+        </w:rPr>
+        <w:t>ครัว</w:t>
+      </w:r>
+    </w:p>
+    <w:p>
+      <w:pPr>
+        <w:pStyle w:val="ListBullet"/>
+        <w:spacing w:after="60"/>
+        <w:jc w:val="thaiDistribute"/>
+        <w:rPr>
+          <w:rFonts w:ascii="TH SarabunPSK" w:hAnsi="TH SarabunPSK" w:cs="TH SarabunPSK" w:hint="cs"/>
+        </w:rPr>
+      </w:pPr>
+      <w:r>
+        <w:rPr>
+          <w:rFonts w:ascii="TH SarabunPSK" w:hAnsi="TH SarabunPSK" w:cs="TH SarabunPSK" w:hint="cs"/>
           <w:b/>
           <w:color w:val="222222"/>
         </w:rPr>
@@ -2762,7 +2584,7 @@
       </w:r>
       <w:r>
         <w:rPr>
-          <w:rFonts w:eastAsia="TH Sarabun New" w:hint="cs"/>
+          <w:rFonts w:ascii="TH SarabunPSK" w:hAnsi="TH SarabunPSK" w:cs="TH SarabunPSK" w:hint="cs"/>
           <w:b/>
           <w:color w:val="222222"/>
         </w:rPr>
@@ -2770,7 +2592,7 @@
       </w:r>
       <w:r>
         <w:rPr>
-          <w:rFonts w:eastAsia="TH Sarabun New" w:hint="cs"/>
+          <w:rFonts w:ascii="TH SarabunPSK" w:hAnsi="TH SarabunPSK" w:cs="TH SarabunPSK" w:hint="cs"/>
           <w:color w:val="222222"/>
         </w:rPr>
         <w:t>ยังไม่มีวงจรรับ feedback จากเจ้าหน้าที่ศูนย์อย่างเป็นระบบ แล้วนำกลับมาปรับหน้าจอ</w:t>
@@ -2782,188 +2604,48 @@
         <w:spacing w:after="60"/>
         <w:jc w:val="thaiDistribute"/>
         <w:rPr>
-          <w:rFonts w:hint="cs"/>
+          <w:rFonts w:ascii="TH SarabunPSK" w:hAnsi="TH SarabunPSK" w:cs="TH SarabunPSK" w:hint="cs"/>
         </w:rPr>
       </w:pPr>
       <w:r>
         <w:rPr>
-          <w:rFonts w:eastAsia="TH Sarabun New" w:hint="cs"/>
+          <w:rFonts w:ascii="TH SarabunPSK" w:hAnsi="TH SarabunPSK" w:cs="TH SarabunPSK" w:hint="cs"/>
           <w:b/>
           <w:color w:val="222222"/>
         </w:rPr>
-        <w:t xml:space="preserve">ทดสอบการใช้งานจริง (manual UX): </w:t>
+        <w:t xml:space="preserve">คลังและอาหาร: </w:t>
       </w:r>
       <w:r>
         <w:rPr>
-          <w:rFonts w:eastAsia="TH Sarabun New" w:hint="cs"/>
+          <w:rFonts w:ascii="TH SarabunPSK" w:hAnsi="TH SarabunPSK" w:cs="TH SarabunPSK" w:hint="cs"/>
           <w:color w:val="222222"/>
         </w:rPr>
-        <w:t xml:space="preserve">ยังไม่ได้เดินทดสอบด้วยมือครบ flow เช่น ลงทะเบียน </w:t>
-      </w:r>
-      <w:r>
-        <w:rPr>
-          <w:rFonts w:ascii="Arial" w:eastAsia="TH Sarabun New" w:hAnsi="Arial" w:cs="Arial"/>
-          <w:color w:val="222222"/>
-        </w:rPr>
-        <w:t>→</w:t>
-      </w:r>
-      <w:r>
-        <w:rPr>
-          <w:rFonts w:eastAsia="TH Sarabun New" w:hint="cs"/>
-          <w:color w:val="222222"/>
-        </w:rPr>
-        <w:t xml:space="preserve"> </w:t>
-      </w:r>
-      <w:r>
-        <w:rPr>
-          <w:rFonts w:eastAsia="TH Sarabun New"/>
-          <w:color w:val="222222"/>
-        </w:rPr>
-        <w:t>คัดกรอง</w:t>
-      </w:r>
-      <w:r>
-        <w:rPr>
-          <w:rFonts w:eastAsia="TH Sarabun New" w:hint="cs"/>
-          <w:color w:val="222222"/>
-        </w:rPr>
-        <w:t xml:space="preserve"> </w:t>
-      </w:r>
-      <w:r>
-        <w:rPr>
-          <w:rFonts w:ascii="Arial" w:eastAsia="TH Sarabun New" w:hAnsi="Arial" w:cs="Arial"/>
-          <w:color w:val="222222"/>
-        </w:rPr>
-        <w:t>→</w:t>
-      </w:r>
-      <w:r>
-        <w:rPr>
-          <w:rFonts w:eastAsia="TH Sarabun New" w:hint="cs"/>
-          <w:color w:val="222222"/>
-        </w:rPr>
-        <w:t xml:space="preserve"> </w:t>
-      </w:r>
-      <w:r>
-        <w:rPr>
-          <w:rFonts w:eastAsia="TH Sarabun New"/>
-          <w:color w:val="222222"/>
-        </w:rPr>
-        <w:t>ออก</w:t>
-      </w:r>
-      <w:r>
-        <w:rPr>
-          <w:rFonts w:eastAsia="TH Sarabun New" w:hint="cs"/>
-          <w:color w:val="222222"/>
-        </w:rPr>
-        <w:t xml:space="preserve"> QR </w:t>
-      </w:r>
-      <w:r>
-        <w:rPr>
-          <w:rFonts w:ascii="Arial" w:eastAsia="TH Sarabun New" w:hAnsi="Arial" w:cs="Arial"/>
-          <w:color w:val="222222"/>
-        </w:rPr>
-        <w:t>→</w:t>
-      </w:r>
-      <w:r>
-        <w:rPr>
-          <w:rFonts w:eastAsia="TH Sarabun New" w:hint="cs"/>
-          <w:color w:val="222222"/>
-        </w:rPr>
-        <w:t xml:space="preserve"> </w:t>
-      </w:r>
-      <w:r>
-        <w:rPr>
-          <w:rFonts w:eastAsia="TH Sarabun New"/>
-          <w:color w:val="222222"/>
-        </w:rPr>
-        <w:t>เช็คอิน</w:t>
-      </w:r>
-      <w:r>
-        <w:rPr>
-          <w:rFonts w:eastAsia="TH Sarabun New" w:hint="cs"/>
-          <w:color w:val="222222"/>
-        </w:rPr>
-        <w:t xml:space="preserve"> </w:t>
-      </w:r>
-      <w:r>
-        <w:rPr>
-          <w:rFonts w:ascii="Arial" w:eastAsia="TH Sarabun New" w:hAnsi="Arial" w:cs="Arial"/>
-          <w:color w:val="222222"/>
-        </w:rPr>
-        <w:t>→</w:t>
-      </w:r>
-      <w:r>
-        <w:rPr>
-          <w:rFonts w:eastAsia="TH Sarabun New" w:hint="cs"/>
-          <w:color w:val="222222"/>
-        </w:rPr>
-        <w:t xml:space="preserve"> </w:t>
-      </w:r>
-      <w:r>
-        <w:rPr>
-          <w:rFonts w:eastAsia="TH Sarabun New"/>
-          <w:color w:val="222222"/>
-        </w:rPr>
-        <w:t>จัดโซน</w:t>
-      </w:r>
-      <w:r>
-        <w:rPr>
-          <w:rFonts w:eastAsia="TH Sarabun New" w:hint="cs"/>
-          <w:color w:val="222222"/>
-        </w:rPr>
-        <w:t xml:space="preserve"> </w:t>
-      </w:r>
-      <w:r>
-        <w:rPr>
-          <w:rFonts w:ascii="Arial" w:eastAsia="TH Sarabun New" w:hAnsi="Arial" w:cs="Arial"/>
-          <w:color w:val="222222"/>
-        </w:rPr>
-        <w:t>→</w:t>
-      </w:r>
-      <w:r>
-        <w:rPr>
-          <w:rFonts w:eastAsia="TH Sarabun New" w:hint="cs"/>
-          <w:color w:val="222222"/>
-        </w:rPr>
-        <w:t xml:space="preserve"> </w:t>
-      </w:r>
-      <w:r>
-        <w:rPr>
-          <w:rFonts w:eastAsia="TH Sarabun New"/>
-          <w:color w:val="222222"/>
-        </w:rPr>
-        <w:t>จ่ายของ</w:t>
-      </w:r>
-      <w:r>
-        <w:rPr>
-          <w:rFonts w:eastAsia="TH Sarabun New" w:hint="cs"/>
-          <w:color w:val="222222"/>
-        </w:rPr>
-        <w:t>/</w:t>
-      </w:r>
-      <w:r>
-        <w:rPr>
-          <w:rFonts w:eastAsia="TH Sarabun New"/>
-          <w:color w:val="222222"/>
-        </w:rPr>
-        <w:t>ครัว</w:t>
+        <w:t>พารามิเตอร์ของคลังและอาหารยังไม่ได้ทดสอบ และ requirement ยังต้องปรับแก้</w:t>
       </w:r>
     </w:p>
     <w:p>
       <w:pPr>
-        <w:pStyle w:val="Heading3"/>
-        <w:rPr>
-          <w:rFonts w:hint="cs"/>
+        <w:spacing w:before="200" w:after="120" w:line="240" w:lineRule="auto"/>
+        <w:jc w:val="thaiDistribute"/>
+        <w:rPr>
+          <w:rFonts w:ascii="TH SarabunPSK" w:hAnsi="TH SarabunPSK" w:cs="TH SarabunPSK" w:hint="cs"/>
         </w:rPr>
       </w:pPr>
       <w:r>
         <w:rPr>
-          <w:rFonts w:hint="cs"/>
+          <w:rFonts w:ascii="TH SarabunPSK" w:hAnsi="TH SarabunPSK" w:cs="TH SarabunPSK" w:hint="cs"/>
+          <w:b/>
+          <w:color w:val="1A3A5C"/>
+          <w:sz w:val="26"/>
         </w:rPr>
         <w:t xml:space="preserve">4.2 </w:t>
       </w:r>
       <w:r>
         <w:rPr>
-          <w:rFonts w:hint="cs"/>
+          <w:rFonts w:ascii="TH SarabunPSK" w:hAnsi="TH SarabunPSK" w:cs="TH SarabunPSK" w:hint="cs"/>
+          <w:b/>
+          <w:color w:val="1A3A5C"/>
+          <w:sz w:val="26"/>
         </w:rPr>
         <w:t>งานที่ยังไม่เริ่ม (เฟสถัดไป / พักไว้ก่อน)</w:t>
       </w:r>
@@ -2974,12 +2656,12 @@
         <w:spacing w:after="60"/>
         <w:jc w:val="thaiDistribute"/>
         <w:rPr>
-          <w:rFonts w:hint="cs"/>
+          <w:rFonts w:ascii="TH SarabunPSK" w:hAnsi="TH SarabunPSK" w:cs="TH SarabunPSK" w:hint="cs"/>
         </w:rPr>
       </w:pPr>
       <w:r>
         <w:rPr>
-          <w:rFonts w:eastAsia="TH Sarabun New" w:hint="cs"/>
+          <w:rFonts w:ascii="TH SarabunPSK" w:hAnsi="TH SarabunPSK" w:cs="TH SarabunPSK" w:hint="cs"/>
           <w:color w:val="222222"/>
         </w:rPr>
         <w:t>ระบบอาสาสมัคร: ลงทะเบียน ทักษะ ความพร้อม และจัดเวร/จับคู่งาน</w:t>
@@ -2991,12 +2673,12 @@
         <w:spacing w:after="60"/>
         <w:jc w:val="thaiDistribute"/>
         <w:rPr>
-          <w:rFonts w:hint="cs"/>
+          <w:rFonts w:ascii="TH SarabunPSK" w:hAnsi="TH SarabunPSK" w:cs="TH SarabunPSK" w:hint="cs"/>
         </w:rPr>
       </w:pPr>
       <w:r>
         <w:rPr>
-          <w:rFonts w:eastAsia="TH Sarabun New" w:hint="cs"/>
+          <w:rFonts w:ascii="TH SarabunPSK" w:hAnsi="TH SarabunPSK" w:cs="TH SarabunPSK" w:hint="cs"/>
           <w:color w:val="222222"/>
         </w:rPr>
         <w:t>ระบบรับเรื่องและติดตามเหตุการณ์ความปลอดภัยในศูนย์</w:t>
@@ -3008,12 +2690,12 @@
         <w:spacing w:after="60"/>
         <w:jc w:val="thaiDistribute"/>
         <w:rPr>
-          <w:rFonts w:hint="cs"/>
+          <w:rFonts w:ascii="TH SarabunPSK" w:hAnsi="TH SarabunPSK" w:cs="TH SarabunPSK" w:hint="cs"/>
         </w:rPr>
       </w:pPr>
       <w:r>
         <w:rPr>
-          <w:rFonts w:eastAsia="TH Sarabun New" w:hint="cs"/>
+          <w:rFonts w:ascii="TH SarabunPSK" w:hAnsi="TH SarabunPSK" w:cs="TH SarabunPSK" w:hint="cs"/>
           <w:color w:val="222222"/>
         </w:rPr>
         <w:t>จำลองสถานการณ์ what-if ของการจัดสรรทรัพยากร</w:t>
@@ -3025,12 +2707,12 @@
         <w:spacing w:after="60"/>
         <w:jc w:val="thaiDistribute"/>
         <w:rPr>
-          <w:rFonts w:hint="cs"/>
+          <w:rFonts w:ascii="TH SarabunPSK" w:hAnsi="TH SarabunPSK" w:cs="TH SarabunPSK" w:hint="cs"/>
         </w:rPr>
       </w:pPr>
       <w:r>
         <w:rPr>
-          <w:rFonts w:eastAsia="TH Sarabun New" w:hint="cs"/>
+          <w:rFonts w:ascii="TH SarabunPSK" w:hAnsi="TH SarabunPSK" w:cs="TH SarabunPSK" w:hint="cs"/>
           <w:color w:val="222222"/>
         </w:rPr>
         <w:t>คู่มือผู้ใช้ / คู่มือปฏิบัติการ และการฝึกอบรมส่งมอบ</w:t>
@@ -3042,12 +2724,12 @@
         <w:spacing w:after="60"/>
         <w:jc w:val="thaiDistribute"/>
         <w:rPr>
-          <w:rFonts w:hint="cs"/>
+          <w:rFonts w:ascii="TH SarabunPSK" w:hAnsi="TH SarabunPSK" w:cs="TH SarabunPSK" w:hint="cs"/>
         </w:rPr>
       </w:pPr>
       <w:r>
         <w:rPr>
-          <w:rFonts w:eastAsia="TH Sarabun New" w:hint="cs"/>
+          <w:rFonts w:ascii="TH SarabunPSK" w:hAnsi="TH SarabunPSK" w:cs="TH SarabunPSK" w:hint="cs"/>
           <w:color w:val="222222"/>
         </w:rPr>
         <w:t>ระบบติดตั้งอัตโนมัติ (deployment) และชุดส่งมอบปิดโครงการ</w:t>
@@ -3059,15 +2741,15 @@
         <w:spacing w:after="60"/>
         <w:jc w:val="thaiDistribute"/>
         <w:rPr>
-          <w:rFonts w:hint="cs"/>
+          <w:rFonts w:ascii="TH SarabunPSK" w:hAnsi="TH SarabunPSK" w:cs="TH SarabunPSK" w:hint="cs"/>
         </w:rPr>
       </w:pPr>
       <w:r>
         <w:rPr>
-          <w:rFonts w:eastAsia="TH Sarabun New" w:hint="cs"/>
+          <w:rFonts w:ascii="TH SarabunPSK" w:hAnsi="TH SarabunPSK" w:cs="TH SarabunPSK" w:hint="cs"/>
           <w:color w:val="222222"/>
         </w:rPr>
-        <w:t>งานตกแต่ง/เก็บรายละเอียดบางส่วนของบริจาค–ครัว–คลัง และการทดสอบรับมอบข้ามโมดูล</w:t>
+        <w:t>งานตกแต่ง/เก็บรายละเอียดบางส่วน และการทดสอบรับมอบข้ามโมดูล</w:t>
       </w:r>
     </w:p>
     <w:p>
@@ -3075,34 +2757,41 @@
         <w:spacing w:before="80" w:after="120" w:line="240" w:lineRule="auto"/>
         <w:jc w:val="thaiDistribute"/>
         <w:rPr>
-          <w:rFonts w:hint="cs"/>
+          <w:rFonts w:ascii="TH SarabunPSK" w:hAnsi="TH SarabunPSK" w:cs="TH SarabunPSK" w:hint="cs"/>
         </w:rPr>
       </w:pPr>
       <w:r>
         <w:rPr>
-          <w:rFonts w:eastAsia="TH Sarabun New" w:hint="cs"/>
+          <w:rFonts w:ascii="TH SarabunPSK" w:hAnsi="TH SarabunPSK" w:cs="TH SarabunPSK" w:hint="cs"/>
           <w:color w:val="555555"/>
           <w:sz w:val="20"/>
         </w:rPr>
-        <w:t>หมายเหตุ: ค้นหาญาติ (+ PDPA) ย้ายไปกลุ่ม “เสร็จแล้ว” แล้ว และ API ส่งข้อมูลย้ายไปกลุ่ม “กำลังดำเนินการ” แล้ว ตามสถานะจริงในระบบและที่ทดสอบใช้งานได้</w:t>
+        <w:t>หมายเหตุ: ค้นหาญาติ (+ PDPA) อยู่ในกลุ่มที่มีในระบบแล้ว · API ส่งข้อมูลอยู่ในกลุ่มกำลังดำเนินการ · เช็คอิน–เช็คเอาต์ระดับครัวเรือนตัดออกจากขอบเขตแล้ว</w:t>
       </w:r>
     </w:p>
     <w:p>
       <w:pPr>
-        <w:pStyle w:val="Heading2"/>
-        <w:rPr>
-          <w:rFonts w:hint="cs"/>
+        <w:spacing w:before="280" w:after="120" w:line="240" w:lineRule="auto"/>
+        <w:jc w:val="thaiDistribute"/>
+        <w:rPr>
+          <w:rFonts w:ascii="TH SarabunPSK" w:hAnsi="TH SarabunPSK" w:cs="TH SarabunPSK" w:hint="cs"/>
         </w:rPr>
       </w:pPr>
       <w:r>
         <w:rPr>
-          <w:rFonts w:hint="cs"/>
+          <w:rFonts w:ascii="TH SarabunPSK" w:hAnsi="TH SarabunPSK" w:cs="TH SarabunPSK" w:hint="cs"/>
+          <w:b/>
+          <w:color w:val="1A3A5C"/>
+          <w:sz w:val="30"/>
         </w:rPr>
         <w:t xml:space="preserve">5. </w:t>
       </w:r>
       <w:r>
         <w:rPr>
-          <w:rFonts w:hint="cs"/>
+          <w:rFonts w:ascii="TH SarabunPSK" w:hAnsi="TH SarabunPSK" w:cs="TH SarabunPSK" w:hint="cs"/>
+          <w:b/>
+          <w:color w:val="1A3A5C"/>
+          <w:sz w:val="30"/>
         </w:rPr>
         <w:t>ภาพรวมแยกตามกลุ่มงาน</w:t>
       </w:r>
@@ -3110,28 +2799,18 @@
     <w:p>
       <w:pPr>
         <w:spacing w:after="120" w:line="240" w:lineRule="auto"/>
-        <w:ind w:firstLine="720"/>
         <w:jc w:val="thaiDistribute"/>
         <w:rPr>
-          <w:rFonts w:hint="cs"/>
+          <w:rFonts w:ascii="TH SarabunPSK" w:hAnsi="TH SarabunPSK" w:cs="TH SarabunPSK" w:hint="cs"/>
         </w:rPr>
       </w:pPr>
       <w:r>
         <w:rPr>
-          <w:rFonts w:eastAsia="TH Sarabun New" w:hint="cs"/>
+          <w:rFonts w:ascii="TH SarabunPSK" w:hAnsi="TH SarabunPSK" w:cs="TH SarabunPSK" w:hint="cs"/>
           <w:color w:val="222222"/>
         </w:rPr>
-        <w:t>ตารางนี้ช่วยมองว่ากลุ่มไหนเดินหน้าแล้ว และกลุ่ม</w:t>
+        <w:t>ตารางนี้ช่วยมองว่ากลุ่มไหนเดินหน้าแล้ว และกลุ่มไหนยังอยู่ข้างหน้า (ตัวเลขเป็นความคืบหน้าด้านการพัฒนา — ไม่ใช่ผลการทดสอบทั้งระบบ)</w:t>
       </w:r>
-      <w:proofErr w:type="spellStart"/>
-      <w:r>
-        <w:rPr>
-          <w:rFonts w:eastAsia="TH Sarabun New" w:hint="cs"/>
-          <w:color w:val="222222"/>
-        </w:rPr>
-        <w:t>ไหนยังอยู่ข้างหน้า</w:t>
-      </w:r>
-      <w:proofErr w:type="spellEnd"/>
     </w:p>
     <w:tbl>
       <w:tblPr>
@@ -3154,12 +2833,12 @@
             <w:pPr>
               <w:jc w:val="thaiDistribute"/>
               <w:rPr>
-                <w:rFonts w:hint="cs"/>
+                <w:rFonts w:ascii="TH SarabunPSK" w:hAnsi="TH SarabunPSK" w:cs="TH SarabunPSK" w:hint="cs"/>
               </w:rPr>
             </w:pPr>
             <w:r>
               <w:rPr>
-                <w:rFonts w:eastAsia="TH Sarabun New" w:hint="cs"/>
+                <w:rFonts w:ascii="TH SarabunPSK" w:hAnsi="TH SarabunPSK" w:cs="TH SarabunPSK" w:hint="cs"/>
                 <w:b/>
                 <w:color w:val="FFFFFF"/>
                 <w:sz w:val="20"/>
@@ -3177,17 +2856,17 @@
             <w:pPr>
               <w:jc w:val="thaiDistribute"/>
               <w:rPr>
-                <w:rFonts w:hint="cs"/>
+                <w:rFonts w:ascii="TH SarabunPSK" w:hAnsi="TH SarabunPSK" w:cs="TH SarabunPSK" w:hint="cs"/>
               </w:rPr>
             </w:pPr>
             <w:r>
               <w:rPr>
-                <w:rFonts w:eastAsia="TH Sarabun New" w:hint="cs"/>
+                <w:rFonts w:ascii="TH SarabunPSK" w:hAnsi="TH SarabunPSK" w:cs="TH SarabunPSK" w:hint="cs"/>
                 <w:b/>
                 <w:color w:val="FFFFFF"/>
                 <w:sz w:val="20"/>
               </w:rPr>
-              <w:t>ความคืบหน้าโดยประมาณ</w:t>
+              <w:t>ความคืบหน้า</w:t>
             </w:r>
           </w:p>
         </w:tc>
@@ -3200,12 +2879,12 @@
             <w:pPr>
               <w:jc w:val="thaiDistribute"/>
               <w:rPr>
-                <w:rFonts w:hint="cs"/>
+                <w:rFonts w:ascii="TH SarabunPSK" w:hAnsi="TH SarabunPSK" w:cs="TH SarabunPSK" w:hint="cs"/>
               </w:rPr>
             </w:pPr>
             <w:r>
               <w:rPr>
-                <w:rFonts w:eastAsia="TH Sarabun New" w:hint="cs"/>
+                <w:rFonts w:ascii="TH SarabunPSK" w:hAnsi="TH SarabunPSK" w:cs="TH SarabunPSK" w:hint="cs"/>
                 <w:b/>
                 <w:color w:val="FFFFFF"/>
                 <w:sz w:val="20"/>
@@ -3224,12 +2903,12 @@
             <w:pPr>
               <w:jc w:val="thaiDistribute"/>
               <w:rPr>
-                <w:rFonts w:hint="cs"/>
+                <w:rFonts w:ascii="TH SarabunPSK" w:hAnsi="TH SarabunPSK" w:cs="TH SarabunPSK" w:hint="cs"/>
               </w:rPr>
             </w:pPr>
             <w:r>
               <w:rPr>
-                <w:rFonts w:eastAsia="TH Sarabun New" w:hint="cs"/>
+                <w:rFonts w:ascii="TH SarabunPSK" w:hAnsi="TH SarabunPSK" w:cs="TH SarabunPSK" w:hint="cs"/>
                 <w:color w:val="222222"/>
                 <w:sz w:val="20"/>
               </w:rPr>
@@ -3245,16 +2924,16 @@
             <w:pPr>
               <w:jc w:val="thaiDistribute"/>
               <w:rPr>
-                <w:rFonts w:hint="cs"/>
+                <w:rFonts w:ascii="TH SarabunPSK" w:hAnsi="TH SarabunPSK" w:cs="TH SarabunPSK" w:hint="cs"/>
               </w:rPr>
             </w:pPr>
             <w:r>
               <w:rPr>
-                <w:rFonts w:eastAsia="TH Sarabun New" w:hint="cs"/>
+                <w:rFonts w:ascii="TH SarabunPSK" w:hAnsi="TH SarabunPSK" w:cs="TH SarabunPSK" w:hint="cs"/>
                 <w:color w:val="222222"/>
                 <w:sz w:val="20"/>
               </w:rPr>
-              <w:t>ราว 70%</w:t>
+              <w:t>70%</w:t>
             </w:r>
           </w:p>
         </w:tc>
@@ -3266,16 +2945,16 @@
             <w:pPr>
               <w:jc w:val="thaiDistribute"/>
               <w:rPr>
-                <w:rFonts w:hint="cs"/>
+                <w:rFonts w:ascii="TH SarabunPSK" w:hAnsi="TH SarabunPSK" w:cs="TH SarabunPSK" w:hint="cs"/>
               </w:rPr>
             </w:pPr>
             <w:r>
               <w:rPr>
-                <w:rFonts w:eastAsia="TH Sarabun New" w:hint="cs"/>
+                <w:rFonts w:ascii="TH SarabunPSK" w:hAnsi="TH SarabunPSK" w:cs="TH SarabunPSK" w:hint="cs"/>
                 <w:color w:val="222222"/>
                 <w:sz w:val="20"/>
               </w:rPr>
-              <w:t>ส่วนใหญ่พร้อมทดลองใช้</w:t>
+              <w:t>มีฟีเจอร์ในระบบแล้ว — ยังรอทดสอบทั้งระบบ</w:t>
             </w:r>
           </w:p>
         </w:tc>
@@ -3289,12 +2968,12 @@
             <w:pPr>
               <w:jc w:val="thaiDistribute"/>
               <w:rPr>
-                <w:rFonts w:hint="cs"/>
+                <w:rFonts w:ascii="TH SarabunPSK" w:hAnsi="TH SarabunPSK" w:cs="TH SarabunPSK" w:hint="cs"/>
               </w:rPr>
             </w:pPr>
             <w:r>
               <w:rPr>
-                <w:rFonts w:eastAsia="TH Sarabun New" w:hint="cs"/>
+                <w:rFonts w:ascii="TH SarabunPSK" w:hAnsi="TH SarabunPSK" w:cs="TH SarabunPSK" w:hint="cs"/>
                 <w:color w:val="222222"/>
                 <w:sz w:val="20"/>
               </w:rPr>
@@ -3310,16 +2989,16 @@
             <w:pPr>
               <w:jc w:val="thaiDistribute"/>
               <w:rPr>
-                <w:rFonts w:hint="cs"/>
+                <w:rFonts w:ascii="TH SarabunPSK" w:hAnsi="TH SarabunPSK" w:cs="TH SarabunPSK" w:hint="cs"/>
               </w:rPr>
             </w:pPr>
             <w:r>
               <w:rPr>
-                <w:rFonts w:eastAsia="TH Sarabun New" w:hint="cs"/>
+                <w:rFonts w:ascii="TH SarabunPSK" w:hAnsi="TH SarabunPSK" w:cs="TH SarabunPSK" w:hint="cs"/>
                 <w:color w:val="222222"/>
                 <w:sz w:val="20"/>
               </w:rPr>
-              <w:t>ราว 70%</w:t>
+              <w:t>70%</w:t>
             </w:r>
           </w:p>
         </w:tc>
@@ -3331,16 +3010,16 @@
             <w:pPr>
               <w:jc w:val="thaiDistribute"/>
               <w:rPr>
-                <w:rFonts w:hint="cs"/>
+                <w:rFonts w:ascii="TH SarabunPSK" w:hAnsi="TH SarabunPSK" w:cs="TH SarabunPSK" w:hint="cs"/>
               </w:rPr>
             </w:pPr>
             <w:r>
               <w:rPr>
-                <w:rFonts w:eastAsia="TH Sarabun New" w:hint="cs"/>
+                <w:rFonts w:ascii="TH SarabunPSK" w:hAnsi="TH SarabunPSK" w:cs="TH SarabunPSK" w:hint="cs"/>
                 <w:color w:val="222222"/>
                 <w:sz w:val="20"/>
               </w:rPr>
-              <w:t>ส่วนใหญ่พร้อมทดลองใช้</w:t>
+              <w:t>มีค้นหาครัวเรือน/โซน — ไม่มีเช็คอิน–เอาต์ระดับครัวเรือน</w:t>
             </w:r>
           </w:p>
         </w:tc>
@@ -3354,12 +3033,12 @@
             <w:pPr>
               <w:jc w:val="thaiDistribute"/>
               <w:rPr>
-                <w:rFonts w:hint="cs"/>
+                <w:rFonts w:ascii="TH SarabunPSK" w:hAnsi="TH SarabunPSK" w:cs="TH SarabunPSK" w:hint="cs"/>
               </w:rPr>
             </w:pPr>
             <w:r>
               <w:rPr>
-                <w:rFonts w:eastAsia="TH Sarabun New" w:hint="cs"/>
+                <w:rFonts w:ascii="TH SarabunPSK" w:hAnsi="TH SarabunPSK" w:cs="TH SarabunPSK" w:hint="cs"/>
                 <w:color w:val="222222"/>
                 <w:sz w:val="20"/>
               </w:rPr>
@@ -3375,16 +3054,16 @@
             <w:pPr>
               <w:jc w:val="thaiDistribute"/>
               <w:rPr>
-                <w:rFonts w:hint="cs"/>
+                <w:rFonts w:ascii="TH SarabunPSK" w:hAnsi="TH SarabunPSK" w:cs="TH SarabunPSK" w:hint="cs"/>
               </w:rPr>
             </w:pPr>
             <w:r>
               <w:rPr>
-                <w:rFonts w:eastAsia="TH Sarabun New" w:hint="cs"/>
+                <w:rFonts w:ascii="TH SarabunPSK" w:hAnsi="TH SarabunPSK" w:cs="TH SarabunPSK" w:hint="cs"/>
                 <w:color w:val="222222"/>
                 <w:sz w:val="20"/>
               </w:rPr>
-              <w:t>ราว 60%</w:t>
+              <w:t>55%</w:t>
             </w:r>
           </w:p>
         </w:tc>
@@ -3396,16 +3075,16 @@
             <w:pPr>
               <w:jc w:val="thaiDistribute"/>
               <w:rPr>
-                <w:rFonts w:hint="cs"/>
+                <w:rFonts w:ascii="TH SarabunPSK" w:hAnsi="TH SarabunPSK" w:cs="TH SarabunPSK" w:hint="cs"/>
               </w:rPr>
             </w:pPr>
             <w:r>
               <w:rPr>
-                <w:rFonts w:eastAsia="TH Sarabun New" w:hint="cs"/>
+                <w:rFonts w:ascii="TH SarabunPSK" w:hAnsi="TH SarabunPSK" w:cs="TH SarabunPSK" w:hint="cs"/>
                 <w:color w:val="222222"/>
                 <w:sz w:val="20"/>
               </w:rPr>
-              <w:t>รับ–จ่าย–โอนพร้อม; แดชบอร์ด/แค็ตตาล็อกกำลังทำ</w:t>
+              <w:t>มีโครงแล้ว; ต้องแก้ requirement และพารามิเตอร์ยังไม่ได้ทดสอบ</w:t>
             </w:r>
           </w:p>
         </w:tc>
@@ -3419,12 +3098,12 @@
             <w:pPr>
               <w:jc w:val="thaiDistribute"/>
               <w:rPr>
-                <w:rFonts w:hint="cs"/>
+                <w:rFonts w:ascii="TH SarabunPSK" w:hAnsi="TH SarabunPSK" w:cs="TH SarabunPSK" w:hint="cs"/>
               </w:rPr>
             </w:pPr>
             <w:r>
               <w:rPr>
-                <w:rFonts w:eastAsia="TH Sarabun New" w:hint="cs"/>
+                <w:rFonts w:ascii="TH SarabunPSK" w:hAnsi="TH SarabunPSK" w:cs="TH SarabunPSK" w:hint="cs"/>
                 <w:color w:val="222222"/>
                 <w:sz w:val="20"/>
               </w:rPr>
@@ -3440,16 +3119,16 @@
             <w:pPr>
               <w:jc w:val="thaiDistribute"/>
               <w:rPr>
-                <w:rFonts w:hint="cs"/>
+                <w:rFonts w:ascii="TH SarabunPSK" w:hAnsi="TH SarabunPSK" w:cs="TH SarabunPSK" w:hint="cs"/>
               </w:rPr>
             </w:pPr>
             <w:r>
               <w:rPr>
-                <w:rFonts w:eastAsia="TH Sarabun New" w:hint="cs"/>
+                <w:rFonts w:ascii="TH SarabunPSK" w:hAnsi="TH SarabunPSK" w:cs="TH SarabunPSK" w:hint="cs"/>
                 <w:color w:val="222222"/>
                 <w:sz w:val="20"/>
               </w:rPr>
-              <w:t>ราว 90%</w:t>
+              <w:t>55%</w:t>
             </w:r>
           </w:p>
         </w:tc>
@@ -3461,16 +3140,16 @@
             <w:pPr>
               <w:jc w:val="thaiDistribute"/>
               <w:rPr>
-                <w:rFonts w:hint="cs"/>
+                <w:rFonts w:ascii="TH SarabunPSK" w:hAnsi="TH SarabunPSK" w:cs="TH SarabunPSK" w:hint="cs"/>
               </w:rPr>
             </w:pPr>
             <w:r>
               <w:rPr>
-                <w:rFonts w:eastAsia="TH Sarabun New" w:hint="cs"/>
+                <w:rFonts w:ascii="TH SarabunPSK" w:hAnsi="TH SarabunPSK" w:cs="TH SarabunPSK" w:hint="cs"/>
                 <w:color w:val="222222"/>
                 <w:sz w:val="20"/>
               </w:rPr>
-              <w:t>พร้อมทดลองใช้เกือบครบกลุ่ม</w:t>
+              <w:t>มีโครงแล้ว; ต้องแก้ requirement และพารามิเตอร์ยังไม่ได้ทดสอบ</w:t>
             </w:r>
           </w:p>
         </w:tc>
@@ -3484,12 +3163,12 @@
             <w:pPr>
               <w:jc w:val="thaiDistribute"/>
               <w:rPr>
-                <w:rFonts w:hint="cs"/>
+                <w:rFonts w:ascii="TH SarabunPSK" w:hAnsi="TH SarabunPSK" w:cs="TH SarabunPSK" w:hint="cs"/>
               </w:rPr>
             </w:pPr>
             <w:r>
               <w:rPr>
-                <w:rFonts w:eastAsia="TH Sarabun New" w:hint="cs"/>
+                <w:rFonts w:ascii="TH SarabunPSK" w:hAnsi="TH SarabunPSK" w:cs="TH SarabunPSK" w:hint="cs"/>
                 <w:color w:val="222222"/>
                 <w:sz w:val="20"/>
               </w:rPr>
@@ -3505,16 +3184,16 @@
             <w:pPr>
               <w:jc w:val="thaiDistribute"/>
               <w:rPr>
-                <w:rFonts w:hint="cs"/>
+                <w:rFonts w:ascii="TH SarabunPSK" w:hAnsi="TH SarabunPSK" w:cs="TH SarabunPSK" w:hint="cs"/>
               </w:rPr>
             </w:pPr>
             <w:r>
               <w:rPr>
-                <w:rFonts w:eastAsia="TH Sarabun New" w:hint="cs"/>
+                <w:rFonts w:ascii="TH SarabunPSK" w:hAnsi="TH SarabunPSK" w:cs="TH SarabunPSK" w:hint="cs"/>
                 <w:color w:val="222222"/>
                 <w:sz w:val="20"/>
               </w:rPr>
-              <w:t>พร้อมใช้แล้ว</w:t>
+              <w:t>85%</w:t>
             </w:r>
           </w:p>
         </w:tc>
@@ -3526,16 +3205,16 @@
             <w:pPr>
               <w:jc w:val="thaiDistribute"/>
               <w:rPr>
-                <w:rFonts w:hint="cs"/>
+                <w:rFonts w:ascii="TH SarabunPSK" w:hAnsi="TH SarabunPSK" w:cs="TH SarabunPSK" w:hint="cs"/>
               </w:rPr>
             </w:pPr>
             <w:r>
               <w:rPr>
-                <w:rFonts w:eastAsia="TH Sarabun New" w:hint="cs"/>
+                <w:rFonts w:ascii="TH SarabunPSK" w:hAnsi="TH SarabunPSK" w:cs="TH SarabunPSK" w:hint="cs"/>
                 <w:color w:val="222222"/>
                 <w:sz w:val="20"/>
               </w:rPr>
-              <w:t>ค้นหาญาติทดสอบใช้งานได้ และมีมาตรการ PDPA</w:t>
+              <w:t>ค้นหาญาติทดสอบใช้งานได้แล้วในพอร์ทัล</w:t>
             </w:r>
           </w:p>
         </w:tc>
@@ -3549,12 +3228,12 @@
             <w:pPr>
               <w:jc w:val="thaiDistribute"/>
               <w:rPr>
-                <w:rFonts w:hint="cs"/>
+                <w:rFonts w:ascii="TH SarabunPSK" w:hAnsi="TH SarabunPSK" w:cs="TH SarabunPSK" w:hint="cs"/>
               </w:rPr>
             </w:pPr>
             <w:r>
               <w:rPr>
-                <w:rFonts w:eastAsia="TH Sarabun New" w:hint="cs"/>
+                <w:rFonts w:ascii="TH SarabunPSK" w:hAnsi="TH SarabunPSK" w:cs="TH SarabunPSK" w:hint="cs"/>
                 <w:color w:val="222222"/>
                 <w:sz w:val="20"/>
               </w:rPr>
@@ -3570,16 +3249,16 @@
             <w:pPr>
               <w:jc w:val="thaiDistribute"/>
               <w:rPr>
-                <w:rFonts w:hint="cs"/>
+                <w:rFonts w:ascii="TH SarabunPSK" w:hAnsi="TH SarabunPSK" w:cs="TH SarabunPSK" w:hint="cs"/>
               </w:rPr>
             </w:pPr>
             <w:r>
               <w:rPr>
-                <w:rFonts w:eastAsia="TH Sarabun New" w:hint="cs"/>
+                <w:rFonts w:ascii="TH SarabunPSK" w:hAnsi="TH SarabunPSK" w:cs="TH SarabunPSK" w:hint="cs"/>
                 <w:color w:val="222222"/>
                 <w:sz w:val="20"/>
               </w:rPr>
-              <w:t>ราว 40%</w:t>
+              <w:t>40%</w:t>
             </w:r>
           </w:p>
         </w:tc>
@@ -3591,16 +3270,16 @@
             <w:pPr>
               <w:jc w:val="thaiDistribute"/>
               <w:rPr>
-                <w:rFonts w:hint="cs"/>
+                <w:rFonts w:ascii="TH SarabunPSK" w:hAnsi="TH SarabunPSK" w:cs="TH SarabunPSK" w:hint="cs"/>
               </w:rPr>
             </w:pPr>
             <w:r>
               <w:rPr>
-                <w:rFonts w:eastAsia="TH Sarabun New" w:hint="cs"/>
+                <w:rFonts w:ascii="TH SarabunPSK" w:hAnsi="TH SarabunPSK" w:cs="TH SarabunPSK" w:hint="cs"/>
                 <w:color w:val="222222"/>
                 <w:sz w:val="20"/>
               </w:rPr>
-              <w:t>รับบริจาคเบื้องต้นพร้อม; วงจรเต็มยังไม่จบ</w:t>
+              <w:t>รับบริจาคเบื้องต้นมีโครง; วงจรเต็มยังไม่จบ</w:t>
             </w:r>
           </w:p>
         </w:tc>
@@ -3614,12 +3293,12 @@
             <w:pPr>
               <w:jc w:val="thaiDistribute"/>
               <w:rPr>
-                <w:rFonts w:hint="cs"/>
+                <w:rFonts w:ascii="TH SarabunPSK" w:hAnsi="TH SarabunPSK" w:cs="TH SarabunPSK" w:hint="cs"/>
               </w:rPr>
             </w:pPr>
             <w:r>
               <w:rPr>
-                <w:rFonts w:eastAsia="TH Sarabun New" w:hint="cs"/>
+                <w:rFonts w:ascii="TH SarabunPSK" w:hAnsi="TH SarabunPSK" w:cs="TH SarabunPSK" w:hint="cs"/>
                 <w:color w:val="222222"/>
                 <w:sz w:val="20"/>
               </w:rPr>
@@ -3635,16 +3314,16 @@
             <w:pPr>
               <w:jc w:val="thaiDistribute"/>
               <w:rPr>
-                <w:rFonts w:hint="cs"/>
+                <w:rFonts w:ascii="TH SarabunPSK" w:hAnsi="TH SarabunPSK" w:cs="TH SarabunPSK" w:hint="cs"/>
               </w:rPr>
             </w:pPr>
             <w:r>
               <w:rPr>
-                <w:rFonts w:eastAsia="TH Sarabun New" w:hint="cs"/>
+                <w:rFonts w:ascii="TH SarabunPSK" w:hAnsi="TH SarabunPSK" w:cs="TH SarabunPSK" w:hint="cs"/>
                 <w:color w:val="222222"/>
                 <w:sz w:val="20"/>
               </w:rPr>
-              <w:t>ราว 50%</w:t>
+              <w:t>50%</w:t>
             </w:r>
           </w:p>
         </w:tc>
@@ -3656,16 +3335,16 @@
             <w:pPr>
               <w:jc w:val="thaiDistribute"/>
               <w:rPr>
-                <w:rFonts w:hint="cs"/>
+                <w:rFonts w:ascii="TH SarabunPSK" w:hAnsi="TH SarabunPSK" w:cs="TH SarabunPSK" w:hint="cs"/>
               </w:rPr>
             </w:pPr>
             <w:r>
               <w:rPr>
-                <w:rFonts w:eastAsia="TH Sarabun New" w:hint="cs"/>
+                <w:rFonts w:ascii="TH SarabunPSK" w:hAnsi="TH SarabunPSK" w:cs="TH SarabunPSK" w:hint="cs"/>
                 <w:color w:val="222222"/>
                 <w:sz w:val="20"/>
               </w:rPr>
-              <w:t>เครื่องคำนวณใกล้เสร็จ; แดชบอร์ดยังต้น</w:t>
+              <w:t>โค้ดใกล้เสร็จ; พารามิเตอร์ยังต้องทดสอบ</w:t>
             </w:r>
           </w:p>
         </w:tc>
@@ -3679,12 +3358,12 @@
             <w:pPr>
               <w:jc w:val="thaiDistribute"/>
               <w:rPr>
-                <w:rFonts w:hint="cs"/>
+                <w:rFonts w:ascii="TH SarabunPSK" w:hAnsi="TH SarabunPSK" w:cs="TH SarabunPSK" w:hint="cs"/>
               </w:rPr>
             </w:pPr>
             <w:r>
               <w:rPr>
-                <w:rFonts w:eastAsia="TH Sarabun New" w:hint="cs"/>
+                <w:rFonts w:ascii="TH SarabunPSK" w:hAnsi="TH SarabunPSK" w:cs="TH SarabunPSK" w:hint="cs"/>
                 <w:color w:val="222222"/>
                 <w:sz w:val="20"/>
               </w:rPr>
@@ -3692,7 +3371,7 @@
             </w:r>
             <w:r>
               <w:rPr>
-                <w:rFonts w:eastAsia="TH Sarabun New" w:hint="cs"/>
+                <w:rFonts w:ascii="TH SarabunPSK" w:hAnsi="TH SarabunPSK" w:cs="TH SarabunPSK" w:hint="cs"/>
                 <w:color w:val="222222"/>
                 <w:sz w:val="20"/>
               </w:rPr>
@@ -3708,16 +3387,16 @@
             <w:pPr>
               <w:jc w:val="thaiDistribute"/>
               <w:rPr>
-                <w:rFonts w:hint="cs"/>
+                <w:rFonts w:ascii="TH SarabunPSK" w:hAnsi="TH SarabunPSK" w:cs="TH SarabunPSK" w:hint="cs"/>
               </w:rPr>
             </w:pPr>
             <w:r>
               <w:rPr>
-                <w:rFonts w:eastAsia="TH Sarabun New" w:hint="cs"/>
+                <w:rFonts w:ascii="TH SarabunPSK" w:hAnsi="TH SarabunPSK" w:cs="TH SarabunPSK" w:hint="cs"/>
                 <w:color w:val="222222"/>
                 <w:sz w:val="20"/>
               </w:rPr>
-              <w:t>กำลังทำ</w:t>
+              <w:t>45%</w:t>
             </w:r>
           </w:p>
         </w:tc>
@@ -3729,12 +3408,12 @@
             <w:pPr>
               <w:jc w:val="thaiDistribute"/>
               <w:rPr>
-                <w:rFonts w:hint="cs"/>
+                <w:rFonts w:ascii="TH SarabunPSK" w:hAnsi="TH SarabunPSK" w:cs="TH SarabunPSK" w:hint="cs"/>
               </w:rPr>
             </w:pPr>
             <w:r>
               <w:rPr>
-                <w:rFonts w:eastAsia="TH Sarabun New" w:hint="cs"/>
+                <w:rFonts w:ascii="TH SarabunPSK" w:hAnsi="TH SarabunPSK" w:cs="TH SarabunPSK" w:hint="cs"/>
                 <w:color w:val="222222"/>
                 <w:sz w:val="20"/>
               </w:rPr>
@@ -3742,7 +3421,7 @@
             </w:r>
             <w:r>
               <w:rPr>
-                <w:rFonts w:eastAsia="TH Sarabun New" w:hint="cs"/>
+                <w:rFonts w:ascii="TH SarabunPSK" w:hAnsi="TH SarabunPSK" w:cs="TH SarabunPSK" w:hint="cs"/>
                 <w:color w:val="222222"/>
                 <w:sz w:val="20"/>
               </w:rPr>
@@ -3750,7 +3429,7 @@
             </w:r>
             <w:r>
               <w:rPr>
-                <w:rFonts w:ascii="Arial" w:eastAsia="TH Sarabun New" w:hAnsi="Arial" w:cs="Arial"/>
+                <w:rFonts w:ascii="Arial" w:hAnsi="Arial" w:cs="Arial"/>
                 <w:color w:val="222222"/>
                 <w:sz w:val="20"/>
               </w:rPr>
@@ -3758,7 +3437,7 @@
             </w:r>
             <w:r>
               <w:rPr>
-                <w:rFonts w:eastAsia="TH Sarabun New" w:hint="cs"/>
+                <w:rFonts w:ascii="TH SarabunPSK" w:hAnsi="TH SarabunPSK" w:cs="TH SarabunPSK" w:hint="cs"/>
                 <w:color w:val="222222"/>
                 <w:sz w:val="20"/>
               </w:rPr>
@@ -3766,7 +3445,7 @@
             </w:r>
             <w:r>
               <w:rPr>
-                <w:rFonts w:eastAsia="TH Sarabun New"/>
+                <w:rFonts w:ascii="TH SarabunPSK" w:hAnsi="TH SarabunPSK" w:cs="TH SarabunPSK"/>
                 <w:color w:val="222222"/>
                 <w:sz w:val="20"/>
               </w:rPr>
@@ -3784,12 +3463,12 @@
             <w:pPr>
               <w:jc w:val="thaiDistribute"/>
               <w:rPr>
-                <w:rFonts w:hint="cs"/>
+                <w:rFonts w:ascii="TH SarabunPSK" w:hAnsi="TH SarabunPSK" w:cs="TH SarabunPSK" w:hint="cs"/>
               </w:rPr>
             </w:pPr>
             <w:r>
               <w:rPr>
-                <w:rFonts w:eastAsia="TH Sarabun New" w:hint="cs"/>
+                <w:rFonts w:ascii="TH SarabunPSK" w:hAnsi="TH SarabunPSK" w:cs="TH SarabunPSK" w:hint="cs"/>
                 <w:color w:val="222222"/>
                 <w:sz w:val="20"/>
               </w:rPr>
@@ -3805,16 +3484,16 @@
             <w:pPr>
               <w:jc w:val="thaiDistribute"/>
               <w:rPr>
-                <w:rFonts w:hint="cs"/>
+                <w:rFonts w:ascii="TH SarabunPSK" w:hAnsi="TH SarabunPSK" w:cs="TH SarabunPSK" w:hint="cs"/>
               </w:rPr>
             </w:pPr>
             <w:r>
               <w:rPr>
-                <w:rFonts w:eastAsia="TH Sarabun New" w:hint="cs"/>
+                <w:rFonts w:ascii="TH SarabunPSK" w:hAnsi="TH SarabunPSK" w:cs="TH SarabunPSK" w:hint="cs"/>
                 <w:color w:val="222222"/>
                 <w:sz w:val="20"/>
               </w:rPr>
-              <w:t>ราว 10–15%</w:t>
+              <w:t>14%</w:t>
             </w:r>
           </w:p>
         </w:tc>
@@ -3826,12 +3505,12 @@
             <w:pPr>
               <w:jc w:val="thaiDistribute"/>
               <w:rPr>
-                <w:rFonts w:hint="cs"/>
+                <w:rFonts w:ascii="TH SarabunPSK" w:hAnsi="TH SarabunPSK" w:cs="TH SarabunPSK" w:hint="cs"/>
               </w:rPr>
             </w:pPr>
             <w:r>
               <w:rPr>
-                <w:rFonts w:eastAsia="TH Sarabun New" w:hint="cs"/>
+                <w:rFonts w:ascii="TH SarabunPSK" w:hAnsi="TH SarabunPSK" w:cs="TH SarabunPSK" w:hint="cs"/>
                 <w:color w:val="222222"/>
                 <w:sz w:val="20"/>
               </w:rPr>
@@ -3849,12 +3528,12 @@
             <w:pPr>
               <w:jc w:val="thaiDistribute"/>
               <w:rPr>
-                <w:rFonts w:hint="cs"/>
+                <w:rFonts w:ascii="TH SarabunPSK" w:hAnsi="TH SarabunPSK" w:cs="TH SarabunPSK" w:hint="cs"/>
               </w:rPr>
             </w:pPr>
             <w:r>
               <w:rPr>
-                <w:rFonts w:eastAsia="TH Sarabun New" w:hint="cs"/>
+                <w:rFonts w:ascii="TH SarabunPSK" w:hAnsi="TH SarabunPSK" w:cs="TH SarabunPSK" w:hint="cs"/>
                 <w:color w:val="222222"/>
                 <w:sz w:val="20"/>
               </w:rPr>
@@ -3870,16 +3549,16 @@
             <w:pPr>
               <w:jc w:val="thaiDistribute"/>
               <w:rPr>
-                <w:rFonts w:hint="cs"/>
+                <w:rFonts w:ascii="TH SarabunPSK" w:hAnsi="TH SarabunPSK" w:cs="TH SarabunPSK" w:hint="cs"/>
               </w:rPr>
             </w:pPr>
             <w:r>
               <w:rPr>
-                <w:rFonts w:eastAsia="TH Sarabun New" w:hint="cs"/>
+                <w:rFonts w:ascii="TH SarabunPSK" w:hAnsi="TH SarabunPSK" w:cs="TH SarabunPSK" w:hint="cs"/>
                 <w:color w:val="222222"/>
                 <w:sz w:val="20"/>
               </w:rPr>
-              <w:t>ยังไม่เริ่ม</w:t>
+              <w:t>0%</w:t>
             </w:r>
           </w:p>
         </w:tc>
@@ -3891,61 +3570,81 @@
             <w:pPr>
               <w:jc w:val="thaiDistribute"/>
               <w:rPr>
-                <w:rFonts w:hint="cs"/>
-                <w:sz w:val="20"/>
-                <w:szCs w:val="20"/>
+                <w:rFonts w:ascii="TH SarabunPSK" w:hAnsi="TH SarabunPSK" w:cs="TH SarabunPSK" w:hint="cs"/>
               </w:rPr>
             </w:pPr>
             <w:r>
               <w:rPr>
-                <w:rFonts w:hint="cs"/>
+                <w:rFonts w:ascii="TH SarabunPSK" w:hAnsi="TH SarabunPSK" w:cs="TH SarabunPSK" w:hint="cs"/>
                 <w:color w:val="222222"/>
                 <w:sz w:val="20"/>
-                <w:szCs w:val="20"/>
-                <w:cs/>
-                <w:lang w:bidi="th-TH"/>
-              </w:rPr>
-              <w:t>กำลัง</w:t>
+              </w:rPr>
+              <w:t>ยังไม่เริ่ม — อยู่ในแผนเฟสถัดไป</w:t>
             </w:r>
+          </w:p>
+        </w:tc>
+      </w:tr>
+      <w:tr>
+        <w:tc>
+          <w:tcPr>
+            <w:tcW w:w="3249" w:type="dxa"/>
+          </w:tcPr>
+          <w:p>
+            <w:pPr>
+              <w:jc w:val="thaiDistribute"/>
+              <w:rPr>
+                <w:rFonts w:ascii="TH SarabunPSK" w:hAnsi="TH SarabunPSK" w:cs="TH SarabunPSK" w:hint="cs"/>
+              </w:rPr>
+            </w:pPr>
             <w:r>
               <w:rPr>
-                <w:rFonts w:hint="cs"/>
+                <w:rFonts w:ascii="TH SarabunPSK" w:hAnsi="TH SarabunPSK" w:cs="TH SarabunPSK" w:hint="cs"/>
                 <w:color w:val="222222"/>
                 <w:sz w:val="20"/>
-                <w:szCs w:val="20"/>
-                <w:cs/>
-                <w:lang w:bidi="th-TH"/>
-              </w:rPr>
-              <w:t>ออกแบบ</w:t>
+              </w:rPr>
+              <w:t>การทดสอบทั้งระบบ</w:t>
             </w:r>
+          </w:p>
+        </w:tc>
+        <w:tc>
+          <w:tcPr>
+            <w:tcW w:w="3249" w:type="dxa"/>
+          </w:tcPr>
+          <w:p>
+            <w:pPr>
+              <w:jc w:val="thaiDistribute"/>
+              <w:rPr>
+                <w:rFonts w:ascii="TH SarabunPSK" w:hAnsi="TH SarabunPSK" w:cs="TH SarabunPSK" w:hint="cs"/>
+              </w:rPr>
+            </w:pPr>
             <w:r>
               <w:rPr>
+                <w:rFonts w:ascii="TH SarabunPSK" w:hAnsi="TH SarabunPSK" w:cs="TH SarabunPSK" w:hint="cs"/>
                 <w:color w:val="222222"/>
                 <w:sz w:val="20"/>
-                <w:szCs w:val="20"/>
-                <w:lang w:bidi="th-TH"/>
-              </w:rPr>
-              <w:t xml:space="preserve"> flow</w:t>
+              </w:rPr>
+              <w:t>0%</w:t>
             </w:r>
+          </w:p>
+        </w:tc>
+        <w:tc>
+          <w:tcPr>
+            <w:tcW w:w="3249" w:type="dxa"/>
+          </w:tcPr>
+          <w:p>
+            <w:pPr>
+              <w:jc w:val="thaiDistribute"/>
+              <w:rPr>
+                <w:rFonts w:ascii="TH SarabunPSK" w:hAnsi="TH SarabunPSK" w:cs="TH SarabunPSK" w:hint="cs"/>
+              </w:rPr>
+            </w:pPr>
             <w:r>
               <w:rPr>
-                <w:rFonts w:hint="cs"/>
+                <w:rFonts w:ascii="TH SarabunPSK" w:hAnsi="TH SarabunPSK" w:cs="TH SarabunPSK" w:hint="cs"/>
                 <w:color w:val="222222"/>
                 <w:sz w:val="20"/>
-                <w:szCs w:val="20"/>
-                <w:cs/>
-                <w:lang w:bidi="th-TH"/>
-              </w:rPr>
-              <w:t xml:space="preserve"> และ</w:t>
-            </w:r>
-            <w:r>
-              <w:rPr>
-                <w:color w:val="222222"/>
-                <w:sz w:val="20"/>
-                <w:szCs w:val="20"/>
-                <w:lang w:bidi="th-TH"/>
-              </w:rPr>
-              <w:t xml:space="preserve"> user journey</w:t>
+              </w:rPr>
+              <w:t>ยังไม่ได้ทดสอบทั้งระบบครบวงจร</w:t>
             </w:r>
           </w:p>
         </w:tc>
@@ -3954,46 +3653,36 @@
     <w:p>
       <w:pPr>
         <w:jc w:val="thaiDistribute"/>
+        <w:rPr>
+          <w:rFonts w:ascii="TH SarabunPSK" w:hAnsi="TH SarabunPSK" w:cs="TH SarabunPSK" w:hint="cs"/>
+        </w:rPr>
       </w:pPr>
     </w:p>
     <w:p>
       <w:pPr>
-        <w:pStyle w:val="Heading2"/>
-        <w:rPr>
-          <w:rFonts w:hint="cs"/>
+        <w:spacing w:before="280" w:after="120" w:line="240" w:lineRule="auto"/>
+        <w:jc w:val="thaiDistribute"/>
+        <w:rPr>
+          <w:rFonts w:ascii="TH SarabunPSK" w:hAnsi="TH SarabunPSK" w:cs="TH SarabunPSK" w:hint="cs"/>
         </w:rPr>
       </w:pPr>
       <w:r>
         <w:rPr>
-          <w:rFonts w:hint="cs"/>
-        </w:rPr>
-        <w:lastRenderedPageBreak/>
+          <w:rFonts w:ascii="TH SarabunPSK" w:hAnsi="TH SarabunPSK" w:cs="TH SarabunPSK" w:hint="cs"/>
+          <w:b/>
+          <w:color w:val="1A3A5C"/>
+          <w:sz w:val="30"/>
+        </w:rPr>
         <w:t xml:space="preserve">6. </w:t>
       </w:r>
-      <w:proofErr w:type="spellStart"/>
       <w:r>
         <w:rPr>
-          <w:rFonts w:hint="cs"/>
+          <w:rFonts w:ascii="TH SarabunPSK" w:hAnsi="TH SarabunPSK" w:cs="TH SarabunPSK" w:hint="cs"/>
+          <w:b/>
+          <w:color w:val="1A3A5C"/>
+          <w:sz w:val="30"/>
         </w:rPr>
         <w:t>สิ่งที่จะทำต่อจากนี้</w:t>
-      </w:r>
-      <w:proofErr w:type="spellEnd"/>
-    </w:p>
-    <w:p>
-      <w:pPr>
-        <w:pStyle w:val="ListBullet"/>
-        <w:spacing w:after="60"/>
-        <w:jc w:val="thaiDistribute"/>
-        <w:rPr>
-          <w:rFonts w:hint="cs"/>
-        </w:rPr>
-      </w:pPr>
-      <w:r>
-        <w:rPr>
-          <w:rFonts w:eastAsia="TH Sarabun New" w:hint="cs"/>
-          <w:color w:val="222222"/>
-        </w:rPr>
-        <w:t>ทดลองใช้งานจริงแบบเดิน flow ด้วยมือ และจดจุดที่ติดขัด</w:t>
       </w:r>
     </w:p>
     <w:p>
@@ -4002,12 +3691,63 @@
         <w:spacing w:after="60"/>
         <w:jc w:val="thaiDistribute"/>
         <w:rPr>
-          <w:rFonts w:hint="cs"/>
+          <w:rFonts w:ascii="TH SarabunPSK" w:hAnsi="TH SarabunPSK" w:cs="TH SarabunPSK" w:hint="cs"/>
         </w:rPr>
       </w:pPr>
       <w:r>
         <w:rPr>
-          <w:rFonts w:eastAsia="TH Sarabun New" w:hint="cs"/>
+          <w:rFonts w:ascii="TH SarabunPSK" w:hAnsi="TH SarabunPSK" w:cs="TH SarabunPSK" w:hint="cs"/>
+          <w:color w:val="222222"/>
+        </w:rPr>
+        <w:t>ทดสอบทั้งระบบแบบเดิน flow ด้วยมือ และจดจุดที่ติดขัด</w:t>
+      </w:r>
+    </w:p>
+    <w:p>
+      <w:pPr>
+        <w:pStyle w:val="ListBullet"/>
+        <w:spacing w:after="60"/>
+        <w:jc w:val="thaiDistribute"/>
+        <w:rPr>
+          <w:rFonts w:ascii="TH SarabunPSK" w:hAnsi="TH SarabunPSK" w:cs="TH SarabunPSK" w:hint="cs"/>
+        </w:rPr>
+      </w:pPr>
+      <w:r>
+        <w:rPr>
+          <w:rFonts w:ascii="TH SarabunPSK" w:hAnsi="TH SarabunPSK" w:cs="TH SarabunPSK" w:hint="cs"/>
+          <w:color w:val="222222"/>
+        </w:rPr>
+        <w:t>ปรับ requirement ของระบบคลังและครัวอาหาร ให้ตรงการใช้งานจริง</w:t>
+      </w:r>
+    </w:p>
+    <w:p>
+      <w:pPr>
+        <w:pStyle w:val="ListBullet"/>
+        <w:spacing w:after="60"/>
+        <w:jc w:val="thaiDistribute"/>
+        <w:rPr>
+          <w:rFonts w:ascii="TH SarabunPSK" w:hAnsi="TH SarabunPSK" w:cs="TH SarabunPSK" w:hint="cs"/>
+        </w:rPr>
+      </w:pPr>
+      <w:r>
+        <w:rPr>
+          <w:rFonts w:ascii="TH SarabunPSK" w:hAnsi="TH SarabunPSK" w:cs="TH SarabunPSK" w:hint="cs"/>
+          <w:color w:val="222222"/>
+        </w:rPr>
+        <w:t>ทดสอบพารามิเตอร์ของคลัง อาหาร และส่วนคำนวณที่เกี่ยวข้อง</w:t>
+      </w:r>
+    </w:p>
+    <w:p>
+      <w:pPr>
+        <w:pStyle w:val="ListBullet"/>
+        <w:spacing w:after="60"/>
+        <w:jc w:val="thaiDistribute"/>
+        <w:rPr>
+          <w:rFonts w:ascii="TH SarabunPSK" w:hAnsi="TH SarabunPSK" w:cs="TH SarabunPSK" w:hint="cs"/>
+        </w:rPr>
+      </w:pPr>
+      <w:r>
+        <w:rPr>
+          <w:rFonts w:ascii="TH SarabunPSK" w:hAnsi="TH SarabunPSK" w:cs="TH SarabunPSK" w:hint="cs"/>
           <w:color w:val="222222"/>
         </w:rPr>
         <w:t>เก็บ feedback จากผู้ทดลอง แล้วปรับหน้าจอ/ลำดับงานให้ใช้งานง่ายขึ้น</w:t>
@@ -4019,55 +3759,40 @@
         <w:spacing w:after="60"/>
         <w:jc w:val="thaiDistribute"/>
         <w:rPr>
-          <w:rFonts w:hint="cs"/>
+          <w:rFonts w:ascii="TH SarabunPSK" w:hAnsi="TH SarabunPSK" w:cs="TH SarabunPSK" w:hint="cs"/>
         </w:rPr>
       </w:pPr>
       <w:r>
         <w:rPr>
-          <w:rFonts w:eastAsia="TH Sarabun New" w:hint="cs"/>
+          <w:rFonts w:ascii="TH SarabunPSK" w:hAnsi="TH SarabunPSK" w:cs="TH SarabunPSK" w:hint="cs"/>
           <w:color w:val="222222"/>
         </w:rPr>
-        <w:t>เก็บงานที่ค้างในกลุ่ม “กำลังทำ” ให้เข้าสู่สถานะพร้อมทดลองใช้</w:t>
+        <w:t>เก็บงานที่ค้างในกลุ่ม “กำลังทำ” และงานเฟสถัดไปตามแผน</w:t>
       </w:r>
     </w:p>
     <w:p>
       <w:pPr>
-        <w:pStyle w:val="ListBullet"/>
-        <w:spacing w:after="60"/>
+        <w:spacing w:before="280" w:after="120" w:line="240" w:lineRule="auto"/>
         <w:jc w:val="thaiDistribute"/>
         <w:rPr>
-          <w:rFonts w:hint="cs"/>
+          <w:rFonts w:ascii="TH SarabunPSK" w:hAnsi="TH SarabunPSK" w:cs="TH SarabunPSK" w:hint="cs"/>
         </w:rPr>
       </w:pPr>
       <w:r>
         <w:rPr>
-          <w:rFonts w:eastAsia="TH Sarabun New" w:hint="cs"/>
-          <w:color w:val="222222"/>
-        </w:rPr>
-        <w:t>เข้าสู่ช่วงงานปฏิบัติการถัดไปตามแผน: บริจาคเต็มรูปแบบ อาสาสมัคร คำนวณทรัพยากร และการส่งต่อเคส</w:t>
-      </w:r>
-    </w:p>
-    <w:p>
-      <w:pPr>
-        <w:pStyle w:val="Heading2"/>
-        <w:rPr>
-          <w:rFonts w:hint="cs"/>
-          <w:cs/>
-          <w:lang w:bidi="th-TH"/>
-        </w:rPr>
-      </w:pPr>
-      <w:r>
-        <w:rPr>
-          <w:rFonts w:eastAsia="TH Sarabun New" w:hint="cs"/>
+          <w:rFonts w:ascii="TH SarabunPSK" w:hAnsi="TH SarabunPSK" w:cs="TH SarabunPSK" w:hint="cs"/>
+          <w:b/>
+          <w:color w:val="1A3A5C"/>
           <w:sz w:val="30"/>
         </w:rPr>
         <w:t xml:space="preserve">7. </w:t>
       </w:r>
       <w:r>
         <w:rPr>
-          <w:rFonts w:hint="cs"/>
-          <w:cs/>
-          <w:lang w:bidi="th-TH"/>
+          <w:rFonts w:ascii="TH SarabunPSK" w:hAnsi="TH SarabunPSK" w:cs="TH SarabunPSK" w:hint="cs"/>
+          <w:b/>
+          <w:color w:val="1A3A5C"/>
+          <w:sz w:val="30"/>
         </w:rPr>
         <w:t>สรุป</w:t>
       </w:r>
@@ -4075,83 +3800,33 @@
     <w:p>
       <w:pPr>
         <w:spacing w:after="160" w:line="240" w:lineRule="auto"/>
-        <w:ind w:firstLine="720"/>
         <w:jc w:val="thaiDistribute"/>
         <w:rPr>
-          <w:rFonts w:hint="cs"/>
+          <w:rFonts w:ascii="TH SarabunPSK" w:hAnsi="TH SarabunPSK" w:cs="TH SarabunPSK" w:hint="cs"/>
         </w:rPr>
       </w:pPr>
-      <w:proofErr w:type="spellStart"/>
       <w:r>
         <w:rPr>
-          <w:rFonts w:eastAsia="TH Sarabun New" w:hint="cs"/>
+          <w:rFonts w:ascii="TH SarabunPSK" w:hAnsi="TH SarabunPSK" w:cs="TH SarabunPSK" w:hint="cs"/>
           <w:color w:val="222222"/>
         </w:rPr>
-        <w:t>ความคืบหน้าทั้งระบบ</w:t>
-      </w:r>
-      <w:proofErr w:type="spellEnd"/>
-      <w:r>
-        <w:rPr>
-          <w:rFonts w:eastAsia="TH Sarabun New" w:hint="cs"/>
-          <w:color w:val="222222"/>
-        </w:rPr>
-        <w:t xml:space="preserve"> </w:t>
-      </w:r>
-      <w:r>
-        <w:rPr>
-          <w:rFonts w:eastAsia="TH Sarabun New" w:hint="cs"/>
-          <w:color w:val="222222"/>
-        </w:rPr>
-        <w:t xml:space="preserve">ณ </w:t>
-      </w:r>
-      <w:proofErr w:type="spellStart"/>
-      <w:r>
-        <w:rPr>
-          <w:rFonts w:eastAsia="TH Sarabun New" w:hint="cs"/>
-          <w:color w:val="222222"/>
-        </w:rPr>
-        <w:t>วันที่</w:t>
-      </w:r>
-      <w:proofErr w:type="spellEnd"/>
-      <w:r>
-        <w:rPr>
-          <w:rFonts w:eastAsia="TH Sarabun New" w:hint="cs"/>
-          <w:color w:val="222222"/>
-        </w:rPr>
-        <w:t xml:space="preserve"> 16 </w:t>
-      </w:r>
-      <w:proofErr w:type="spellStart"/>
-      <w:r>
-        <w:rPr>
-          <w:rFonts w:eastAsia="TH Sarabun New" w:hint="cs"/>
-          <w:color w:val="222222"/>
-        </w:rPr>
-        <w:t>กรกฎาคม</w:t>
-      </w:r>
-      <w:proofErr w:type="spellEnd"/>
-      <w:r>
-        <w:rPr>
-          <w:rFonts w:eastAsia="TH Sarabun New" w:hint="cs"/>
-          <w:color w:val="222222"/>
-        </w:rPr>
-        <w:t xml:space="preserve"> 2026 อยู่ที่ประมาณ 52% โดยวัดจากความสำเร็จของงานหลักทุกชิ้นเฉลี่ยเท่ากัน ครอบคลุมทุก phase จนจบโครงการ ไม่ใช้ man-days และปรับตามสถานะจริงจาก codebase (ค้นหาญาติพร้อมใช้แล้วรวม PDPA, API ส่งข้อมูลกำลังดำเนินการ)</w:t>
+        <w:t>ความคืบหน้าทั้งระบบ ณ วันที่ 18 กรกฎาคม 2026 อยู่ที่ประมาณ 52% โดยวัดจากความสำเร็จของงานหลักทุกชิ้นเฉลี่ยเท่ากัน ครอบคลุมทุก phase จนจบโครงการ ไม่ใช้ man-days และปรับตามสถานะจริงจาก codebase (ค้นหาญาติพร้อมใช้ในพอร์ทัลรวม PDPA, API ส่งข้อมูลกำลังดำเนินการ)</w:t>
       </w:r>
     </w:p>
     <w:p>
       <w:pPr>
         <w:spacing w:after="320" w:line="240" w:lineRule="auto"/>
-        <w:ind w:firstLine="720"/>
         <w:jc w:val="thaiDistribute"/>
         <w:rPr>
-          <w:rFonts w:hint="cs"/>
+          <w:rFonts w:ascii="TH SarabunPSK" w:hAnsi="TH SarabunPSK" w:cs="TH SarabunPSK" w:hint="cs"/>
         </w:rPr>
       </w:pPr>
       <w:r>
         <w:rPr>
-          <w:rFonts w:eastAsia="TH Sarabun New" w:hint="cs"/>
+          <w:rFonts w:ascii="TH SarabunPSK" w:hAnsi="TH SarabunPSK" w:cs="TH SarabunPSK" w:hint="cs"/>
           <w:color w:val="222222"/>
         </w:rPr>
-        <w:t>ฟีเจอร์ฐานรากและพอร์ทัลสาธารณะพร้อมให้ทดลองใช้/ใช้งานได้แล้ว แต่ทั้งระบบยังมีงานเฟสถัดไป และการยืนยันคุณภาพผ่าน feedback กับการทดสอบการใช้งานจริงในบาง flow ซึ่งสอดคล้องกับไทม์ไลน์ที่มุ่ง go-live ช่วงต้นเดือนกันยายน 2026</w:t>
+        <w:t>อย่างไรก็ตาม ระบบทั้งระบบยังไม่ได้ทดสอบการใช้งานจริงครบวงจร ระบบคลังและครัวอาหารยังต้องปรับแก้ requirement และพารามิเตอร์ยังไม่ได้ทดสอบ เช็คอิน–เช็คเอาต์ระดับครัวเรือนตัดออกจากขอบเขตแล้ว ไทม์ไลน์ยังมุ่ง go-live ช่วงต้นเดือนกันยายน 2026</w:t>
       </w:r>
     </w:p>
     <w:p>
@@ -4159,12 +3834,12 @@
         <w:spacing w:before="200" w:after="120" w:line="240" w:lineRule="auto"/>
         <w:jc w:val="center"/>
         <w:rPr>
-          <w:rFonts w:hint="cs"/>
+          <w:rFonts w:ascii="TH SarabunPSK" w:hAnsi="TH SarabunPSK" w:cs="TH SarabunPSK" w:hint="cs"/>
         </w:rPr>
       </w:pPr>
       <w:r>
         <w:rPr>
-          <w:rFonts w:eastAsia="TH Sarabun New" w:hint="cs"/>
+          <w:rFonts w:ascii="TH SarabunPSK" w:hAnsi="TH SarabunPSK" w:cs="TH SarabunPSK" w:hint="cs"/>
           <w:color w:val="555555"/>
           <w:sz w:val="20"/>
         </w:rPr>
@@ -4172,7 +3847,7 @@
       </w:r>
       <w:r>
         <w:rPr>
-          <w:rFonts w:eastAsia="TH Sarabun New" w:hint="cs"/>
+          <w:rFonts w:ascii="TH SarabunPSK" w:hAnsi="TH SarabunPSK" w:cs="TH SarabunPSK" w:hint="cs"/>
           <w:color w:val="555555"/>
           <w:sz w:val="20"/>
         </w:rPr>
@@ -4184,16 +3859,16 @@
         <w:spacing w:after="120" w:line="240" w:lineRule="auto"/>
         <w:jc w:val="center"/>
         <w:rPr>
-          <w:rFonts w:hint="cs"/>
+          <w:rFonts w:ascii="TH SarabunPSK" w:hAnsi="TH SarabunPSK" w:cs="TH SarabunPSK" w:hint="cs"/>
         </w:rPr>
       </w:pPr>
       <w:r>
         <w:rPr>
-          <w:rFonts w:eastAsia="TH Sarabun New" w:hint="cs"/>
+          <w:rFonts w:ascii="TH SarabunPSK" w:hAnsi="TH SarabunPSK" w:cs="TH SarabunPSK" w:hint="cs"/>
           <w:color w:val="555555"/>
           <w:sz w:val="18"/>
         </w:rPr>
-        <w:t>จัดทำเพื่อสื่อสารกับเจ้าของทุน · ข้อมูล ณ วันที่ 16 กรกฎาคม 2026 · ความคืบหน้าทั้งระบบ ≈ 52% (วัดจากความสำเร็จของงาน + ปรับตาม codebase)</w:t>
+        <w:t>จัดทำเพื่อสื่อสารกับเจ้าของทุน · ข้อมูล ณ วันที่ 18 กรกฎาคม 2026 · ความคืบหน้าทั้งระบบ ≈ 52% (วัดจากความสำเร็จของงาน + ปรับตาม codebase · ทั้งระบบยังไม่ได้ทดสอบ)</w:t>
       </w:r>
     </w:p>
     <w:sectPr>
@@ -4379,31 +4054,31 @@
       </w:rPr>
     </w:lvl>
   </w:abstractNum>
-  <w:num w:numId="1" w16cid:durableId="775909894">
+  <w:num w:numId="1" w16cid:durableId="579600423">
     <w:abstractNumId w:val="8"/>
   </w:num>
-  <w:num w:numId="2" w16cid:durableId="1900704334">
+  <w:num w:numId="2" w16cid:durableId="57440865">
     <w:abstractNumId w:val="6"/>
   </w:num>
-  <w:num w:numId="3" w16cid:durableId="2043363782">
+  <w:num w:numId="3" w16cid:durableId="576981414">
     <w:abstractNumId w:val="5"/>
   </w:num>
-  <w:num w:numId="4" w16cid:durableId="2136677637">
+  <w:num w:numId="4" w16cid:durableId="1723283042">
     <w:abstractNumId w:val="4"/>
   </w:num>
-  <w:num w:numId="5" w16cid:durableId="313266473">
+  <w:num w:numId="5" w16cid:durableId="889800783">
     <w:abstractNumId w:val="7"/>
   </w:num>
-  <w:num w:numId="6" w16cid:durableId="1947955998">
+  <w:num w:numId="6" w16cid:durableId="628626326">
     <w:abstractNumId w:val="3"/>
   </w:num>
-  <w:num w:numId="7" w16cid:durableId="1847331256">
+  <w:num w:numId="7" w16cid:durableId="1590118449">
     <w:abstractNumId w:val="2"/>
   </w:num>
-  <w:num w:numId="8" w16cid:durableId="1509179045">
+  <w:num w:numId="8" w16cid:durableId="902133895">
     <w:abstractNumId w:val="1"/>
   </w:num>
-  <w:num w:numId="9" w16cid:durableId="546448982">
+  <w:num w:numId="9" w16cid:durableId="506598830">
     <w:abstractNumId w:val="0"/>
   </w:num>
 </w:numbering>
@@ -4798,9 +4473,9 @@
   <w:style w:type="paragraph" w:default="1" w:styleId="Normal">
     <w:name w:val="Normal"/>
     <w:qFormat/>
-    <w:rsid w:val="006032B3"/>
+    <w:rsid w:val="00FC693F"/>
     <w:rPr>
-      <w:rFonts w:ascii="TH SarabunPSK" w:eastAsia="TH SarabunPSK" w:hAnsi="TH SarabunPSK" w:cs="TH SarabunPSK"/>
+      <w:rFonts w:ascii="TH Sarabun New" w:eastAsia="TH Sarabun New" w:hAnsi="TH Sarabun New"/>
     </w:rPr>
   </w:style>
   <w:style w:type="paragraph" w:styleId="Heading1">
@@ -4810,17 +4485,20 @@
     <w:link w:val="Heading1Char"/>
     <w:uiPriority w:val="9"/>
     <w:qFormat/>
-    <w:rsid w:val="006032B3"/>
+    <w:rsid w:val="00FC693F"/>
     <w:pPr>
-      <w:spacing w:before="280" w:after="120" w:line="240" w:lineRule="auto"/>
-      <w:jc w:val="thaiDistribute"/>
+      <w:keepNext/>
+      <w:keepLines/>
+      <w:spacing w:before="480" w:after="0"/>
       <w:outlineLvl w:val="0"/>
     </w:pPr>
     <w:rPr>
+      <w:rFonts w:asciiTheme="majorHAnsi" w:eastAsiaTheme="majorEastAsia" w:hAnsiTheme="majorHAnsi" w:cstheme="majorBidi"/>
       <w:b/>
       <w:bCs/>
-      <w:sz w:val="36"/>
-      <w:szCs w:val="36"/>
+      <w:color w:val="365F91" w:themeColor="accent1" w:themeShade="BF"/>
+      <w:sz w:val="28"/>
+      <w:szCs w:val="28"/>
     </w:rPr>
   </w:style>
   <w:style w:type="paragraph" w:styleId="Heading2">
@@ -4831,7 +4509,7 @@
     <w:uiPriority w:val="9"/>
     <w:unhideWhenUsed/>
     <w:qFormat/>
-    <w:rsid w:val="006032B3"/>
+    <w:rsid w:val="00FC693F"/>
     <w:pPr>
       <w:keepNext/>
       <w:keepLines/>
@@ -4839,10 +4517,12 @@
       <w:outlineLvl w:val="1"/>
     </w:pPr>
     <w:rPr>
+      <w:rFonts w:asciiTheme="majorHAnsi" w:eastAsiaTheme="majorEastAsia" w:hAnsiTheme="majorHAnsi" w:cstheme="majorBidi"/>
       <w:b/>
       <w:bCs/>
-      <w:sz w:val="32"/>
-      <w:szCs w:val="32"/>
+      <w:color w:val="4F81BD" w:themeColor="accent1"/>
+      <w:sz w:val="26"/>
+      <w:szCs w:val="26"/>
     </w:rPr>
   </w:style>
   <w:style w:type="paragraph" w:styleId="Heading3">
@@ -4853,7 +4533,7 @@
     <w:uiPriority w:val="9"/>
     <w:unhideWhenUsed/>
     <w:qFormat/>
-    <w:rsid w:val="006032B3"/>
+    <w:rsid w:val="00FC693F"/>
     <w:pPr>
       <w:keepNext/>
       <w:keepLines/>
@@ -4861,10 +4541,10 @@
       <w:outlineLvl w:val="2"/>
     </w:pPr>
     <w:rPr>
+      <w:rFonts w:asciiTheme="majorHAnsi" w:eastAsiaTheme="majorEastAsia" w:hAnsiTheme="majorHAnsi" w:cstheme="majorBidi"/>
       <w:b/>
       <w:bCs/>
-      <w:sz w:val="28"/>
-      <w:szCs w:val="28"/>
+      <w:color w:val="4F81BD" w:themeColor="accent1"/>
     </w:rPr>
   </w:style>
   <w:style w:type="paragraph" w:styleId="Heading4">
@@ -5092,13 +4772,14 @@
     <w:basedOn w:val="DefaultParagraphFont"/>
     <w:link w:val="Heading1"/>
     <w:uiPriority w:val="9"/>
-    <w:rsid w:val="006032B3"/>
+    <w:rsid w:val="00FC693F"/>
     <w:rPr>
-      <w:rFonts w:ascii="TH SarabunPSK" w:eastAsia="TH Sarabun New" w:hAnsi="TH SarabunPSK" w:cs="TH SarabunPSK"/>
+      <w:rFonts w:asciiTheme="majorHAnsi" w:eastAsiaTheme="majorEastAsia" w:hAnsiTheme="majorHAnsi" w:cstheme="majorBidi"/>
       <w:b/>
       <w:bCs/>
-      <w:sz w:val="36"/>
-      <w:szCs w:val="36"/>
+      <w:color w:val="365F91" w:themeColor="accent1" w:themeShade="BF"/>
+      <w:sz w:val="28"/>
+      <w:szCs w:val="28"/>
     </w:rPr>
   </w:style>
   <w:style w:type="character" w:customStyle="1" w:styleId="Heading2Char">
@@ -5106,13 +4787,14 @@
     <w:basedOn w:val="DefaultParagraphFont"/>
     <w:link w:val="Heading2"/>
     <w:uiPriority w:val="9"/>
-    <w:rsid w:val="006032B3"/>
+    <w:rsid w:val="00FC693F"/>
     <w:rPr>
-      <w:rFonts w:ascii="TH SarabunPSK" w:eastAsia="TH SarabunPSK" w:hAnsi="TH SarabunPSK" w:cs="TH SarabunPSK"/>
+      <w:rFonts w:asciiTheme="majorHAnsi" w:eastAsiaTheme="majorEastAsia" w:hAnsiTheme="majorHAnsi" w:cstheme="majorBidi"/>
       <w:b/>
       <w:bCs/>
-      <w:sz w:val="32"/>
-      <w:szCs w:val="32"/>
+      <w:color w:val="4F81BD" w:themeColor="accent1"/>
+      <w:sz w:val="26"/>
+      <w:szCs w:val="26"/>
     </w:rPr>
   </w:style>
   <w:style w:type="character" w:customStyle="1" w:styleId="Heading3Char">
@@ -5120,13 +4802,12 @@
     <w:basedOn w:val="DefaultParagraphFont"/>
     <w:link w:val="Heading3"/>
     <w:uiPriority w:val="9"/>
-    <w:rsid w:val="006032B3"/>
+    <w:rsid w:val="00FC693F"/>
     <w:rPr>
-      <w:rFonts w:ascii="TH SarabunPSK" w:eastAsia="TH SarabunPSK" w:hAnsi="TH SarabunPSK" w:cs="TH SarabunPSK"/>
+      <w:rFonts w:asciiTheme="majorHAnsi" w:eastAsiaTheme="majorEastAsia" w:hAnsiTheme="majorHAnsi" w:cstheme="majorBidi"/>
       <w:b/>
       <w:bCs/>
-      <w:sz w:val="28"/>
-      <w:szCs w:val="28"/>
+      <w:color w:val="4F81BD" w:themeColor="accent1"/>
     </w:rPr>
   </w:style>
   <w:style w:type="paragraph" w:styleId="Title">
@@ -5136,15 +4817,21 @@
     <w:link w:val="TitleChar"/>
     <w:uiPriority w:val="10"/>
     <w:qFormat/>
-    <w:rsid w:val="006032B3"/>
+    <w:rsid w:val="00FC693F"/>
     <w:pPr>
-      <w:spacing w:after="80" w:line="240" w:lineRule="auto"/>
-      <w:jc w:val="center"/>
+      <w:pBdr>
+        <w:bottom w:val="single" w:sz="8" w:space="4" w:color="4F81BD" w:themeColor="accent1"/>
+      </w:pBdr>
+      <w:spacing w:after="300" w:line="240" w:lineRule="auto"/>
+      <w:contextualSpacing/>
     </w:pPr>
     <w:rPr>
-      <w:b/>
-      <w:color w:val="1A3A5C"/>
-      <w:sz w:val="36"/>
+      <w:rFonts w:asciiTheme="majorHAnsi" w:eastAsiaTheme="majorEastAsia" w:hAnsiTheme="majorHAnsi" w:cstheme="majorBidi"/>
+      <w:color w:val="17365D" w:themeColor="text2" w:themeShade="BF"/>
+      <w:spacing w:val="5"/>
+      <w:kern w:val="28"/>
+      <w:sz w:val="52"/>
+      <w:szCs w:val="52"/>
     </w:rPr>
   </w:style>
   <w:style w:type="character" w:customStyle="1" w:styleId="TitleChar">
@@ -5152,12 +4839,14 @@
     <w:basedOn w:val="DefaultParagraphFont"/>
     <w:link w:val="Title"/>
     <w:uiPriority w:val="10"/>
-    <w:rsid w:val="006032B3"/>
+    <w:rsid w:val="00FC693F"/>
     <w:rPr>
-      <w:rFonts w:ascii="TH SarabunPSK" w:eastAsia="TH Sarabun New" w:hAnsi="TH SarabunPSK" w:cs="TH SarabunPSK"/>
-      <w:b/>
-      <w:color w:val="1A3A5C"/>
-      <w:sz w:val="36"/>
+      <w:rFonts w:asciiTheme="majorHAnsi" w:eastAsiaTheme="majorEastAsia" w:hAnsiTheme="majorHAnsi" w:cstheme="majorBidi"/>
+      <w:color w:val="17365D" w:themeColor="text2" w:themeShade="BF"/>
+      <w:spacing w:val="5"/>
+      <w:kern w:val="28"/>
+      <w:sz w:val="52"/>
+      <w:szCs w:val="52"/>
     </w:rPr>
   </w:style>
   <w:style w:type="paragraph" w:styleId="Subtitle">
